--- a/เอกสารแต่ละบท/SRS.docx
+++ b/เอกสารแต่ละบท/SRS.docx
@@ -29,7 +29,7 @@
           <w:sz w:val="40"/>
           <w:szCs w:val="40"/>
         </w:rPr>
-        <w:t xml:space="preserve">Software Requirements Specification (SRS)</w:t>
+        <w:t xml:space="preserve">Software Requirements Specification</w:t>
       </w:r>
     </w:p>
     <w:p>
@@ -44,7 +44,7 @@
           <w:sz w:val="34"/>
           <w:szCs w:val="34"/>
         </w:rPr>
-        <w:t xml:space="preserve">โครงงาน: ระบบจัดการคำสั่งซื้อและตรวจสอบคลังสินค้า กรณีศึกษาร้านวัสดุก่อสร้างอำพรคอนกรีต (SOML)</w:t>
+        <w:t xml:space="preserve">โครงงาน: ระบบจัดการคำสั่งซื้อและตรวจสอบคลังสินค้า กรณีศึกษาร้านวัสดุก่อสร้างอำพรคอนกรีต (อำพร OMS)</w:t>
       </w:r>
     </w:p>
     <w:p>
@@ -118,7 +118,7 @@
         <w:pStyle w:val="FirstParagraph"/>
       </w:pPr>
       <w:r>
-        <w:t xml:space="preserve">เอกสารฉบับนี้กำหนดความต้องการซอฟต์แวร์ของระบบจัดการคำสั่งซื้อและตรวจสอบคลังสินค้า (SOML) ของร้านวัสดุก่อสร้างอำพรคอนกรีต ให้ครบถ้วน ตรวจสอบได้ และสอบกลับได้ เพื่อใช้เป็นข้อตกลงร่วมระหว่างผู้จัดทำโครงงาน อาจารย์ที่ปรึกษา และเจ้าของสถานประกอบการ ว่าระบบต้องทำอะไรได้บ้างและต้องมีคุณภาพระดับใด</w:t>
+        <w:t xml:space="preserve">เอกสารฉบับนี้กำหนดความต้องการซอฟต์แวร์ของระบบจัดการคำสั่งซื้อและตรวจสอบคลังสินค้า (อำพร OMS) ของร้านวัสดุก่อสร้างอำพรคอนกรีต ให้ครบถ้วน ตรวจสอบได้ และสอบกลับได้ เพื่อใช้เป็นข้อตกลงร่วมระหว่างผู้จัดทำโครงงาน อาจารย์ที่ปรึกษา และเจ้าของสถานประกอบการ ว่าระบบต้องทำอะไรได้บ้างและต้องมีคุณภาพระดับใด</w:t>
       </w:r>
     </w:p>
     <w:p>
@@ -144,17 +144,7 @@
         <w:pStyle w:val="FirstParagraph"/>
       </w:pPr>
       <w:r>
-        <w:rPr>
-          <w:b/>
-          <w:bCs/>
-        </w:rPr>
-        <w:t xml:space="preserve">ชื่อระบบ</w:t>
-      </w:r>
-      <w:r>
-        <w:t xml:space="preserve"> </w:t>
-      </w:r>
-      <w:r>
-        <w:t xml:space="preserve">— ระบบจัดการคำสั่งซื้อและตรวจสอบคลังสินค้า (Sales Order Management and Inventory Control: SOML) เป็นเว็บแอปพลิเคชันสำหรับร้านวัสดุก่อสร้างอำพรคอนกรีต ซึ่งมีจุดชำระเงินหน้าร้านและจุดรับสินค้าที่คลังอยู่คนละพื้นที่</w:t>
+        <w:t xml:space="preserve">ชื่อระบบ — ระบบจัดการคำสั่งซื้อและตรวจสอบคลังสินค้า เป็นเว็บแอปพลิเคชันสำหรับร้านวัสดุก่อสร้างอำพรคอนกรีต ซึ่งมีจุดชำระเงินหน้าร้านและจุดรับสินค้าที่คลังอยู่คนละพื้นที่</w:t>
       </w:r>
     </w:p>
     <w:p>
@@ -162,17 +152,7 @@
         <w:pStyle w:val="BodyText"/>
       </w:pPr>
       <w:r>
-        <w:rPr>
-          <w:b/>
-          <w:bCs/>
-        </w:rPr>
-        <w:t xml:space="preserve">ปัญหาที่ระบบแก้</w:t>
-      </w:r>
-      <w:r>
-        <w:t xml:space="preserve"> </w:t>
-      </w:r>
-      <w:r>
-        <w:t xml:space="preserve">(ปริญญานิพนธ์บทที่ 1 หัวข้อ 1.1) — ร้านบันทึกการขายด้วยใบเสร็จและบิลกระดาษที่ไม่มีระบบยืนยัน ข้อมูลกระจัดกระจายตรวจสอบย้อนหลังยาก หน้าร้านกับคลังไม่มีช่องทางสื่อสารแบบเรียลไทม์ ลูกค้าต้องถือใบเสร็จเดินไปคลังเองจึงเกิดคอขวด พนักงานคลังอ่านใบเสร็จด้วยสายตาจึงหยิบผิด มีการนำบิลเก่ามารับสินค้าซ้ำ ยอดสต็อกคลาดเคลื่อนจากของจริง และผู้จัดการต้องรอสรุปยอดตอนท้ายวัน</w:t>
+        <w:t xml:space="preserve">ปัญหาที่ระบบแก้ (ปริญญานิพนธ์บทที่ 1 หัวข้อ 1.1) — ร้านบันทึกการขายด้วยใบเสร็จและบิลกระดาษที่ไม่มีระบบยืนยัน ข้อมูลกระจัดกระจายตรวจสอบย้อนหลังยาก หน้าร้านกับคลังไม่มีช่องทางสื่อสารแบบเรียลไทม์ ลูกค้าต้องถือใบเสร็จเดินไปคลังเองจึงเกิดคอขวด พนักงานคลังอ่านใบเสร็จด้วยสายตาจึงหยิบผิด มีการนำบิลเก่ามารับสินค้าซ้ำ ยอดสต็อกคลาดเคลื่อนจากของจริง และผู้จัดการต้องรอสรุปยอดตอนท้ายวัน</w:t>
       </w:r>
     </w:p>
     <w:p>
@@ -180,17 +160,7 @@
         <w:pStyle w:val="BodyText"/>
       </w:pPr>
       <w:r>
-        <w:rPr>
-          <w:b/>
-          <w:bCs/>
-        </w:rPr>
-        <w:t xml:space="preserve">เป้าหมาย</w:t>
-      </w:r>
-      <w:r>
-        <w:t xml:space="preserve"> </w:t>
-      </w:r>
-      <w:r>
-        <w:t xml:space="preserve">(วัตถุประสงค์ 1.2.1–1.2.4) — (1) ลดข้อผิดพลาดในการบันทึกการขายและจัดการสินค้าคงคลัง (2) ลดระยะเวลารอคอยของลูกค้าโดยให้คลังเริ่มจัดของได้ทันทีที่ชำระเงิน (3) ให้ยอดสินค้าคงเหลือในระบบตรงกับของจริงและป้องกันการรับสินค้าซ้ำ (4) ให้ผู้บริหารติดตามยอดขาย สต็อก และคิวงานได้แบบเรียลไทม์</w:t>
+        <w:t xml:space="preserve">เป้าหมาย (วัตถุประสงค์ 1.2.1–1.2.4) — (1) ลดข้อผิดพลาดในการบันทึกการขายและจัดการสินค้าคงคลัง (2) ลดระยะเวลารอคอยของลูกค้าโดยให้คลังเริ่มจัดของได้ทันทีที่ชำระเงิน (3) ให้ยอดสินค้าคงเหลือในระบบตรงกับของจริงและป้องกันการรับสินค้าซ้ำ (4) ให้ผู้บริหารติดตามยอดขาย สต็อก และคิวงานได้แบบเรียลไทม์</w:t>
       </w:r>
     </w:p>
     <w:p>
@@ -198,17 +168,7 @@
         <w:pStyle w:val="BodyText"/>
       </w:pPr>
       <w:r>
-        <w:rPr>
-          <w:b/>
-          <w:bCs/>
-        </w:rPr>
-        <w:t xml:space="preserve">สิ่งที่ระบบทำได้</w:t>
-      </w:r>
-      <w:r>
-        <w:t xml:space="preserve"> </w:t>
-      </w:r>
-      <w:r>
-        <w:t xml:space="preserve">— แต่ละข้อตรงกับขอบเขตของโครงงานในปริญญานิพนธ์บทที่ 1</w:t>
+        <w:t xml:space="preserve">สิ่งที่ระบบทำได้ — แต่ละข้อตรงกับขอบเขตของโครงงานในปริญญานิพนธ์บทที่ 1</w:t>
       </w:r>
     </w:p>
     <w:tbl>
@@ -321,7 +281,7 @@
                 <w:sz w:val="30"/>
                 <w:szCs w:val="30"/>
               </w:rPr>
-              <w:t xml:space="preserve">เว็บแอปพลิเคชันแบบ Responsive รองรับผู้ใช้สามบทบาท คือพนักงานขาย พนักงานคลังสินค้า และผู้จัดการ</w:t>
+              <w:t xml:space="preserve">เว็บแอปพลิเคชันแบบเรสปอนซีฟ รองรับผู้ใช้สามบทบาท คือพนักงานขาย พนักงานคลังสินค้า และผู้จัดการ</w:t>
             </w:r>
           </w:p>
         </w:tc>
@@ -409,7 +369,7 @@
                 <w:sz w:val="30"/>
                 <w:szCs w:val="30"/>
               </w:rPr>
-              <w:t xml:space="preserve">สร้างคำสั่งซื้อ รับชำระเงินผ่านรหัส QR พร้อมเพย์ พิมพ์ใบเสร็จผ่านเครื่องพิมพ์ใบเสร็จความร้อน และส่งคำสั่งซื้อเข้าคิวคลังสินค้าแบบเรียลไทม์ทันทีที่ยืนยันรับเงิน</w:t>
+              <w:t xml:space="preserve">สร้างคำสั่งซื้อ รับชำระเงินผ่านรหัสคิวอาร์พร้อมเพย์ พิมพ์ใบเสร็จผ่านเครื่องพิมพ์ใบเสร็จความร้อน และส่งคำสั่งซื้อเข้าคิวคลังสินค้าแบบเรียลไทม์ทันทีที่ยืนยันรับเงิน</w:t>
             </w:r>
           </w:p>
         </w:tc>
@@ -506,17 +466,7 @@
         <w:pStyle w:val="BodyText"/>
       </w:pPr>
       <w:r>
-        <w:rPr>
-          <w:b/>
-          <w:bCs/>
-        </w:rPr>
-        <w:t xml:space="preserve">สิ่งที่ระบบไม่ทำ</w:t>
-      </w:r>
-      <w:r>
-        <w:t xml:space="preserve"> </w:t>
-      </w:r>
-      <w:r>
-        <w:t xml:space="preserve">(ขอบเขต 1.3.6) — ระบบบัญชีเต็มรูปแบบ การชำระเงินผ่าน Payment Gateway หรือเครื่องรูดบัตร (EDC) การตรวจสอบสถานะการชำระเงินอัตโนมัติผ่าน API ของธนาคาร แอปพลิเคชันแบบ Mobile Native การเชื่อมต่อระบบ ERP หรือซัพพลายเออร์ภายนอก การแจ้งเตือนผ่านบริการภายนอก เช่น LINE Notify หรืออีเมล และโมดูล AI-Assisted ซึ่งเป็นงานในอนาคต</w:t>
+        <w:t xml:space="preserve">สิ่งที่ระบบไม่ทำ (ขอบเขต 1.3.6) — ระบบบัญชีเต็มรูปแบบ การชำระเงินผ่านเพย์เมนต์เกตเวย์หรือเครื่องรูดบัตร การตรวจสอบสถานะการชำระเงินอัตโนมัติผ่านเอพีไอของธนาคาร แอปพลิเคชันแบบเนทีฟบนโทรศัพท์เคลื่อนที่ การเชื่อมต่อระบบอีอาร์พีหรือซัพพลายเออร์ภายนอก การแจ้งเตือนผ่านบริการภายนอก เช่น ไลน์โนติฟาย หรืออีเมล และโมดูลปัญญาประดิษฐ์ช่วยวิเคราะห์ ซึ่งเป็นงานในอนาคต</w:t>
       </w:r>
     </w:p>
     <w:p>
@@ -524,17 +474,7 @@
         <w:pStyle w:val="BodyText"/>
       </w:pPr>
       <w:r>
-        <w:rPr>
-          <w:b/>
-          <w:bCs/>
-        </w:rPr>
-        <w:t xml:space="preserve">ประโยชน์ที่คาดหวัง</w:t>
-      </w:r>
-      <w:r>
-        <w:t xml:space="preserve"> </w:t>
-      </w:r>
-      <w:r>
-        <w:t xml:space="preserve">— พนักงานขายไม่ต้องคิดเลขหรือเขียนบิลด้วยมือ คลังรู้คำสั่งซื้อก่อนลูกค้าเดินไปถึง ยอดสต็อกในระบบเชื่อถือได้ และผู้จัดการตัดสินใจสั่งซื้อจากข้อมูลจริงแทนประสบการณ์</w:t>
+        <w:t xml:space="preserve">ประโยชน์ที่คาดหวัง — พนักงานขายไม่ต้องคิดเลขหรือเขียนบิลด้วยมือ คลังรู้คำสั่งซื้อก่อนลูกค้าเดินไปถึง ยอดสต็อกในระบบเชื่อถือได้ และผู้จัดการตัดสินใจสั่งซื้อจากข้อมูลจริงแทนประสบการณ์</w:t>
       </w:r>
     </w:p>
     <w:bookmarkEnd w:id="10"/>
@@ -563,8 +503,8 @@
         <w:tblLayout w:type="fixed"/>
       </w:tblPr>
       <w:tblGrid>
-        <w:gridCol w:w="2598"/>
-        <w:gridCol w:w="5708"/>
+        <w:gridCol w:w="1913"/>
+        <w:gridCol w:w="6393"/>
       </w:tblGrid>
       <w:tr>
         <w:trPr>
@@ -575,7 +515,7 @@
         <w:tc>
           <w:tcPr>
             <w:shd w:val="clear" w:color="auto" w:fill="F2F2F2"/>
-            <w:tcW w:w="2598" w:type="dxa"/>
+            <w:tcW w:w="1913" w:type="dxa"/>
           </w:tcPr>
           <w:tcPr/>
           <w:p>
@@ -596,7 +536,7 @@
         <w:tc>
           <w:tcPr>
             <w:shd w:val="clear" w:color="auto" w:fill="F2F2F2"/>
-            <w:tcW w:w="5708" w:type="dxa"/>
+            <w:tcW w:w="6393" w:type="dxa"/>
           </w:tcPr>
           <w:tcPr/>
           <w:p>
@@ -621,7 +561,7 @@
         </w:trPr>
         <w:tc>
           <w:tcPr>
-            <w:tcW w:w="2598" w:type="dxa"/>
+            <w:tcW w:w="1913" w:type="dxa"/>
           </w:tcPr>
           <w:tcPr/>
           <w:p>
@@ -639,7 +579,7 @@
         </w:tc>
         <w:tc>
           <w:tcPr>
-            <w:tcW w:w="5708" w:type="dxa"/>
+            <w:tcW w:w="6393" w:type="dxa"/>
           </w:tcPr>
           <w:tcPr/>
           <w:p>
@@ -662,7 +602,7 @@
         </w:trPr>
         <w:tc>
           <w:tcPr>
-            <w:tcW w:w="2598" w:type="dxa"/>
+            <w:tcW w:w="1913" w:type="dxa"/>
           </w:tcPr>
           <w:tcPr/>
           <w:p>
@@ -680,30 +620,30 @@
         </w:tc>
         <w:tc>
           <w:tcPr>
-            <w:tcW w:w="5708" w:type="dxa"/>
-          </w:tcPr>
-          <w:tcPr/>
-          <w:p>
-            <w:pPr>
-              <w:pStyle w:val="Compact"/>
-            </w:pPr>
-            <w:r>
-              <w:rPr>
-                <w:sz w:val="30"/>
-                <w:szCs w:val="30"/>
-              </w:rPr>
-              <w:t xml:space="preserve">รหัสความต้องการเชิงหน้าที่ (Functional Requirement) และนอกเหนือหน้าที่ (Non-functional Requirement) ชุดเดียวกับปริญญานิพนธ์บทที่ 3</w:t>
-            </w:r>
-          </w:p>
-        </w:tc>
-      </w:tr>
-      <w:tr>
-        <w:trPr>
-          <w:cantSplit/>
-        </w:trPr>
-        <w:tc>
-          <w:tcPr>
-            <w:tcW w:w="2598" w:type="dxa"/>
+            <w:tcW w:w="6393" w:type="dxa"/>
+          </w:tcPr>
+          <w:tcPr/>
+          <w:p>
+            <w:pPr>
+              <w:pStyle w:val="Compact"/>
+            </w:pPr>
+            <w:r>
+              <w:rPr>
+                <w:sz w:val="30"/>
+                <w:szCs w:val="30"/>
+              </w:rPr>
+              <w:t xml:space="preserve">รหัสความต้องการเชิงหน้าที่ และนอกเหนือหน้าที่ ชุดเดียวกับปริญญานิพนธ์บทที่ 3</w:t>
+            </w:r>
+          </w:p>
+        </w:tc>
+      </w:tr>
+      <w:tr>
+        <w:trPr>
+          <w:cantSplit/>
+        </w:trPr>
+        <w:tc>
+          <w:tcPr>
+            <w:tcW w:w="1913" w:type="dxa"/>
           </w:tcPr>
           <w:tcPr/>
           <w:p>
@@ -721,30 +661,30 @@
         </w:tc>
         <w:tc>
           <w:tcPr>
-            <w:tcW w:w="5708" w:type="dxa"/>
-          </w:tcPr>
-          <w:tcPr/>
-          <w:p>
-            <w:pPr>
-              <w:pStyle w:val="Compact"/>
-            </w:pPr>
-            <w:r>
-              <w:rPr>
-                <w:sz w:val="30"/>
-                <w:szCs w:val="30"/>
-              </w:rPr>
-              <w:t xml:space="preserve">รหัสกรณีการใช้งาน (Use Case) และเกณฑ์การยอมรับ (Acceptance Criterion) ชุดเดียวกับปริญญานิพนธ์บทที่ 3</w:t>
-            </w:r>
-          </w:p>
-        </w:tc>
-      </w:tr>
-      <w:tr>
-        <w:trPr>
-          <w:cantSplit/>
-        </w:trPr>
-        <w:tc>
-          <w:tcPr>
-            <w:tcW w:w="2598" w:type="dxa"/>
+            <w:tcW w:w="6393" w:type="dxa"/>
+          </w:tcPr>
+          <w:tcPr/>
+          <w:p>
+            <w:pPr>
+              <w:pStyle w:val="Compact"/>
+            </w:pPr>
+            <w:r>
+              <w:rPr>
+                <w:sz w:val="30"/>
+                <w:szCs w:val="30"/>
+              </w:rPr>
+              <w:t xml:space="preserve">รหัสกรณีการใช้งาน และเกณฑ์การยอมรับ ชุดเดียวกับปริญญานิพนธ์บทที่ 3</w:t>
+            </w:r>
+          </w:p>
+        </w:tc>
+      </w:tr>
+      <w:tr>
+        <w:trPr>
+          <w:cantSplit/>
+        </w:trPr>
+        <w:tc>
+          <w:tcPr>
+            <w:tcW w:w="1913" w:type="dxa"/>
           </w:tcPr>
           <w:tcPr/>
           <w:p>
@@ -762,7 +702,7 @@
         </w:tc>
         <w:tc>
           <w:tcPr>
-            <w:tcW w:w="5708" w:type="dxa"/>
+            <w:tcW w:w="6393" w:type="dxa"/>
           </w:tcPr>
           <w:tcPr/>
           <w:p>
@@ -785,25 +725,25 @@
         </w:trPr>
         <w:tc>
           <w:tcPr>
-            <w:tcW w:w="2598" w:type="dxa"/>
-          </w:tcPr>
-          <w:tcPr/>
-          <w:p>
-            <w:pPr>
-              <w:pStyle w:val="Compact"/>
-            </w:pPr>
-            <w:r>
-              <w:rPr>
-                <w:sz w:val="30"/>
-                <w:szCs w:val="30"/>
-              </w:rPr>
-              <w:t xml:space="preserve">คำสั่งซื้อ (Order)</w:t>
-            </w:r>
-          </w:p>
-        </w:tc>
-        <w:tc>
-          <w:tcPr>
-            <w:tcW w:w="5708" w:type="dxa"/>
+            <w:tcW w:w="1913" w:type="dxa"/>
+          </w:tcPr>
+          <w:tcPr/>
+          <w:p>
+            <w:pPr>
+              <w:pStyle w:val="Compact"/>
+            </w:pPr>
+            <w:r>
+              <w:rPr>
+                <w:sz w:val="30"/>
+                <w:szCs w:val="30"/>
+              </w:rPr>
+              <w:t xml:space="preserve">คำสั่งซื้อ</w:t>
+            </w:r>
+          </w:p>
+        </w:tc>
+        <w:tc>
+          <w:tcPr>
+            <w:tcW w:w="6393" w:type="dxa"/>
           </w:tcPr>
           <w:tcPr/>
           <w:p>
@@ -826,7 +766,7 @@
         </w:trPr>
         <w:tc>
           <w:tcPr>
-            <w:tcW w:w="2598" w:type="dxa"/>
+            <w:tcW w:w="1913" w:type="dxa"/>
           </w:tcPr>
           <w:tcPr/>
           <w:p>
@@ -844,7 +784,7 @@
         </w:tc>
         <w:tc>
           <w:tcPr>
-            <w:tcW w:w="5708" w:type="dxa"/>
+            <w:tcW w:w="6393" w:type="dxa"/>
           </w:tcPr>
           <w:tcPr/>
           <w:p>
@@ -867,25 +807,25 @@
         </w:trPr>
         <w:tc>
           <w:tcPr>
-            <w:tcW w:w="2598" w:type="dxa"/>
-          </w:tcPr>
-          <w:tcPr/>
-          <w:p>
-            <w:pPr>
-              <w:pStyle w:val="Compact"/>
-            </w:pPr>
-            <w:r>
-              <w:rPr>
-                <w:sz w:val="30"/>
-                <w:szCs w:val="30"/>
-              </w:rPr>
-              <w:t xml:space="preserve">การจ่ายสินค้า (Dispatch)</w:t>
-            </w:r>
-          </w:p>
-        </w:tc>
-        <w:tc>
-          <w:tcPr>
-            <w:tcW w:w="5708" w:type="dxa"/>
+            <w:tcW w:w="1913" w:type="dxa"/>
+          </w:tcPr>
+          <w:tcPr/>
+          <w:p>
+            <w:pPr>
+              <w:pStyle w:val="Compact"/>
+            </w:pPr>
+            <w:r>
+              <w:rPr>
+                <w:sz w:val="30"/>
+                <w:szCs w:val="30"/>
+              </w:rPr>
+              <w:t xml:space="preserve">การจ่ายสินค้า</w:t>
+            </w:r>
+          </w:p>
+        </w:tc>
+        <w:tc>
+          <w:tcPr>
+            <w:tcW w:w="6393" w:type="dxa"/>
           </w:tcPr>
           <w:tcPr/>
           <w:p>
@@ -908,7 +848,7 @@
         </w:trPr>
         <w:tc>
           <w:tcPr>
-            <w:tcW w:w="2598" w:type="dxa"/>
+            <w:tcW w:w="1913" w:type="dxa"/>
           </w:tcPr>
           <w:tcPr/>
           <w:p>
@@ -926,7 +866,7 @@
         </w:tc>
         <w:tc>
           <w:tcPr>
-            <w:tcW w:w="5708" w:type="dxa"/>
+            <w:tcW w:w="6393" w:type="dxa"/>
           </w:tcPr>
           <w:tcPr/>
           <w:p>
@@ -949,25 +889,25 @@
         </w:trPr>
         <w:tc>
           <w:tcPr>
-            <w:tcW w:w="2598" w:type="dxa"/>
-          </w:tcPr>
-          <w:tcPr/>
-          <w:p>
-            <w:pPr>
-              <w:pStyle w:val="Compact"/>
-            </w:pPr>
-            <w:r>
-              <w:rPr>
-                <w:sz w:val="30"/>
-                <w:szCs w:val="30"/>
-              </w:rPr>
-              <w:t xml:space="preserve">จุดสั่งซื้อเพิ่ม (Reorder Point)</w:t>
-            </w:r>
-          </w:p>
-        </w:tc>
-        <w:tc>
-          <w:tcPr>
-            <w:tcW w:w="5708" w:type="dxa"/>
+            <w:tcW w:w="1913" w:type="dxa"/>
+          </w:tcPr>
+          <w:tcPr/>
+          <w:p>
+            <w:pPr>
+              <w:pStyle w:val="Compact"/>
+            </w:pPr>
+            <w:r>
+              <w:rPr>
+                <w:sz w:val="30"/>
+                <w:szCs w:val="30"/>
+              </w:rPr>
+              <w:t xml:space="preserve">จุดสั่งซื้อเพิ่ม</w:t>
+            </w:r>
+          </w:p>
+        </w:tc>
+        <w:tc>
+          <w:tcPr>
+            <w:tcW w:w="6393" w:type="dxa"/>
           </w:tcPr>
           <w:tcPr/>
           <w:p>
@@ -990,66 +930,66 @@
         </w:trPr>
         <w:tc>
           <w:tcPr>
-            <w:tcW w:w="2598" w:type="dxa"/>
-          </w:tcPr>
-          <w:tcPr/>
-          <w:p>
-            <w:pPr>
-              <w:pStyle w:val="Compact"/>
-            </w:pPr>
-            <w:r>
-              <w:rPr>
-                <w:sz w:val="30"/>
-                <w:szCs w:val="30"/>
-              </w:rPr>
-              <w:t xml:space="preserve">ธุรกรรม (Transaction) / ACID</w:t>
-            </w:r>
-          </w:p>
-        </w:tc>
-        <w:tc>
-          <w:tcPr>
-            <w:tcW w:w="5708" w:type="dxa"/>
-          </w:tcPr>
-          <w:tcPr/>
-          <w:p>
-            <w:pPr>
-              <w:pStyle w:val="Compact"/>
-            </w:pPr>
-            <w:r>
-              <w:rPr>
-                <w:sz w:val="30"/>
-                <w:szCs w:val="30"/>
-              </w:rPr>
-              <w:t xml:space="preserve">ชุดคำสั่งฐานข้อมูลที่สำเร็จทั้งหมดหรือย้อนกลับทั้งหมด มีคุณสมบัติ Atomicity, Consistency, Isolation, Durability</w:t>
-            </w:r>
-          </w:p>
-        </w:tc>
-      </w:tr>
-      <w:tr>
-        <w:trPr>
-          <w:cantSplit/>
-        </w:trPr>
-        <w:tc>
-          <w:tcPr>
-            <w:tcW w:w="2598" w:type="dxa"/>
-          </w:tcPr>
-          <w:tcPr/>
-          <w:p>
-            <w:pPr>
-              <w:pStyle w:val="Compact"/>
-            </w:pPr>
-            <w:r>
-              <w:rPr>
-                <w:sz w:val="30"/>
-                <w:szCs w:val="30"/>
-              </w:rPr>
-              <w:t xml:space="preserve">ล็อกเชิงบวก (Optimistic Locking)</w:t>
-            </w:r>
-          </w:p>
-        </w:tc>
-        <w:tc>
-          <w:tcPr>
-            <w:tcW w:w="5708" w:type="dxa"/>
+            <w:tcW w:w="1913" w:type="dxa"/>
+          </w:tcPr>
+          <w:tcPr/>
+          <w:p>
+            <w:pPr>
+              <w:pStyle w:val="Compact"/>
+            </w:pPr>
+            <w:r>
+              <w:rPr>
+                <w:sz w:val="30"/>
+                <w:szCs w:val="30"/>
+              </w:rPr>
+              <w:t xml:space="preserve">ธุรกรรม / เอซิด</w:t>
+            </w:r>
+          </w:p>
+        </w:tc>
+        <w:tc>
+          <w:tcPr>
+            <w:tcW w:w="6393" w:type="dxa"/>
+          </w:tcPr>
+          <w:tcPr/>
+          <w:p>
+            <w:pPr>
+              <w:pStyle w:val="Compact"/>
+            </w:pPr>
+            <w:r>
+              <w:rPr>
+                <w:sz w:val="30"/>
+                <w:szCs w:val="30"/>
+              </w:rPr>
+              <w:t xml:space="preserve">ชุดคำสั่งฐานข้อมูลที่สำเร็จทั้งหมดหรือย้อนกลับทั้งหมด มีคุณสมบัติความเป็นหน่วยเดียว ความสอดคล้อง การแยกจากกัน และความคงทน</w:t>
+            </w:r>
+          </w:p>
+        </w:tc>
+      </w:tr>
+      <w:tr>
+        <w:trPr>
+          <w:cantSplit/>
+        </w:trPr>
+        <w:tc>
+          <w:tcPr>
+            <w:tcW w:w="1913" w:type="dxa"/>
+          </w:tcPr>
+          <w:tcPr/>
+          <w:p>
+            <w:pPr>
+              <w:pStyle w:val="Compact"/>
+            </w:pPr>
+            <w:r>
+              <w:rPr>
+                <w:sz w:val="30"/>
+                <w:szCs w:val="30"/>
+              </w:rPr>
+              <w:t xml:space="preserve">ล็อกเชิงบวก</w:t>
+            </w:r>
+          </w:p>
+        </w:tc>
+        <w:tc>
+          <w:tcPr>
+            <w:tcW w:w="6393" w:type="dxa"/>
           </w:tcPr>
           <w:tcPr/>
           <w:p>
@@ -1072,66 +1012,66 @@
         </w:trPr>
         <w:tc>
           <w:tcPr>
-            <w:tcW w:w="2598" w:type="dxa"/>
-          </w:tcPr>
-          <w:tcPr/>
-          <w:p>
-            <w:pPr>
-              <w:pStyle w:val="Compact"/>
-            </w:pPr>
-            <w:r>
-              <w:rPr>
-                <w:sz w:val="30"/>
-                <w:szCs w:val="30"/>
-              </w:rPr>
-              <w:t xml:space="preserve">พร้อมเพย์ (PromptPay) / EMVCo</w:t>
-            </w:r>
-          </w:p>
-        </w:tc>
-        <w:tc>
-          <w:tcPr>
-            <w:tcW w:w="5708" w:type="dxa"/>
-          </w:tcPr>
-          <w:tcPr/>
-          <w:p>
-            <w:pPr>
-              <w:pStyle w:val="Compact"/>
-            </w:pPr>
-            <w:r>
-              <w:rPr>
-                <w:sz w:val="30"/>
-                <w:szCs w:val="30"/>
-              </w:rPr>
-              <w:t xml:space="preserve">บริการโอนเงินผ่านรหัส QR ที่สร้างตามมาตรฐาน EMVCo Merchant-Presented Mode</w:t>
-            </w:r>
-          </w:p>
-        </w:tc>
-      </w:tr>
-      <w:tr>
-        <w:trPr>
-          <w:cantSplit/>
-        </w:trPr>
-        <w:tc>
-          <w:tcPr>
-            <w:tcW w:w="2598" w:type="dxa"/>
-          </w:tcPr>
-          <w:tcPr/>
-          <w:p>
-            <w:pPr>
-              <w:pStyle w:val="Compact"/>
-            </w:pPr>
-            <w:r>
-              <w:rPr>
-                <w:sz w:val="30"/>
-                <w:szCs w:val="30"/>
-              </w:rPr>
-              <w:t xml:space="preserve">ESC/POS</w:t>
-            </w:r>
-          </w:p>
-        </w:tc>
-        <w:tc>
-          <w:tcPr>
-            <w:tcW w:w="5708" w:type="dxa"/>
+            <w:tcW w:w="1913" w:type="dxa"/>
+          </w:tcPr>
+          <w:tcPr/>
+          <w:p>
+            <w:pPr>
+              <w:pStyle w:val="Compact"/>
+            </w:pPr>
+            <w:r>
+              <w:rPr>
+                <w:sz w:val="30"/>
+                <w:szCs w:val="30"/>
+              </w:rPr>
+              <w:t xml:space="preserve">พร้อมเพย์ / อีเอ็มวีโค</w:t>
+            </w:r>
+          </w:p>
+        </w:tc>
+        <w:tc>
+          <w:tcPr>
+            <w:tcW w:w="6393" w:type="dxa"/>
+          </w:tcPr>
+          <w:tcPr/>
+          <w:p>
+            <w:pPr>
+              <w:pStyle w:val="Compact"/>
+            </w:pPr>
+            <w:r>
+              <w:rPr>
+                <w:sz w:val="30"/>
+                <w:szCs w:val="30"/>
+              </w:rPr>
+              <w:t xml:space="preserve">บริการโอนเงินผ่านรหัสคิวอาร์ที่สร้างตามมาตรฐานอีเอ็มวีโคแบบร้านค้าเป็นผู้แสดงรหัส</w:t>
+            </w:r>
+          </w:p>
+        </w:tc>
+      </w:tr>
+      <w:tr>
+        <w:trPr>
+          <w:cantSplit/>
+        </w:trPr>
+        <w:tc>
+          <w:tcPr>
+            <w:tcW w:w="1913" w:type="dxa"/>
+          </w:tcPr>
+          <w:tcPr/>
+          <w:p>
+            <w:pPr>
+              <w:pStyle w:val="Compact"/>
+            </w:pPr>
+            <w:r>
+              <w:rPr>
+                <w:sz w:val="30"/>
+                <w:szCs w:val="30"/>
+              </w:rPr>
+              <w:t xml:space="preserve">อีเอสซีโพส</w:t>
+            </w:r>
+          </w:p>
+        </w:tc>
+        <w:tc>
+          <w:tcPr>
+            <w:tcW w:w="6393" w:type="dxa"/>
           </w:tcPr>
           <w:tcPr/>
           <w:p>
@@ -1154,7 +1094,7 @@
         </w:trPr>
         <w:tc>
           <w:tcPr>
-            <w:tcW w:w="2598" w:type="dxa"/>
+            <w:tcW w:w="1913" w:type="dxa"/>
           </w:tcPr>
           <w:tcPr/>
           <w:p>
@@ -1172,7 +1112,7 @@
         </w:tc>
         <w:tc>
           <w:tcPr>
-            <w:tcW w:w="5708" w:type="dxa"/>
+            <w:tcW w:w="6393" w:type="dxa"/>
           </w:tcPr>
           <w:tcPr/>
           <w:p>
@@ -1195,25 +1135,25 @@
         </w:trPr>
         <w:tc>
           <w:tcPr>
-            <w:tcW w:w="2598" w:type="dxa"/>
-          </w:tcPr>
-          <w:tcPr/>
-          <w:p>
-            <w:pPr>
-              <w:pStyle w:val="Compact"/>
-            </w:pPr>
-            <w:r>
-              <w:rPr>
-                <w:sz w:val="30"/>
-                <w:szCs w:val="30"/>
-              </w:rPr>
-              <w:t xml:space="preserve">WebSocket / SSE</w:t>
-            </w:r>
-          </w:p>
-        </w:tc>
-        <w:tc>
-          <w:tcPr>
-            <w:tcW w:w="5708" w:type="dxa"/>
+            <w:tcW w:w="1913" w:type="dxa"/>
+          </w:tcPr>
+          <w:tcPr/>
+          <w:p>
+            <w:pPr>
+              <w:pStyle w:val="Compact"/>
+            </w:pPr>
+            <w:r>
+              <w:rPr>
+                <w:sz w:val="30"/>
+                <w:szCs w:val="30"/>
+              </w:rPr>
+              <w:t xml:space="preserve">เว็บซ็อกเก็ต / SSE</w:t>
+            </w:r>
+          </w:p>
+        </w:tc>
+        <w:tc>
+          <w:tcPr>
+            <w:tcW w:w="6393" w:type="dxa"/>
           </w:tcPr>
           <w:tcPr/>
           <w:p>
@@ -1274,7 +1214,7 @@
         <w:pStyle w:val="FirstParagraph"/>
       </w:pPr>
       <w:r>
-        <w:t xml:space="preserve">SOML เป็นระบบใหม่ (New System) ที่พัฒนาขึ้นทดแทนกระบวนการกระดาษเดิมของร้านทั้งหมด ไม่ได้ต่อยอดจากระบบเดิมใด ระบบอยู่ระหว่างผู้มีส่วนได้ส่วนเสีย (Stakeholder) สามกลุ่ม คือพนักงานขายที่จุดชำระเงิน พนักงานคลังสินค้าที่จุดรับของ และผู้จัดการซึ่งติดตามภาพรวม</w:t>
+        <w:t xml:space="preserve">อำพร OMS เป็นระบบใหม่ ที่พัฒนาขึ้นทดแทนกระบวนการกระดาษเดิมของร้านทั้งหมด ไม่ได้ต่อยอดจากระบบเดิมใด ระบบอยู่ระหว่างผู้มีส่วนได้ส่วนเสีย สามกลุ่ม คือพนักงานขายที่จุดชำระเงิน พนักงานคลังสินค้าที่จุดรับของ และผู้จัดการซึ่งติดตามภาพรวม</w:t>
       </w:r>
     </w:p>
     <w:p>
@@ -1282,7 +1222,7 @@
         <w:pStyle w:val="BodyText"/>
       </w:pPr>
       <w:r>
-        <w:t xml:space="preserve">ระบบเชื่อมต่อกับองค์ประกอบภายนอกเพียงสองรายการ (ปริญญานิพนธ์บทที่ 3 หัวข้อ 3.5.1) คือไลบรารีสร้างรหัส QR พร้อมเพย์ (PromptPay QR Library) ซึ่งทำงานภายในกระบวนการเดียวกัน และเครื่องพิมพ์ใบเสร็จความร้อน (Thermal Receipt Printer) Epson TM-T82 ที่ต่อผ่าน USB ระบบไม่เชื่อมต่อกับผู้ให้บริการรับชำระเงิน (Payment Gateway) หรือระบบของธนาคาร การยืนยันว่าได้รับเงินแล้วจึงเป็นการกระทำของพนักงานขายหลังตรวจการแจ้งเตือนเงินเข้าจากแอปพลิเคชันธนาคารด้วยตนเอง ลูกค้าไม่ปรากฏเป็นผู้ใช้ระบบ เพราะไม่มีบัญชีและไม่กระทำการใดกับระบบโดยตรง</w:t>
+        <w:t xml:space="preserve">ระบบเชื่อมต่อกับองค์ประกอบภายนอกเพียงสองรายการ (ปริญญานิพนธ์บทที่ 3 หัวข้อ 3.5.1) คือไลบรารีสร้างรหัสคิวอาร์พร้อมเพย์ ซึ่งทำงานภายในกระบวนการเดียวกัน และเครื่องพิมพ์ใบเสร็จความร้อนเอปสัน TM-T82 ที่ต่อผ่านยูเอสบีระบบไม่เชื่อมต่อกับผู้ให้บริการรับชำระเงิน หรือระบบของธนาคาร การยืนยันว่าได้รับเงินแล้วจึงเป็นการกระทำของพนักงานขายหลังตรวจการแจ้งเตือนเงินเข้าจากแอปพลิเคชันธนาคารด้วยตนเอง ลูกค้าไม่ปรากฏเป็นผู้ใช้ระบบ เพราะไม่มีบัญชีและไม่กระทำการใดกับระบบโดยตรง</w:t>
       </w:r>
     </w:p>
     <w:p>
@@ -1292,7 +1232,7 @@
       <w:r>
         <w:drawing>
           <wp:inline>
-            <wp:extent cx="5270500" cy="3818823"/>
+            <wp:extent cx="5270500" cy="3903831"/>
             <wp:effectExtent b="0" l="0" r="0" t="0"/>
             <wp:docPr descr="แผนภาพบริบทของระบบ" title="" id="15" name="Picture"/>
             <a:graphic>
@@ -1313,7 +1253,7 @@
                   <pic:spPr bwMode="auto">
                     <a:xfrm>
                       <a:off x="0" y="0"/>
-                      <a:ext cx="5270500" cy="3818823"/>
+                      <a:ext cx="5270500" cy="3903831"/>
                     </a:xfrm>
                     <a:prstGeom prst="rect">
                       <a:avLst/>
@@ -1341,7 +1281,7 @@
           <w:i/>
           <w:iCs/>
         </w:rPr>
-        <w:t xml:space="preserve">รูปที่ 1 แผนภาพบริบทของระบบ (Context Diagram) — ผู้ใช้สามบทบาท ระบบ SOML และองค์ประกอบภายนอกสองรายการ</w:t>
+        <w:t xml:space="preserve">รูปที่ 1 แผนภาพบริบทของระบบ (Context Diagram) — ผู้ใช้สามบทบาท ระบบอำพร OMS และองค์ประกอบภายนอกสองรายการ</w:t>
       </w:r>
     </w:p>
     <w:bookmarkEnd w:id="17"/>
@@ -1371,7 +1311,7 @@
         </w:numPr>
       </w:pPr>
       <w:r>
-        <w:t xml:space="preserve">เข้าสู่ระบบ (Login) และควบคุมสิทธิ์ตามบทบาท (Role-Based Access Control) สามบทบาท</w:t>
+        <w:t xml:space="preserve">เข้าสู่ระบบ และควบคุมสิทธิ์ตามบทบาท สามบทบาท</w:t>
       </w:r>
     </w:p>
     <w:p>
@@ -1383,7 +1323,7 @@
         </w:numPr>
       </w:pPr>
       <w:r>
-        <w:t xml:space="preserve">จัดการข้อมูลสินค้า (Product Master) ได้แก่ รหัส ชื่อ หมวดหมู่ หน่วยนับ ราคา จุดสั่งซื้อเพิ่ม และการปรับสต็อกด้วยมือพร้อมเหตุผล</w:t>
+        <w:t xml:space="preserve">จัดการข้อมูลสินค้า ได้แก่ รหัส ชื่อ หมวดหมู่ หน่วยนับ ราคา จุดสั่งซื้อเพิ่ม และการปรับสต็อกด้วยมือพร้อมเหตุผล</w:t>
       </w:r>
     </w:p>
     <w:p>
@@ -1395,7 +1335,7 @@
         </w:numPr>
       </w:pPr>
       <w:r>
-        <w:t xml:space="preserve">สร้างคำสั่งซื้อ คำนวณยอด แสดงรหัส QR พร้อมเพย์ และสั่งพิมพ์ใบเสร็จเมื่อยืนยันรับชำระเงิน</w:t>
+        <w:t xml:space="preserve">สร้างคำสั่งซื้อ คำนวณยอด แสดงรหัสคิวอาร์พร้อมเพย์ และสั่งพิมพ์ใบเสร็จเมื่อยืนยันรับชำระเงิน</w:t>
       </w:r>
     </w:p>
     <w:p>
@@ -1407,7 +1347,7 @@
         </w:numPr>
       </w:pPr>
       <w:r>
-        <w:t xml:space="preserve">แสดงคิวรอจ่ายสินค้า (Dispatch Queue) บนหน้าจอคลังที่อัปเดตเองเมื่อมีคำสั่งซื้อใหม่</w:t>
+        <w:t xml:space="preserve">แสดงคิวรอจ่ายสินค้า บนหน้าจอคลังที่อัปเดตเองเมื่อมีคำสั่งซื้อใหม่</w:t>
       </w:r>
     </w:p>
     <w:p>
@@ -1443,7 +1383,7 @@
         </w:numPr>
       </w:pPr>
       <w:r>
-        <w:t xml:space="preserve">แสดงแดชบอร์ด (Dashboard) สรุปยอดขาย ระดับสต็อก และสถานะคิวงาน ทั้งระดับปฏิบัติการและระดับบริหาร</w:t>
+        <w:t xml:space="preserve">แสดงแดชบอร์ด สรุปยอดขาย ระดับสต็อก และสถานะคิวงาน ทั้งระดับปฏิบัติการและระดับบริหาร</w:t>
       </w:r>
     </w:p>
     <w:p>
@@ -1455,7 +1395,7 @@
         </w:numPr>
       </w:pPr>
       <w:r>
-        <w:t xml:space="preserve">แจ้งเตือนภายในแอปพลิเคชัน (In-App Notification) เมื่อสินค้าต่ำกว่าจุดสั่งซื้อเพิ่มหรือคิวค้างผิดปกติ</w:t>
+        <w:t xml:space="preserve">แจ้งเตือนภายในแอปพลิเคชัน เมื่อสินค้าต่ำกว่าจุดสั่งซื้อเพิ่มหรือคิวค้างผิดปกติ</w:t>
       </w:r>
     </w:p>
     <w:p>
@@ -1467,7 +1407,7 @@
         </w:numPr>
       </w:pPr>
       <w:r>
-        <w:t xml:space="preserve">บันทึกประวัติการทำรายการ (Audit Log) ทุกเหตุการณ์สำคัญและค้นหาย้อนหลังได้</w:t>
+        <w:t xml:space="preserve">บันทึกประวัติการทำรายการ ทุกเหตุการณ์สำคัญและค้นหาย้อนหลังได้</w:t>
       </w:r>
     </w:p>
     <w:bookmarkEnd w:id="18"/>
@@ -1496,9 +1436,9 @@
         <w:tblLayout w:type="fixed"/>
       </w:tblPr>
       <w:tblGrid>
-        <w:gridCol w:w="1992"/>
-        <w:gridCol w:w="2502"/>
-        <w:gridCol w:w="3812"/>
+        <w:gridCol w:w="1595"/>
+        <w:gridCol w:w="2620"/>
+        <w:gridCol w:w="4091"/>
       </w:tblGrid>
       <w:tr>
         <w:trPr>
@@ -1509,7 +1449,7 @@
         <w:tc>
           <w:tcPr>
             <w:shd w:val="clear" w:color="auto" w:fill="F2F2F2"/>
-            <w:tcW w:w="1992" w:type="dxa"/>
+            <w:tcW w:w="1595" w:type="dxa"/>
           </w:tcPr>
           <w:tcPr/>
           <w:p>
@@ -1531,7 +1471,7 @@
         <w:tc>
           <w:tcPr>
             <w:shd w:val="clear" w:color="auto" w:fill="F2F2F2"/>
-            <w:tcW w:w="2502" w:type="dxa"/>
+            <w:tcW w:w="2620" w:type="dxa"/>
           </w:tcPr>
           <w:tcPr/>
           <w:p>
@@ -1553,7 +1493,7 @@
         <w:tc>
           <w:tcPr>
             <w:shd w:val="clear" w:color="auto" w:fill="F2F2F2"/>
-            <w:tcW w:w="3812" w:type="dxa"/>
+            <w:tcW w:w="4091" w:type="dxa"/>
           </w:tcPr>
           <w:tcPr/>
           <w:p>
@@ -1579,26 +1519,26 @@
         </w:trPr>
         <w:tc>
           <w:tcPr>
-            <w:tcW w:w="1992" w:type="dxa"/>
-          </w:tcPr>
-          <w:tcPr/>
-          <w:p>
-            <w:pPr>
-              <w:keepNext/>
-              <w:pStyle w:val="Compact"/>
-            </w:pPr>
-            <w:r>
-              <w:rPr>
-                <w:sz w:val="30"/>
-                <w:szCs w:val="30"/>
-              </w:rPr>
-              <w:t xml:space="preserve">พนักงานขาย (Sales)</w:t>
-            </w:r>
-          </w:p>
-        </w:tc>
-        <w:tc>
-          <w:tcPr>
-            <w:tcW w:w="2502" w:type="dxa"/>
+            <w:tcW w:w="1595" w:type="dxa"/>
+          </w:tcPr>
+          <w:tcPr/>
+          <w:p>
+            <w:pPr>
+              <w:keepNext/>
+              <w:pStyle w:val="Compact"/>
+            </w:pPr>
+            <w:r>
+              <w:rPr>
+                <w:sz w:val="30"/>
+                <w:szCs w:val="30"/>
+              </w:rPr>
+              <w:t xml:space="preserve">พนักงานขาย</w:t>
+            </w:r>
+          </w:p>
+        </w:tc>
+        <w:tc>
+          <w:tcPr>
+            <w:tcW w:w="2620" w:type="dxa"/>
           </w:tcPr>
           <w:tcPr/>
           <w:p>
@@ -1617,50 +1557,50 @@
         </w:tc>
         <w:tc>
           <w:tcPr>
-            <w:tcW w:w="3812" w:type="dxa"/>
-          </w:tcPr>
-          <w:tcPr/>
-          <w:p>
-            <w:pPr>
-              <w:keepNext/>
-              <w:pStyle w:val="Compact"/>
-            </w:pPr>
-            <w:r>
-              <w:rPr>
-                <w:sz w:val="30"/>
-                <w:szCs w:val="30"/>
-              </w:rPr>
-              <w:t xml:space="preserve">หน้าขายหน้าร้าน: ค้นหาสินค้า สร้างคำสั่งซื้อ แสดงรหัส QR และยืนยันรับชำระเงิน</w:t>
-            </w:r>
-          </w:p>
-        </w:tc>
-      </w:tr>
-      <w:tr>
-        <w:trPr>
-          <w:cantSplit/>
-        </w:trPr>
-        <w:tc>
-          <w:tcPr>
-            <w:tcW w:w="1992" w:type="dxa"/>
-          </w:tcPr>
-          <w:tcPr/>
-          <w:p>
-            <w:pPr>
-              <w:keepNext/>
-              <w:pStyle w:val="Compact"/>
-            </w:pPr>
-            <w:r>
-              <w:rPr>
-                <w:sz w:val="30"/>
-                <w:szCs w:val="30"/>
-              </w:rPr>
-              <w:t xml:space="preserve">พนักงานคลังสินค้า (Warehouse)</w:t>
-            </w:r>
-          </w:p>
-        </w:tc>
-        <w:tc>
-          <w:tcPr>
-            <w:tcW w:w="2502" w:type="dxa"/>
+            <w:tcW w:w="4091" w:type="dxa"/>
+          </w:tcPr>
+          <w:tcPr/>
+          <w:p>
+            <w:pPr>
+              <w:keepNext/>
+              <w:pStyle w:val="Compact"/>
+            </w:pPr>
+            <w:r>
+              <w:rPr>
+                <w:sz w:val="30"/>
+                <w:szCs w:val="30"/>
+              </w:rPr>
+              <w:t xml:space="preserve">หน้าขายหน้าร้าน: ค้นหาสินค้า สร้างคำสั่งซื้อ แสดงรหัสคิวอาร์และยืนยันรับชำระเงิน</w:t>
+            </w:r>
+          </w:p>
+        </w:tc>
+      </w:tr>
+      <w:tr>
+        <w:trPr>
+          <w:cantSplit/>
+        </w:trPr>
+        <w:tc>
+          <w:tcPr>
+            <w:tcW w:w="1595" w:type="dxa"/>
+          </w:tcPr>
+          <w:tcPr/>
+          <w:p>
+            <w:pPr>
+              <w:keepNext/>
+              <w:pStyle w:val="Compact"/>
+            </w:pPr>
+            <w:r>
+              <w:rPr>
+                <w:sz w:val="30"/>
+                <w:szCs w:val="30"/>
+              </w:rPr>
+              <w:t xml:space="preserve">พนักงานคลังสินค้า</w:t>
+            </w:r>
+          </w:p>
+        </w:tc>
+        <w:tc>
+          <w:tcPr>
+            <w:tcW w:w="2620" w:type="dxa"/>
           </w:tcPr>
           <w:tcPr/>
           <w:p>
@@ -1679,7 +1619,7 @@
         </w:tc>
         <w:tc>
           <w:tcPr>
-            <w:tcW w:w="3812" w:type="dxa"/>
+            <w:tcW w:w="4091" w:type="dxa"/>
           </w:tcPr>
           <w:tcPr/>
           <w:p>
@@ -1703,25 +1643,25 @@
         </w:trPr>
         <w:tc>
           <w:tcPr>
-            <w:tcW w:w="1992" w:type="dxa"/>
-          </w:tcPr>
-          <w:tcPr/>
-          <w:p>
-            <w:pPr>
-              <w:pStyle w:val="Compact"/>
-            </w:pPr>
-            <w:r>
-              <w:rPr>
-                <w:sz w:val="30"/>
-                <w:szCs w:val="30"/>
-              </w:rPr>
-              <w:t xml:space="preserve">ผู้จัดการ (Manager)</w:t>
-            </w:r>
-          </w:p>
-        </w:tc>
-        <w:tc>
-          <w:tcPr>
-            <w:tcW w:w="2502" w:type="dxa"/>
+            <w:tcW w:w="1595" w:type="dxa"/>
+          </w:tcPr>
+          <w:tcPr/>
+          <w:p>
+            <w:pPr>
+              <w:pStyle w:val="Compact"/>
+            </w:pPr>
+            <w:r>
+              <w:rPr>
+                <w:sz w:val="30"/>
+                <w:szCs w:val="30"/>
+              </w:rPr>
+              <w:t xml:space="preserve">ผู้จัดการ</w:t>
+            </w:r>
+          </w:p>
+        </w:tc>
+        <w:tc>
+          <w:tcPr>
+            <w:tcW w:w="2620" w:type="dxa"/>
           </w:tcPr>
           <w:tcPr/>
           <w:p>
@@ -1739,7 +1679,7 @@
         </w:tc>
         <w:tc>
           <w:tcPr>
-            <w:tcW w:w="3812" w:type="dxa"/>
+            <w:tcW w:w="4091" w:type="dxa"/>
           </w:tcPr>
           <w:tcPr/>
           <w:p>
@@ -1762,7 +1702,7 @@
         <w:pStyle w:val="BodyText"/>
       </w:pPr>
       <w:r>
-        <w:t xml:space="preserve">สิทธิ์ผู้ดูแลระบบ (Administrator) รวมอยู่ในบทบาทผู้จัดการ ไม่มีบทบาทที่สี่แยกต่างหาก เนื่องจากขนาดของร้านไม่จำเป็นต้องแยก</w:t>
+        <w:t xml:space="preserve">สิทธิ์ผู้ดูแลระบบ รวมอยู่ในบทบาทผู้จัดการ ไม่มีบทบาทที่สี่แยกต่างหาก เนื่องจากขนาดของร้านไม่จำเป็นต้องแยก</w:t>
       </w:r>
     </w:p>
     <w:bookmarkEnd w:id="19"/>
@@ -1784,17 +1724,7 @@
         </w:numPr>
       </w:pPr>
       <w:r>
-        <w:rPr>
-          <w:b/>
-          <w:bCs/>
-        </w:rPr>
-        <w:t xml:space="preserve">เทคโนโลยี</w:t>
-      </w:r>
-      <w:r>
-        <w:t xml:space="preserve"> </w:t>
-      </w:r>
-      <w:r>
-        <w:t xml:space="preserve">— ชั้นการนำเสนอเป็น React ร่วมกับ Vite ชั้นตรรกะทางธุรกิจเป็น Node.js ร่วมกับ Express.js และชั้นข้อมูลเป็น MySQL 8.0 บนเอนจิน InnoDB ตามตารางที่ 3.17 ของปริญญานิพนธ์ เพราะ InnoDB เท่านั้นที่ให้ธุรกรรมแบบ ACID และการล็อกระดับแถว (Row-level Locking) ที่ NFR-04 ต้องการ</w:t>
+        <w:t xml:space="preserve">เทคโนโลยี — ชั้นการนำเสนอเป็นรีแอ็กต์ร่วมกับไวต์ ชั้นตรรกะทางธุรกิจเป็นโหนดเจเอสร่วมกับเอ็กซ์เพรสเจเอส และชั้นข้อมูลเป็นมายเอสคิวแอล 8.0 บนเอนจินอินโนดีบีตามตารางที่ 3.17 ของปริญญานิพนธ์ เพราะอินโนดีบีเท่านั้นที่ให้ธุรกรรมแบบเอซิด และการล็อกระดับแถว ที่ NFR-04 ต้องการ</w:t>
       </w:r>
     </w:p>
     <w:p>
@@ -1806,17 +1736,7 @@
         </w:numPr>
       </w:pPr>
       <w:r>
-        <w:rPr>
-          <w:b/>
-          <w:bCs/>
-        </w:rPr>
-        <w:t xml:space="preserve">ความมั่นคงปลอดภัย</w:t>
-      </w:r>
-      <w:r>
-        <w:t xml:space="preserve"> </w:t>
-      </w:r>
-      <w:r>
-        <w:t xml:space="preserve">— ผู้ใช้เข้าถึงระบบผ่าน HTTPS เท่านั้น ทุกคำขอต้องแนบโทเคน (Token) และถูกตรวจสิทธิ์ที่ฝั่งเซิร์ฟเวอร์ก่อนประมวลผล รหัสผ่านเก็บเป็นค่าที่ผ่านการเข้ารหัส</w:t>
+        <w:t xml:space="preserve">ความมั่นคงปลอดภัย — ผู้ใช้เข้าถึงระบบผ่านเอชทีทีพีเอสเท่านั้น ทุกคำขอต้องแนบโทเคน และถูกตรวจสิทธิ์ที่ฝั่งเซิร์ฟเวอร์ก่อนประมวลผล รหัสผ่านเก็บเป็นค่าที่ผ่านการเข้ารหัส</w:t>
       </w:r>
     </w:p>
     <w:p>
@@ -1828,17 +1748,7 @@
         </w:numPr>
       </w:pPr>
       <w:r>
-        <w:rPr>
-          <w:b/>
-          <w:bCs/>
-        </w:rPr>
-        <w:t xml:space="preserve">เครื่องพิมพ์</w:t>
-      </w:r>
-      <w:r>
-        <w:t xml:space="preserve"> </w:t>
-      </w:r>
-      <w:r>
-        <w:t xml:space="preserve">— ใบเสร็จต้องพิมพ์ด้วยชุดคำสั่ง ESC/POS และรหัสอักขระ TIS-620 ตามที่เครื่อง Epson TM-T82 ของร้านรองรับ บริการพิมพ์ต้องทำงานบนเครื่องที่ต่อกับเครื่องพิมพ์เสมอ</w:t>
+        <w:t xml:space="preserve">เครื่องพิมพ์ — ใบเสร็จต้องพิมพ์ด้วยชุดคำสั่งอีเอสซีโพสและรหัสอักขระ TIS-620 ตามที่เครื่องเอปสัน TM-T82 ของร้านรองรับ บริการพิมพ์ต้องทำงานบนเครื่องที่ต่อกับเครื่องพิมพ์เสมอ</w:t>
       </w:r>
     </w:p>
     <w:p>
@@ -1850,17 +1760,7 @@
         </w:numPr>
       </w:pPr>
       <w:r>
-        <w:rPr>
-          <w:b/>
-          <w:bCs/>
-        </w:rPr>
-        <w:t xml:space="preserve">การรับชำระเงิน</w:t>
-      </w:r>
-      <w:r>
-        <w:t xml:space="preserve"> </w:t>
-      </w:r>
-      <w:r>
-        <w:t xml:space="preserve">— สร้างรหัส QR ตามมาตรฐาน EMVCo และให้พนักงานยืนยันรับเงินด้วยตนเอง เพราะไม่มี Payment Gateway ในขอบเขตโครงงาน</w:t>
+        <w:t xml:space="preserve">การรับชำระเงิน — สร้างรหัสคิวอาร์ตามมาตรฐานอีเอ็มวีโค และให้พนักงานยืนยันรับเงินด้วยตนเอง เพราะไม่มีเพย์เมนต์เกตเวย์ในขอบเขตโครงงาน</w:t>
       </w:r>
     </w:p>
     <w:p>
@@ -1872,17 +1772,7 @@
         </w:numPr>
       </w:pPr>
       <w:r>
-        <w:rPr>
-          <w:b/>
-          <w:bCs/>
-        </w:rPr>
-        <w:t xml:space="preserve">ทรัพยากรและเวลา</w:t>
-      </w:r>
-      <w:r>
-        <w:t xml:space="preserve"> </w:t>
-      </w:r>
-      <w:r>
-        <w:t xml:space="preserve">— ทีมพัฒนาสองคน ระยะเวลาหนึ่งภาคการศึกษา ตามแผนการดำเนินงานในปริญญานิพนธ์บทที่ 1</w:t>
+        <w:t xml:space="preserve">ทรัพยากรและเวลา — ทีมพัฒนาสองคน ระยะเวลาหนึ่งภาคการศึกษา ตามแผนการดำเนินงานในปริญญานิพนธ์บทที่ 1</w:t>
       </w:r>
     </w:p>
     <w:bookmarkEnd w:id="20"/>
@@ -1912,8 +1802,8 @@
       </w:tblPr>
       <w:tblGrid>
         <w:gridCol w:w="776"/>
-        <w:gridCol w:w="4056"/>
-        <w:gridCol w:w="3474"/>
+        <w:gridCol w:w="3975"/>
+        <w:gridCol w:w="3555"/>
       </w:tblGrid>
       <w:tr>
         <w:trPr>
@@ -1947,7 +1837,7 @@
         <w:tc>
           <w:tcPr>
             <w:shd w:val="clear" w:color="auto" w:fill="F2F2F2"/>
-            <w:tcW w:w="4056" w:type="dxa"/>
+            <w:tcW w:w="3975" w:type="dxa"/>
           </w:tcPr>
           <w:tcPr/>
           <w:p>
@@ -1969,7 +1859,7 @@
         <w:tc>
           <w:tcPr>
             <w:shd w:val="clear" w:color="auto" w:fill="F2F2F2"/>
-            <w:tcW w:w="3474" w:type="dxa"/>
+            <w:tcW w:w="3555" w:type="dxa"/>
           </w:tcPr>
           <w:tcPr/>
           <w:p>
@@ -2015,7 +1905,7 @@
         </w:tc>
         <w:tc>
           <w:tcPr>
-            <w:tcW w:w="4056" w:type="dxa"/>
+            <w:tcW w:w="3975" w:type="dxa"/>
           </w:tcPr>
           <w:tcPr/>
           <w:p>
@@ -2034,7 +1924,7 @@
         </w:tc>
         <w:tc>
           <w:tcPr>
-            <w:tcW w:w="3474" w:type="dxa"/>
+            <w:tcW w:w="3555" w:type="dxa"/>
           </w:tcPr>
           <w:tcPr/>
           <w:p>
@@ -2078,26 +1968,26 @@
         </w:tc>
         <w:tc>
           <w:tcPr>
-            <w:tcW w:w="4056" w:type="dxa"/>
-          </w:tcPr>
-          <w:tcPr/>
-          <w:p>
-            <w:pPr>
-              <w:keepNext/>
-              <w:pStyle w:val="Compact"/>
-            </w:pPr>
-            <w:r>
-              <w:rPr>
-                <w:sz w:val="30"/>
-                <w:szCs w:val="30"/>
-              </w:rPr>
-              <w:t xml:space="preserve">เครือข่ายภายในร้าน (Local Network) ครอบคลุมถึงคลังสินค้าและมีเสถียรภาพเพียงพอ</w:t>
-            </w:r>
-          </w:p>
-        </w:tc>
-        <w:tc>
-          <w:tcPr>
-            <w:tcW w:w="3474" w:type="dxa"/>
+            <w:tcW w:w="3975" w:type="dxa"/>
+          </w:tcPr>
+          <w:tcPr/>
+          <w:p>
+            <w:pPr>
+              <w:keepNext/>
+              <w:pStyle w:val="Compact"/>
+            </w:pPr>
+            <w:r>
+              <w:rPr>
+                <w:sz w:val="30"/>
+                <w:szCs w:val="30"/>
+              </w:rPr>
+              <w:t xml:space="preserve">เครือข่ายภายในร้าน ครอบคลุมถึงคลังสินค้าและมีเสถียรภาพเพียงพอ</w:t>
+            </w:r>
+          </w:p>
+        </w:tc>
+        <w:tc>
+          <w:tcPr>
+            <w:tcW w:w="3555" w:type="dxa"/>
           </w:tcPr>
           <w:tcPr/>
           <w:p>
@@ -2141,26 +2031,26 @@
         </w:tc>
         <w:tc>
           <w:tcPr>
-            <w:tcW w:w="4056" w:type="dxa"/>
-          </w:tcPr>
-          <w:tcPr/>
-          <w:p>
-            <w:pPr>
-              <w:keepNext/>
-              <w:pStyle w:val="Compact"/>
-            </w:pPr>
-            <w:r>
-              <w:rPr>
-                <w:sz w:val="30"/>
-                <w:szCs w:val="30"/>
-              </w:rPr>
-              <w:t xml:space="preserve">เครื่องพิมพ์ TM-T82 ของร้านรองรับตารางรหัสอักขระไทย (Code Page) 21</w:t>
-            </w:r>
-          </w:p>
-        </w:tc>
-        <w:tc>
-          <w:tcPr>
-            <w:tcW w:w="3474" w:type="dxa"/>
+            <w:tcW w:w="3975" w:type="dxa"/>
+          </w:tcPr>
+          <w:tcPr/>
+          <w:p>
+            <w:pPr>
+              <w:keepNext/>
+              <w:pStyle w:val="Compact"/>
+            </w:pPr>
+            <w:r>
+              <w:rPr>
+                <w:sz w:val="30"/>
+                <w:szCs w:val="30"/>
+              </w:rPr>
+              <w:t xml:space="preserve">เครื่องพิมพ์ TM-T82 ของร้านรองรับตารางรหัสอักขระไทย 21</w:t>
+            </w:r>
+          </w:p>
+        </w:tc>
+        <w:tc>
+          <w:tcPr>
+            <w:tcW w:w="3555" w:type="dxa"/>
           </w:tcPr>
           <w:tcPr/>
           <w:p>
@@ -2204,7 +2094,7 @@
         </w:tc>
         <w:tc>
           <w:tcPr>
-            <w:tcW w:w="4056" w:type="dxa"/>
+            <w:tcW w:w="3975" w:type="dxa"/>
           </w:tcPr>
           <w:tcPr/>
           <w:p>
@@ -2223,7 +2113,7 @@
         </w:tc>
         <w:tc>
           <w:tcPr>
-            <w:tcW w:w="3474" w:type="dxa"/>
+            <w:tcW w:w="3555" w:type="dxa"/>
           </w:tcPr>
           <w:tcPr/>
           <w:p>
@@ -2266,7 +2156,7 @@
         </w:tc>
         <w:tc>
           <w:tcPr>
-            <w:tcW w:w="4056" w:type="dxa"/>
+            <w:tcW w:w="3975" w:type="dxa"/>
           </w:tcPr>
           <w:tcPr/>
           <w:p>
@@ -2284,7 +2174,7 @@
         </w:tc>
         <w:tc>
           <w:tcPr>
-            <w:tcW w:w="3474" w:type="dxa"/>
+            <w:tcW w:w="3555" w:type="dxa"/>
           </w:tcPr>
           <w:tcPr/>
           <w:p>
@@ -2336,7 +2226,7 @@
         <w:pStyle w:val="FirstParagraph"/>
       </w:pPr>
       <w:r>
-        <w:t xml:space="preserve">ระบบแสดงผลผ่านเว็บเบราว์เซอร์ในรูปแบบ Responsive Design ใช้ภาษาไทยเป็นภาษาหลัก แสดงจำนวนเงินในรูปแบบสกุลเงินบาททศนิยมสองตำแหน่ง และยึดหลักการออกแบบสามข้อตามปริญญานิพนธ์บทที่ 3 หัวข้อ 3.9.1</w:t>
+        <w:t xml:space="preserve">ระบบแสดงผลผ่านเว็บเบราว์เซอร์ในรูปแบบเรสปอนซีฟดีไซน์ใช้ภาษาไทยเป็นภาษาหลัก แสดงจำนวนเงินในรูปแบบสกุลเงินบาททศนิยมสองตำแหน่ง และยึดหลักการออกแบบสามข้อตามปริญญานิพนธ์บทที่ 3 หัวข้อ 3.9.1</w:t>
       </w:r>
     </w:p>
     <w:p>
@@ -2348,17 +2238,7 @@
         </w:numPr>
       </w:pPr>
       <w:r>
-        <w:rPr>
-          <w:b/>
-          <w:bCs/>
-        </w:rPr>
-        <w:t xml:space="preserve">หนึ่งหน้าจอมีงานหลักเพียงงานเดียว</w:t>
-      </w:r>
-      <w:r>
-        <w:t xml:space="preserve"> </w:t>
-      </w:r>
-      <w:r>
-        <w:t xml:space="preserve">— ปุ่มของงานหลักเด่นที่สุดในหน้า เพราะผู้ใช้ทำงานในช่วงที่มีลูกค้ารอ</w:t>
+        <w:t xml:space="preserve">หนึ่งหน้าจอมีงานหลักเพียงงานเดียว — ปุ่มของงานหลักเด่นที่สุดในหน้า เพราะผู้ใช้ทำงานในช่วงที่มีลูกค้ารอ</w:t>
       </w:r>
     </w:p>
     <w:p>
@@ -2370,17 +2250,7 @@
         </w:numPr>
       </w:pPr>
       <w:r>
-        <w:rPr>
-          <w:b/>
-          <w:bCs/>
-        </w:rPr>
-        <w:t xml:space="preserve">ตัวเลขที่ใช้ตัดสินใจอ่านง่ายที่สุด</w:t>
-      </w:r>
-      <w:r>
-        <w:t xml:space="preserve"> </w:t>
-      </w:r>
-      <w:r>
-        <w:t xml:space="preserve">— ยอดเงินและจำนวนแสดงขนาดใหญ่ จัดชิดขวาให้เทียบกันได้ในแนวตั้ง</w:t>
+        <w:t xml:space="preserve">ตัวเลขที่ใช้ตัดสินใจอ่านง่ายที่สุด — ยอดเงินและจำนวนแสดงขนาดใหญ่ จัดชิดขวาให้เทียบกันได้ในแนวตั้ง</w:t>
       </w:r>
     </w:p>
     <w:p>
@@ -2392,17 +2262,7 @@
         </w:numPr>
       </w:pPr>
       <w:r>
-        <w:rPr>
-          <w:b/>
-          <w:bCs/>
-        </w:rPr>
-        <w:t xml:space="preserve">ยืนยันซ้ำก่อนการกระทำที่ย้อนกลับไม่ได้</w:t>
-      </w:r>
-      <w:r>
-        <w:t xml:space="preserve"> </w:t>
-      </w:r>
-      <w:r>
-        <w:t xml:space="preserve">— การยืนยันจ่ายสินค้าต้องกดยืนยันสองครั้ง</w:t>
+        <w:t xml:space="preserve">ยืนยันซ้ำก่อนการกระทำที่ย้อนกลับไม่ได้ — การยืนยันจ่ายสินค้าต้องกดยืนยันสองครั้ง</w:t>
       </w:r>
     </w:p>
     <w:tbl>
@@ -2617,7 +2477,7 @@
                 <w:sz w:val="30"/>
                 <w:szCs w:val="30"/>
               </w:rPr>
-              <w:t xml:space="preserve">ปุ่มเลือกหมวดหมู่สินค้า ช่องค้นหา ตารางรายการที่เลือก ยอดรวม ปุ่มแสดงรหัส QR และปุ่มยืนยันรับชำระเงิน</w:t>
+              <w:t xml:space="preserve">ปุ่มเลือกหมวดหมู่สินค้า ช่องค้นหา ตารางรายการที่เลือก ยอดรวม ปุ่มแสดงรหัสคิวอาร์และปุ่มยืนยันรับชำระเงิน</w:t>
             </w:r>
           </w:p>
         </w:tc>
@@ -3059,7 +2919,7 @@
         <w:pStyle w:val="BodyText"/>
       </w:pPr>
       <w:r>
-        <w:t xml:space="preserve">หน้าจอคิวรอจ่ายสินค้าและหน้าจอยืนยันจ่ายสินค้าต้องใช้งานได้บนแท็บเล็ตและสมาร์ตโฟน (NFR-03) ปุ่มต้องใหญ่พอกดด้วยนิ้วขณะสวมถุงมือ ส่วนหน้าจออื่นออกแบบสำหรับจอคอมพิวเตอร์เป็นหลัก เมนูที่แสดงถูกกรองตามบทบาท แต่การป้องกันจริงอยู่ที่ฝั่งเซิร์ฟเวอร์ตาม NFR-01 ต้นแบบหน้าจอ (Wireframe) แสดงในปริญญานิพนธ์บทที่ 3 รูปที่ 3.14 ถึง 3.19</w:t>
+        <w:t xml:space="preserve">หน้าจอคิวรอจ่ายสินค้าและหน้าจอยืนยันจ่ายสินค้าต้องใช้งานได้บนแท็บเล็ตและสมาร์ตโฟน (NFR-03) ปุ่มต้องใหญ่พอกดด้วยนิ้วขณะสวมถุงมือ ส่วนหน้าจออื่นออกแบบสำหรับจอคอมพิวเตอร์เป็นหลัก เมนูที่แสดงถูกกรองตามบทบาท แต่การป้องกันจริงอยู่ที่ฝั่งเซิร์ฟเวอร์ตาม NFR-01 ต้นแบบหน้าจอ แสดงในปริญญานิพนธ์บทที่ 3 รูปที่ 3.14 ถึง 3.19</w:t>
       </w:r>
     </w:p>
     <w:bookmarkEnd w:id="23"/>
@@ -3077,7 +2937,7 @@
         <w:pStyle w:val="FirstParagraph"/>
       </w:pPr>
       <w:r>
-        <w:t xml:space="preserve">ระบบเชื่อมต่อกับฮาร์ดแวร์ภายนอกหนึ่งรายการ คือเครื่องพิมพ์ใบเสร็จความร้อน Epson TM-T82 (รุ่น M325A) ที่ร้านใช้อยู่</w:t>
+        <w:t xml:space="preserve">ระบบเชื่อมต่อกับฮาร์ดแวร์ภายนอกหนึ่งรายการ คือเครื่องพิมพ์ใบเสร็จความร้อนเอปสัน TM-T82 (รุ่น M325A) ที่ร้านใช้อยู่</w:t>
       </w:r>
     </w:p>
     <w:tbl>
@@ -3096,8 +2956,8 @@
         <w:tblLayout w:type="fixed"/>
       </w:tblPr>
       <w:tblGrid>
-        <w:gridCol w:w="1826"/>
-        <w:gridCol w:w="6480"/>
+        <w:gridCol w:w="1862"/>
+        <w:gridCol w:w="6444"/>
       </w:tblGrid>
       <w:tr>
         <w:trPr>
@@ -3108,7 +2968,7 @@
         <w:tc>
           <w:tcPr>
             <w:shd w:val="clear" w:color="auto" w:fill="F2F2F2"/>
-            <w:tcW w:w="1826" w:type="dxa"/>
+            <w:tcW w:w="1862" w:type="dxa"/>
           </w:tcPr>
           <w:tcPr/>
           <w:p>
@@ -3130,7 +2990,7 @@
         <w:tc>
           <w:tcPr>
             <w:shd w:val="clear" w:color="auto" w:fill="F2F2F2"/>
-            <w:tcW w:w="6480" w:type="dxa"/>
+            <w:tcW w:w="6444" w:type="dxa"/>
           </w:tcPr>
           <w:tcPr/>
           <w:p>
@@ -3156,7 +3016,7 @@
         </w:trPr>
         <w:tc>
           <w:tcPr>
-            <w:tcW w:w="1826" w:type="dxa"/>
+            <w:tcW w:w="1862" w:type="dxa"/>
           </w:tcPr>
           <w:tcPr/>
           <w:p>
@@ -3175,31 +3035,31 @@
         </w:tc>
         <w:tc>
           <w:tcPr>
-            <w:tcW w:w="6480" w:type="dxa"/>
-          </w:tcPr>
-          <w:tcPr/>
-          <w:p>
-            <w:pPr>
-              <w:keepNext/>
-              <w:pStyle w:val="Compact"/>
-            </w:pPr>
-            <w:r>
-              <w:rPr>
-                <w:sz w:val="30"/>
-                <w:szCs w:val="30"/>
-              </w:rPr>
-              <w:t xml:space="preserve">USB ผ่านคิวพิมพ์ของระบบปฏิบัติการ (Print Queue) บนเครื่องคอมพิวเตอร์หน้าร้าน รองรับเครือข่ายผ่าน TCP พอร์ต 9100 ด้วยหากเปลี่ยนเครื่องในอนาคต</w:t>
-            </w:r>
-          </w:p>
-        </w:tc>
-      </w:tr>
-      <w:tr>
-        <w:trPr>
-          <w:cantSplit/>
-        </w:trPr>
-        <w:tc>
-          <w:tcPr>
-            <w:tcW w:w="1826" w:type="dxa"/>
+            <w:tcW w:w="6444" w:type="dxa"/>
+          </w:tcPr>
+          <w:tcPr/>
+          <w:p>
+            <w:pPr>
+              <w:keepNext/>
+              <w:pStyle w:val="Compact"/>
+            </w:pPr>
+            <w:r>
+              <w:rPr>
+                <w:sz w:val="30"/>
+                <w:szCs w:val="30"/>
+              </w:rPr>
+              <w:t xml:space="preserve">ยูเอสบีผ่านคิวพิมพ์ของระบบปฏิบัติการ บนเครื่องคอมพิวเตอร์หน้าร้าน รองรับเครือข่ายผ่าน TCP พอร์ต 9100 ด้วยหากเปลี่ยนเครื่องในอนาคต</w:t>
+            </w:r>
+          </w:p>
+        </w:tc>
+      </w:tr>
+      <w:tr>
+        <w:trPr>
+          <w:cantSplit/>
+        </w:trPr>
+        <w:tc>
+          <w:tcPr>
+            <w:tcW w:w="1862" w:type="dxa"/>
           </w:tcPr>
           <w:tcPr/>
           <w:p>
@@ -3218,31 +3078,31 @@
         </w:tc>
         <w:tc>
           <w:tcPr>
-            <w:tcW w:w="6480" w:type="dxa"/>
-          </w:tcPr>
-          <w:tcPr/>
-          <w:p>
-            <w:pPr>
-              <w:keepNext/>
-              <w:pStyle w:val="Compact"/>
-            </w:pPr>
-            <w:r>
-              <w:rPr>
-                <w:sz w:val="30"/>
-                <w:szCs w:val="30"/>
-              </w:rPr>
-              <w:t xml:space="preserve">ESC/POS</w:t>
-            </w:r>
-          </w:p>
-        </w:tc>
-      </w:tr>
-      <w:tr>
-        <w:trPr>
-          <w:cantSplit/>
-        </w:trPr>
-        <w:tc>
-          <w:tcPr>
-            <w:tcW w:w="1826" w:type="dxa"/>
+            <w:tcW w:w="6444" w:type="dxa"/>
+          </w:tcPr>
+          <w:tcPr/>
+          <w:p>
+            <w:pPr>
+              <w:keepNext/>
+              <w:pStyle w:val="Compact"/>
+            </w:pPr>
+            <w:r>
+              <w:rPr>
+                <w:sz w:val="30"/>
+                <w:szCs w:val="30"/>
+              </w:rPr>
+              <w:t xml:space="preserve">อีเอสซีโพส</w:t>
+            </w:r>
+          </w:p>
+        </w:tc>
+      </w:tr>
+      <w:tr>
+        <w:trPr>
+          <w:cantSplit/>
+        </w:trPr>
+        <w:tc>
+          <w:tcPr>
+            <w:tcW w:w="1862" w:type="dxa"/>
           </w:tcPr>
           <w:tcPr/>
           <w:p>
@@ -3261,7 +3121,7 @@
         </w:tc>
         <w:tc>
           <w:tcPr>
-            <w:tcW w:w="6480" w:type="dxa"/>
+            <w:tcW w:w="6444" w:type="dxa"/>
           </w:tcPr>
           <w:tcPr/>
           <w:p>
@@ -3313,7 +3173,7 @@
         </w:trPr>
         <w:tc>
           <w:tcPr>
-            <w:tcW w:w="1826" w:type="dxa"/>
+            <w:tcW w:w="1862" w:type="dxa"/>
           </w:tcPr>
           <w:tcPr/>
           <w:p>
@@ -3332,7 +3192,7 @@
         </w:tc>
         <w:tc>
           <w:tcPr>
-            <w:tcW w:w="6480" w:type="dxa"/>
+            <w:tcW w:w="6444" w:type="dxa"/>
           </w:tcPr>
           <w:tcPr/>
           <w:p>
@@ -3356,7 +3216,7 @@
         </w:trPr>
         <w:tc>
           <w:tcPr>
-            <w:tcW w:w="1826" w:type="dxa"/>
+            <w:tcW w:w="1862" w:type="dxa"/>
           </w:tcPr>
           <w:tcPr/>
           <w:p>
@@ -3375,31 +3235,31 @@
         </w:tc>
         <w:tc>
           <w:tcPr>
-            <w:tcW w:w="6480" w:type="dxa"/>
-          </w:tcPr>
-          <w:tcPr/>
-          <w:p>
-            <w:pPr>
-              <w:keepNext/>
-              <w:pStyle w:val="Compact"/>
-            </w:pPr>
-            <w:r>
-              <w:rPr>
-                <w:sz w:val="30"/>
-                <w:szCs w:val="30"/>
-              </w:rPr>
-              <w:t xml:space="preserve">บริการพิมพ์ใบเสร็จ (Print Service) ซึ่งเป็นกระบวนการแยกจากระบบหลังบ้าน และต้องทำงานบนเครื่องที่ต่อกับเครื่องพิมพ์</w:t>
-            </w:r>
-          </w:p>
-        </w:tc>
-      </w:tr>
-      <w:tr>
-        <w:trPr>
-          <w:cantSplit/>
-        </w:trPr>
-        <w:tc>
-          <w:tcPr>
-            <w:tcW w:w="1826" w:type="dxa"/>
+            <w:tcW w:w="6444" w:type="dxa"/>
+          </w:tcPr>
+          <w:tcPr/>
+          <w:p>
+            <w:pPr>
+              <w:keepNext/>
+              <w:pStyle w:val="Compact"/>
+            </w:pPr>
+            <w:r>
+              <w:rPr>
+                <w:sz w:val="30"/>
+                <w:szCs w:val="30"/>
+              </w:rPr>
+              <w:t xml:space="preserve">บริการพิมพ์ใบเสร็จ ซึ่งเป็นกระบวนการแยกจากระบบหลังบ้าน และต้องทำงานบนเครื่องที่ต่อกับเครื่องพิมพ์</w:t>
+            </w:r>
+          </w:p>
+        </w:tc>
+      </w:tr>
+      <w:tr>
+        <w:trPr>
+          <w:cantSplit/>
+        </w:trPr>
+        <w:tc>
+          <w:tcPr>
+            <w:tcW w:w="1862" w:type="dxa"/>
           </w:tcPr>
           <w:tcPr/>
           <w:p>
@@ -3418,7 +3278,7 @@
         </w:tc>
         <w:tc>
           <w:tcPr>
-            <w:tcW w:w="6480" w:type="dxa"/>
+            <w:tcW w:w="6444" w:type="dxa"/>
           </w:tcPr>
           <w:tcPr/>
           <w:p>
@@ -3442,7 +3302,7 @@
         </w:trPr>
         <w:tc>
           <w:tcPr>
-            <w:tcW w:w="1826" w:type="dxa"/>
+            <w:tcW w:w="1862" w:type="dxa"/>
           </w:tcPr>
           <w:tcPr/>
           <w:p>
@@ -3461,7 +3321,7 @@
         </w:tc>
         <w:tc>
           <w:tcPr>
-            <w:tcW w:w="6480" w:type="dxa"/>
+            <w:tcW w:w="6444" w:type="dxa"/>
           </w:tcPr>
           <w:tcPr/>
           <w:p>
@@ -3485,7 +3345,7 @@
         </w:trPr>
         <w:tc>
           <w:tcPr>
-            <w:tcW w:w="1826" w:type="dxa"/>
+            <w:tcW w:w="1862" w:type="dxa"/>
           </w:tcPr>
           <w:tcPr/>
           <w:p>
@@ -3504,7 +3364,7 @@
         </w:tc>
         <w:tc>
           <w:tcPr>
-            <w:tcW w:w="6480" w:type="dxa"/>
+            <w:tcW w:w="6444" w:type="dxa"/>
           </w:tcPr>
           <w:tcPr/>
           <w:p>
@@ -3528,7 +3388,7 @@
         </w:trPr>
         <w:tc>
           <w:tcPr>
-            <w:tcW w:w="1826" w:type="dxa"/>
+            <w:tcW w:w="1862" w:type="dxa"/>
           </w:tcPr>
           <w:tcPr/>
           <w:p>
@@ -3546,7 +3406,7 @@
         </w:tc>
         <w:tc>
           <w:tcPr>
-            <w:tcW w:w="6480" w:type="dxa"/>
+            <w:tcW w:w="6444" w:type="dxa"/>
           </w:tcPr>
           <w:tcPr/>
           <w:p>
@@ -3569,7 +3429,7 @@
         <w:pStyle w:val="BodyText"/>
       </w:pPr>
       <w:r>
-        <w:t xml:space="preserve">ระบบไม่ใช้เครื่องอ่านบาร์โค้ด (Barcode Scanner) เครื่องสแกน QR หรือกล้อง</w:t>
+        <w:t xml:space="preserve">ระบบไม่ใช้เครื่องอ่านบาร์โค้ด เครื่องสแกนคิวอาร์ หรือกล้อง</w:t>
       </w:r>
     </w:p>
     <w:bookmarkEnd w:id="24"/>
@@ -3598,10 +3458,10 @@
         <w:tblLayout w:type="fixed"/>
       </w:tblPr>
       <w:tblGrid>
-        <w:gridCol w:w="1668"/>
-        <w:gridCol w:w="2998"/>
-        <w:gridCol w:w="1791"/>
-        <w:gridCol w:w="1849"/>
+        <w:gridCol w:w="1768"/>
+        <w:gridCol w:w="2102"/>
+        <w:gridCol w:w="2145"/>
+        <w:gridCol w:w="2291"/>
       </w:tblGrid>
       <w:tr>
         <w:trPr>
@@ -3612,7 +3472,7 @@
         <w:tc>
           <w:tcPr>
             <w:shd w:val="clear" w:color="auto" w:fill="F2F2F2"/>
-            <w:tcW w:w="1668" w:type="dxa"/>
+            <w:tcW w:w="1768" w:type="dxa"/>
           </w:tcPr>
           <w:tcPr/>
           <w:p>
@@ -3634,7 +3494,7 @@
         <w:tc>
           <w:tcPr>
             <w:shd w:val="clear" w:color="auto" w:fill="F2F2F2"/>
-            <w:tcW w:w="2998" w:type="dxa"/>
+            <w:tcW w:w="2102" w:type="dxa"/>
           </w:tcPr>
           <w:tcPr/>
           <w:p>
@@ -3656,7 +3516,7 @@
         <w:tc>
           <w:tcPr>
             <w:shd w:val="clear" w:color="auto" w:fill="F2F2F2"/>
-            <w:tcW w:w="1791" w:type="dxa"/>
+            <w:tcW w:w="2145" w:type="dxa"/>
           </w:tcPr>
           <w:tcPr/>
           <w:p>
@@ -3678,7 +3538,7 @@
         <w:tc>
           <w:tcPr>
             <w:shd w:val="clear" w:color="auto" w:fill="F2F2F2"/>
-            <w:tcW w:w="1849" w:type="dxa"/>
+            <w:tcW w:w="2291" w:type="dxa"/>
           </w:tcPr>
           <w:tcPr/>
           <w:p>
@@ -3704,45 +3564,45 @@
         </w:trPr>
         <w:tc>
           <w:tcPr>
-            <w:tcW w:w="1668" w:type="dxa"/>
-          </w:tcPr>
-          <w:tcPr/>
-          <w:p>
-            <w:pPr>
-              <w:keepNext/>
-              <w:pStyle w:val="Compact"/>
-            </w:pPr>
-            <w:r>
-              <w:rPr>
-                <w:sz w:val="30"/>
-                <w:szCs w:val="30"/>
-              </w:rPr>
-              <w:t xml:space="preserve">ไลบรารีสร้างรหัส QR พร้อมเพย์</w:t>
-            </w:r>
-          </w:p>
-        </w:tc>
-        <w:tc>
-          <w:tcPr>
-            <w:tcW w:w="2998" w:type="dxa"/>
-          </w:tcPr>
-          <w:tcPr/>
-          <w:p>
-            <w:pPr>
-              <w:keepNext/>
-              <w:pStyle w:val="Compact"/>
-            </w:pPr>
-            <w:r>
-              <w:rPr>
-                <w:sz w:val="30"/>
-                <w:szCs w:val="30"/>
-              </w:rPr>
-              <w:t xml:space="preserve">สร้างรหัส QR ตามมาตรฐาน EMVCo Merchant-Presented Mode</w:t>
-            </w:r>
-          </w:p>
-        </w:tc>
-        <w:tc>
-          <w:tcPr>
-            <w:tcW w:w="1791" w:type="dxa"/>
+            <w:tcW w:w="1768" w:type="dxa"/>
+          </w:tcPr>
+          <w:tcPr/>
+          <w:p>
+            <w:pPr>
+              <w:keepNext/>
+              <w:pStyle w:val="Compact"/>
+            </w:pPr>
+            <w:r>
+              <w:rPr>
+                <w:sz w:val="30"/>
+                <w:szCs w:val="30"/>
+              </w:rPr>
+              <w:t xml:space="preserve">ไลบรารีสร้างรหัสคิวอาร์พร้อมเพย์</w:t>
+            </w:r>
+          </w:p>
+        </w:tc>
+        <w:tc>
+          <w:tcPr>
+            <w:tcW w:w="2102" w:type="dxa"/>
+          </w:tcPr>
+          <w:tcPr/>
+          <w:p>
+            <w:pPr>
+              <w:keepNext/>
+              <w:pStyle w:val="Compact"/>
+            </w:pPr>
+            <w:r>
+              <w:rPr>
+                <w:sz w:val="30"/>
+                <w:szCs w:val="30"/>
+              </w:rPr>
+              <w:t xml:space="preserve">สร้างรหัสคิวอาร์ตามมาตรฐานอีเอ็มวีโคแบบร้านค้าเป็นผู้แสดงรหัส</w:t>
+            </w:r>
+          </w:p>
+        </w:tc>
+        <w:tc>
+          <w:tcPr>
+            <w:tcW w:w="2145" w:type="dxa"/>
           </w:tcPr>
           <w:tcPr/>
           <w:p>
@@ -3761,88 +3621,88 @@
         </w:tc>
         <w:tc>
           <w:tcPr>
-            <w:tcW w:w="1849" w:type="dxa"/>
-          </w:tcPr>
-          <w:tcPr/>
-          <w:p>
-            <w:pPr>
-              <w:keepNext/>
-              <w:pStyle w:val="Compact"/>
-            </w:pPr>
-            <w:r>
-              <w:rPr>
-                <w:sz w:val="30"/>
-                <w:szCs w:val="30"/>
-              </w:rPr>
-              <w:t xml:space="preserve">ส่งเข้า: หมายเลขพร้อมเพย์ของร้านและยอดเงิน · รับกลับ: สตริง QR Payload</w:t>
-            </w:r>
-          </w:p>
-        </w:tc>
-      </w:tr>
-      <w:tr>
-        <w:trPr>
-          <w:cantSplit/>
-        </w:trPr>
-        <w:tc>
-          <w:tcPr>
-            <w:tcW w:w="1668" w:type="dxa"/>
-          </w:tcPr>
-          <w:tcPr/>
-          <w:p>
-            <w:pPr>
-              <w:keepNext/>
-              <w:pStyle w:val="Compact"/>
-            </w:pPr>
-            <w:r>
-              <w:rPr>
-                <w:sz w:val="30"/>
-                <w:szCs w:val="30"/>
-              </w:rPr>
-              <w:t xml:space="preserve">บริการพิมพ์ใบเสร็จ (Print Service)</w:t>
-            </w:r>
-          </w:p>
-        </w:tc>
-        <w:tc>
-          <w:tcPr>
-            <w:tcW w:w="2998" w:type="dxa"/>
-          </w:tcPr>
-          <w:tcPr/>
-          <w:p>
-            <w:pPr>
-              <w:keepNext/>
-              <w:pStyle w:val="Compact"/>
-            </w:pPr>
-            <w:r>
-              <w:rPr>
-                <w:sz w:val="30"/>
-                <w:szCs w:val="30"/>
-              </w:rPr>
-              <w:t xml:space="preserve">แปลงข้อมูลใบเสร็จเป็นชุดคำสั่ง ESC/POS แล้วส่งเครื่องพิมพ์</w:t>
-            </w:r>
-          </w:p>
-        </w:tc>
-        <w:tc>
-          <w:tcPr>
-            <w:tcW w:w="1791" w:type="dxa"/>
-          </w:tcPr>
-          <w:tcPr/>
-          <w:p>
-            <w:pPr>
-              <w:keepNext/>
-              <w:pStyle w:val="Compact"/>
-            </w:pPr>
-            <w:r>
-              <w:rPr>
-                <w:sz w:val="30"/>
-                <w:szCs w:val="30"/>
-              </w:rPr>
-              <w:t xml:space="preserve">HTTP ภายในเครือข่ายร้าน พอร์ต 4100</w:t>
-            </w:r>
-          </w:p>
-        </w:tc>
-        <w:tc>
-          <w:tcPr>
-            <w:tcW w:w="1849" w:type="dxa"/>
+            <w:tcW w:w="2291" w:type="dxa"/>
+          </w:tcPr>
+          <w:tcPr/>
+          <w:p>
+            <w:pPr>
+              <w:keepNext/>
+              <w:pStyle w:val="Compact"/>
+            </w:pPr>
+            <w:r>
+              <w:rPr>
+                <w:sz w:val="30"/>
+                <w:szCs w:val="30"/>
+              </w:rPr>
+              <w:t xml:space="preserve">ส่งเข้า: หมายเลขพร้อมเพย์ของร้านและยอดเงิน · รับกลับ: สตริงข้อความคิวอาร์</w:t>
+            </w:r>
+          </w:p>
+        </w:tc>
+      </w:tr>
+      <w:tr>
+        <w:trPr>
+          <w:cantSplit/>
+        </w:trPr>
+        <w:tc>
+          <w:tcPr>
+            <w:tcW w:w="1768" w:type="dxa"/>
+          </w:tcPr>
+          <w:tcPr/>
+          <w:p>
+            <w:pPr>
+              <w:keepNext/>
+              <w:pStyle w:val="Compact"/>
+            </w:pPr>
+            <w:r>
+              <w:rPr>
+                <w:sz w:val="30"/>
+                <w:szCs w:val="30"/>
+              </w:rPr>
+              <w:t xml:space="preserve">บริการพิมพ์ใบเสร็จ</w:t>
+            </w:r>
+          </w:p>
+        </w:tc>
+        <w:tc>
+          <w:tcPr>
+            <w:tcW w:w="2102" w:type="dxa"/>
+          </w:tcPr>
+          <w:tcPr/>
+          <w:p>
+            <w:pPr>
+              <w:keepNext/>
+              <w:pStyle w:val="Compact"/>
+            </w:pPr>
+            <w:r>
+              <w:rPr>
+                <w:sz w:val="30"/>
+                <w:szCs w:val="30"/>
+              </w:rPr>
+              <w:t xml:space="preserve">แปลงข้อมูลใบเสร็จเป็นชุดคำสั่งอีเอสซีโพสแล้วส่งเครื่องพิมพ์</w:t>
+            </w:r>
+          </w:p>
+        </w:tc>
+        <w:tc>
+          <w:tcPr>
+            <w:tcW w:w="2145" w:type="dxa"/>
+          </w:tcPr>
+          <w:tcPr/>
+          <w:p>
+            <w:pPr>
+              <w:keepNext/>
+              <w:pStyle w:val="Compact"/>
+            </w:pPr>
+            <w:r>
+              <w:rPr>
+                <w:sz w:val="30"/>
+                <w:szCs w:val="30"/>
+              </w:rPr>
+              <w:t xml:space="preserve">เอชทีทีพีภายในเครือข่ายร้าน พอร์ต 4100</w:t>
+            </w:r>
+          </w:p>
+        </w:tc>
+        <w:tc>
+          <w:tcPr>
+            <w:tcW w:w="2291" w:type="dxa"/>
           </w:tcPr>
           <w:tcPr/>
           <w:p>
@@ -3866,25 +3726,25 @@
         </w:trPr>
         <w:tc>
           <w:tcPr>
-            <w:tcW w:w="1668" w:type="dxa"/>
-          </w:tcPr>
-          <w:tcPr/>
-          <w:p>
-            <w:pPr>
-              <w:pStyle w:val="Compact"/>
-            </w:pPr>
-            <w:r>
-              <w:rPr>
-                <w:sz w:val="30"/>
-                <w:szCs w:val="30"/>
-              </w:rPr>
-              <w:t xml:space="preserve">MySQL 8.0 (InnoDB)</w:t>
-            </w:r>
-          </w:p>
-        </w:tc>
-        <w:tc>
-          <w:tcPr>
-            <w:tcW w:w="2998" w:type="dxa"/>
+            <w:tcW w:w="1768" w:type="dxa"/>
+          </w:tcPr>
+          <w:tcPr/>
+          <w:p>
+            <w:pPr>
+              <w:pStyle w:val="Compact"/>
+            </w:pPr>
+            <w:r>
+              <w:rPr>
+                <w:sz w:val="30"/>
+                <w:szCs w:val="30"/>
+              </w:rPr>
+              <w:t xml:space="preserve">มายเอสคิวแอล 8.0</w:t>
+            </w:r>
+          </w:p>
+        </w:tc>
+        <w:tc>
+          <w:tcPr>
+            <w:tcW w:w="2102" w:type="dxa"/>
           </w:tcPr>
           <w:tcPr/>
           <w:p>
@@ -3902,7 +3762,7 @@
         </w:tc>
         <w:tc>
           <w:tcPr>
-            <w:tcW w:w="1791" w:type="dxa"/>
+            <w:tcW w:w="2145" w:type="dxa"/>
           </w:tcPr>
           <w:tcPr/>
           <w:p>
@@ -3920,7 +3780,7 @@
         </w:tc>
         <w:tc>
           <w:tcPr>
-            <w:tcW w:w="1849" w:type="dxa"/>
+            <w:tcW w:w="2291" w:type="dxa"/>
           </w:tcPr>
           <w:tcPr/>
           <w:p>
@@ -3943,7 +3803,7 @@
         <w:pStyle w:val="BodyText"/>
       </w:pPr>
       <w:r>
-        <w:t xml:space="preserve">ระบบไม่เชื่อมต่อ Payment Gateway, API ของธนาคาร, ระบบ ERP, ระบบซัพพลายเออร์ภายนอก หรือบริการแจ้งเตือนภายนอกใด ๆ</w:t>
+        <w:t xml:space="preserve">ระบบไม่เชื่อมต่อเพย์เมนต์เกตเวย์เอพีไอของธนาคาร ระบบอีอาร์พีระบบซัพพลายเออร์ภายนอก หรือบริการแจ้งเตือนภายนอกใด ๆ</w:t>
       </w:r>
     </w:p>
     <w:bookmarkEnd w:id="25"/>
@@ -3972,10 +3832,10 @@
         <w:tblLayout w:type="fixed"/>
       </w:tblPr>
       <w:tblGrid>
-        <w:gridCol w:w="1917"/>
-        <w:gridCol w:w="1688"/>
-        <w:gridCol w:w="1939"/>
-        <w:gridCol w:w="2762"/>
+        <w:gridCol w:w="1672"/>
+        <w:gridCol w:w="1898"/>
+        <w:gridCol w:w="2385"/>
+        <w:gridCol w:w="2351"/>
       </w:tblGrid>
       <w:tr>
         <w:trPr>
@@ -3986,7 +3846,7 @@
         <w:tc>
           <w:tcPr>
             <w:shd w:val="clear" w:color="auto" w:fill="F2F2F2"/>
-            <w:tcW w:w="1917" w:type="dxa"/>
+            <w:tcW w:w="1672" w:type="dxa"/>
           </w:tcPr>
           <w:tcPr/>
           <w:p>
@@ -4008,7 +3868,7 @@
         <w:tc>
           <w:tcPr>
             <w:shd w:val="clear" w:color="auto" w:fill="F2F2F2"/>
-            <w:tcW w:w="1688" w:type="dxa"/>
+            <w:tcW w:w="1898" w:type="dxa"/>
           </w:tcPr>
           <w:tcPr/>
           <w:p>
@@ -4030,7 +3890,7 @@
         <w:tc>
           <w:tcPr>
             <w:shd w:val="clear" w:color="auto" w:fill="F2F2F2"/>
-            <w:tcW w:w="1939" w:type="dxa"/>
+            <w:tcW w:w="2385" w:type="dxa"/>
           </w:tcPr>
           <w:tcPr/>
           <w:p>
@@ -4052,7 +3912,7 @@
         <w:tc>
           <w:tcPr>
             <w:shd w:val="clear" w:color="auto" w:fill="F2F2F2"/>
-            <w:tcW w:w="2762" w:type="dxa"/>
+            <w:tcW w:w="2351" w:type="dxa"/>
           </w:tcPr>
           <w:tcPr/>
           <w:p>
@@ -4078,45 +3938,45 @@
         </w:trPr>
         <w:tc>
           <w:tcPr>
-            <w:tcW w:w="1917" w:type="dxa"/>
-          </w:tcPr>
-          <w:tcPr/>
-          <w:p>
-            <w:pPr>
-              <w:keepNext/>
-              <w:pStyle w:val="Compact"/>
-            </w:pPr>
-            <w:r>
-              <w:rPr>
-                <w:sz w:val="30"/>
-                <w:szCs w:val="30"/>
-              </w:rPr>
-              <w:t xml:space="preserve">HTTPS</w:t>
-            </w:r>
-          </w:p>
-        </w:tc>
-        <w:tc>
-          <w:tcPr>
-            <w:tcW w:w="1688" w:type="dxa"/>
-          </w:tcPr>
-          <w:tcPr/>
-          <w:p>
-            <w:pPr>
-              <w:keepNext/>
-              <w:pStyle w:val="Compact"/>
-            </w:pPr>
-            <w:r>
-              <w:rPr>
-                <w:sz w:val="30"/>
-                <w:szCs w:val="30"/>
-              </w:rPr>
-              <w:t xml:space="preserve">เบราว์เซอร์ของผู้ใช้ ↔ ระบบ SOML</w:t>
-            </w:r>
-          </w:p>
-        </w:tc>
-        <w:tc>
-          <w:tcPr>
-            <w:tcW w:w="1939" w:type="dxa"/>
+            <w:tcW w:w="1672" w:type="dxa"/>
+          </w:tcPr>
+          <w:tcPr/>
+          <w:p>
+            <w:pPr>
+              <w:keepNext/>
+              <w:pStyle w:val="Compact"/>
+            </w:pPr>
+            <w:r>
+              <w:rPr>
+                <w:sz w:val="30"/>
+                <w:szCs w:val="30"/>
+              </w:rPr>
+              <w:t xml:space="preserve">เอชทีทีพีเอส</w:t>
+            </w:r>
+          </w:p>
+        </w:tc>
+        <w:tc>
+          <w:tcPr>
+            <w:tcW w:w="1898" w:type="dxa"/>
+          </w:tcPr>
+          <w:tcPr/>
+          <w:p>
+            <w:pPr>
+              <w:keepNext/>
+              <w:pStyle w:val="Compact"/>
+            </w:pPr>
+            <w:r>
+              <w:rPr>
+                <w:sz w:val="30"/>
+                <w:szCs w:val="30"/>
+              </w:rPr>
+              <w:t xml:space="preserve">เบราว์เซอร์ของผู้ใช้ ↔ ระบบอำพร OMS</w:t>
+            </w:r>
+          </w:p>
+        </w:tc>
+        <w:tc>
+          <w:tcPr>
+            <w:tcW w:w="2385" w:type="dxa"/>
           </w:tcPr>
           <w:tcPr/>
           <w:p>
@@ -4135,7 +3995,7 @@
         </w:tc>
         <w:tc>
           <w:tcPr>
-            <w:tcW w:w="2762" w:type="dxa"/>
+            <w:tcW w:w="2351" w:type="dxa"/>
           </w:tcPr>
           <w:tcPr/>
           <w:p>
@@ -4159,26 +4019,26 @@
         </w:trPr>
         <w:tc>
           <w:tcPr>
-            <w:tcW w:w="1917" w:type="dxa"/>
-          </w:tcPr>
-          <w:tcPr/>
-          <w:p>
-            <w:pPr>
-              <w:keepNext/>
-              <w:pStyle w:val="Compact"/>
-            </w:pPr>
-            <w:r>
-              <w:rPr>
-                <w:sz w:val="30"/>
-                <w:szCs w:val="30"/>
-              </w:rPr>
-              <w:t xml:space="preserve">REST API</w:t>
-            </w:r>
-          </w:p>
-        </w:tc>
-        <w:tc>
-          <w:tcPr>
-            <w:tcW w:w="1688" w:type="dxa"/>
+            <w:tcW w:w="1672" w:type="dxa"/>
+          </w:tcPr>
+          <w:tcPr/>
+          <w:p>
+            <w:pPr>
+              <w:keepNext/>
+              <w:pStyle w:val="Compact"/>
+            </w:pPr>
+            <w:r>
+              <w:rPr>
+                <w:sz w:val="30"/>
+                <w:szCs w:val="30"/>
+              </w:rPr>
+              <w:t xml:space="preserve">เรสต์เอพีไอ</w:t>
+            </w:r>
+          </w:p>
+        </w:tc>
+        <w:tc>
+          <w:tcPr>
+            <w:tcW w:w="1898" w:type="dxa"/>
           </w:tcPr>
           <w:tcPr/>
           <w:p>
@@ -4197,7 +4057,7 @@
         </w:tc>
         <w:tc>
           <w:tcPr>
-            <w:tcW w:w="1939" w:type="dxa"/>
+            <w:tcW w:w="2385" w:type="dxa"/>
           </w:tcPr>
           <w:tcPr/>
           <w:p>
@@ -4216,50 +4076,50 @@
         </w:tc>
         <w:tc>
           <w:tcPr>
-            <w:tcW w:w="2762" w:type="dxa"/>
-          </w:tcPr>
-          <w:tcPr/>
-          <w:p>
-            <w:pPr>
-              <w:keepNext/>
-              <w:pStyle w:val="Compact"/>
-            </w:pPr>
-            <w:r>
-              <w:rPr>
-                <w:sz w:val="30"/>
-                <w:szCs w:val="30"/>
-              </w:rPr>
-              <w:t xml:space="preserve">ทุกคำขอแนบโทเคนในหัวข้อคำขอ (Authorization Header) และถูกตรวจสิทธิ์ตามบทบาทก่อนประมวลผล</w:t>
-            </w:r>
-          </w:p>
-        </w:tc>
-      </w:tr>
-      <w:tr>
-        <w:trPr>
-          <w:cantSplit/>
-        </w:trPr>
-        <w:tc>
-          <w:tcPr>
-            <w:tcW w:w="1917" w:type="dxa"/>
-          </w:tcPr>
-          <w:tcPr/>
-          <w:p>
-            <w:pPr>
-              <w:keepNext/>
-              <w:pStyle w:val="Compact"/>
-            </w:pPr>
-            <w:r>
-              <w:rPr>
-                <w:sz w:val="30"/>
-                <w:szCs w:val="30"/>
-              </w:rPr>
-              <w:t xml:space="preserve">WebSocket</w:t>
-            </w:r>
-          </w:p>
-        </w:tc>
-        <w:tc>
-          <w:tcPr>
-            <w:tcW w:w="1688" w:type="dxa"/>
+            <w:tcW w:w="2351" w:type="dxa"/>
+          </w:tcPr>
+          <w:tcPr/>
+          <w:p>
+            <w:pPr>
+              <w:keepNext/>
+              <w:pStyle w:val="Compact"/>
+            </w:pPr>
+            <w:r>
+              <w:rPr>
+                <w:sz w:val="30"/>
+                <w:szCs w:val="30"/>
+              </w:rPr>
+              <w:t xml:space="preserve">ทุกคำขอแนบโทเคนในหัวข้อคำขอ และถูกตรวจสิทธิ์ตามบทบาทก่อนประมวลผล</w:t>
+            </w:r>
+          </w:p>
+        </w:tc>
+      </w:tr>
+      <w:tr>
+        <w:trPr>
+          <w:cantSplit/>
+        </w:trPr>
+        <w:tc>
+          <w:tcPr>
+            <w:tcW w:w="1672" w:type="dxa"/>
+          </w:tcPr>
+          <w:tcPr/>
+          <w:p>
+            <w:pPr>
+              <w:keepNext/>
+              <w:pStyle w:val="Compact"/>
+            </w:pPr>
+            <w:r>
+              <w:rPr>
+                <w:sz w:val="30"/>
+                <w:szCs w:val="30"/>
+              </w:rPr>
+              <w:t xml:space="preserve">เว็บซ็อกเก็ต</w:t>
+            </w:r>
+          </w:p>
+        </w:tc>
+        <w:tc>
+          <w:tcPr>
+            <w:tcW w:w="1898" w:type="dxa"/>
           </w:tcPr>
           <w:tcPr/>
           <w:p>
@@ -4278,7 +4138,7 @@
         </w:tc>
         <w:tc>
           <w:tcPr>
-            <w:tcW w:w="1939" w:type="dxa"/>
+            <w:tcW w:w="2385" w:type="dxa"/>
           </w:tcPr>
           <w:tcPr/>
           <w:p>
@@ -4297,7 +4157,7 @@
         </w:tc>
         <w:tc>
           <w:tcPr>
-            <w:tcW w:w="2762" w:type="dxa"/>
+            <w:tcW w:w="2351" w:type="dxa"/>
           </w:tcPr>
           <w:tcPr/>
           <w:p>
@@ -4321,25 +4181,25 @@
         </w:trPr>
         <w:tc>
           <w:tcPr>
-            <w:tcW w:w="1917" w:type="dxa"/>
-          </w:tcPr>
-          <w:tcPr/>
-          <w:p>
-            <w:pPr>
-              <w:pStyle w:val="Compact"/>
-            </w:pPr>
-            <w:r>
-              <w:rPr>
-                <w:sz w:val="30"/>
-                <w:szCs w:val="30"/>
-              </w:rPr>
-              <w:t xml:space="preserve">Server-Sent Events (SSE)</w:t>
-            </w:r>
-          </w:p>
-        </w:tc>
-        <w:tc>
-          <w:tcPr>
-            <w:tcW w:w="1688" w:type="dxa"/>
+            <w:tcW w:w="1672" w:type="dxa"/>
+          </w:tcPr>
+          <w:tcPr/>
+          <w:p>
+            <w:pPr>
+              <w:pStyle w:val="Compact"/>
+            </w:pPr>
+            <w:r>
+              <w:rPr>
+                <w:sz w:val="30"/>
+                <w:szCs w:val="30"/>
+              </w:rPr>
+              <w:t xml:space="preserve">เซิร์ฟเวอร์เซนต์อีเวนต์</w:t>
+            </w:r>
+          </w:p>
+        </w:tc>
+        <w:tc>
+          <w:tcPr>
+            <w:tcW w:w="1898" w:type="dxa"/>
           </w:tcPr>
           <w:tcPr/>
           <w:p>
@@ -4357,25 +4217,25 @@
         </w:tc>
         <w:tc>
           <w:tcPr>
-            <w:tcW w:w="1939" w:type="dxa"/>
-          </w:tcPr>
-          <w:tcPr/>
-          <w:p>
-            <w:pPr>
-              <w:pStyle w:val="Compact"/>
-            </w:pPr>
-            <w:r>
-              <w:rPr>
-                <w:sz w:val="30"/>
-                <w:szCs w:val="30"/>
-              </w:rPr>
-              <w:t xml:space="preserve">ช่องทางสำรองเมื่อยกระดับการเชื่อมต่อเป็น WebSocket ไม่ได้</w:t>
-            </w:r>
-          </w:p>
-        </w:tc>
-        <w:tc>
-          <w:tcPr>
-            <w:tcW w:w="2762" w:type="dxa"/>
+            <w:tcW w:w="2385" w:type="dxa"/>
+          </w:tcPr>
+          <w:tcPr/>
+          <w:p>
+            <w:pPr>
+              <w:pStyle w:val="Compact"/>
+            </w:pPr>
+            <w:r>
+              <w:rPr>
+                <w:sz w:val="30"/>
+                <w:szCs w:val="30"/>
+              </w:rPr>
+              <w:t xml:space="preserve">ช่องทางสำรองเมื่อยกระดับการเชื่อมต่อเป็นเว็บซ็อกเก็ตไม่ได้</w:t>
+            </w:r>
+          </w:p>
+        </w:tc>
+        <w:tc>
+          <w:tcPr>
+            <w:tcW w:w="2351" w:type="dxa"/>
           </w:tcPr>
           <w:tcPr/>
           <w:p>
@@ -4398,7 +4258,7 @@
         <w:pStyle w:val="BodyText"/>
       </w:pPr>
       <w:r>
-        <w:t xml:space="preserve">เบราว์เซอร์กำหนดหัวข้อคำขอของ WebSocket และ SSE เองไม่ได้ ระบบจึงรับโทเคนผ่านสตริงคำค้น (Query String) สำหรับสองช่องทางนี้ แต่ยังตรวจสอบโทเคนด้วยกลไกเดียวกับเส้นทางอื่น การผ่อนปรนนี้จำกัดไว้เฉพาะช่องทางรับเหตุการณ์ซึ่งเป็นการอ่านอย่างเดียว</w:t>
+        <w:t xml:space="preserve">เบราว์เซอร์กำหนดหัวข้อคำขอของเว็บซ็อกเก็ตและ SSE เองไม่ได้ ระบบจึงรับโทเคนผ่านสตริงคำค้น สำหรับสองช่องทางนี้ แต่ยังตรวจสอบโทเคนด้วยกลไกเดียวกับเส้นทางอื่น การผ่อนปรนนี้จำกัดไว้เฉพาะช่องทางรับเหตุการณ์ซึ่งเป็นการอ่านอย่างเดียว</w:t>
       </w:r>
     </w:p>
     <w:bookmarkEnd w:id="26"/>
@@ -4417,7 +4277,7 @@
         <w:pStyle w:val="FirstParagraph"/>
       </w:pPr>
       <w:r>
-        <w:t xml:space="preserve">รหัส FR และ UC เป็นชุดเดียวกับตารางที่ 3.3 และ 3.8 ของปริญญานิพนธ์ ความสำคัญกำหนดจากวัตถุประสงค์ที่รองรับ: High คือเส้นทางหลักจากการขายถึงการจ่ายสินค้าซึ่งตอบวัตถุประสงค์ 1.2.1–1.2.3 โดยตรง Medium คือส่วนที่เส้นทางหลักต้องพึ่ง และ Low คือส่วนที่อ่านข้อมูลอย่างเดียว ระบบขายได้แม้ยังไม่มี</w:t>
+        <w:t xml:space="preserve">รหัส FR และ UC เป็นชุดเดียวกับตารางที่ 3.3 และ 3.8 ของปริญญานิพนธ์ ความสำคัญกำหนดจากวัตถุประสงค์ที่รองรับ: สูง คือเส้นทางหลักจากการขายถึงการจ่ายสินค้าซึ่งตอบวัตถุประสงค์ 1.2.1–1.2.3 โดยตรง ปานกลาง คือส่วนที่เส้นทางหลักต้องพึ่ง และต่ำ คือส่วนที่อ่านข้อมูลอย่างเดียว ระบบขายได้แม้ยังไม่มี</w:t>
       </w:r>
     </w:p>
     <w:tbl>
@@ -4437,10 +4297,10 @@
       </w:tblPr>
       <w:tblGrid>
         <w:gridCol w:w="1034"/>
-        <w:gridCol w:w="1776"/>
-        <w:gridCol w:w="3038"/>
-        <w:gridCol w:w="1167"/>
-        <w:gridCol w:w="1291"/>
+        <w:gridCol w:w="1774"/>
+        <w:gridCol w:w="3039"/>
+        <w:gridCol w:w="1166"/>
+        <w:gridCol w:w="1293"/>
       </w:tblGrid>
       <w:tr>
         <w:trPr>
@@ -4473,7 +4333,7 @@
         <w:tc>
           <w:tcPr>
             <w:shd w:val="clear" w:color="auto" w:fill="F2F2F2"/>
-            <w:tcW w:w="1776" w:type="dxa"/>
+            <w:tcW w:w="1774" w:type="dxa"/>
           </w:tcPr>
           <w:tcPr/>
           <w:p>
@@ -4494,7 +4354,7 @@
         <w:tc>
           <w:tcPr>
             <w:shd w:val="clear" w:color="auto" w:fill="F2F2F2"/>
-            <w:tcW w:w="3038" w:type="dxa"/>
+            <w:tcW w:w="3039" w:type="dxa"/>
           </w:tcPr>
           <w:tcPr/>
           <w:p>
@@ -4515,7 +4375,7 @@
         <w:tc>
           <w:tcPr>
             <w:shd w:val="clear" w:color="auto" w:fill="F2F2F2"/>
-            <w:tcW w:w="1167" w:type="dxa"/>
+            <w:tcW w:w="1166" w:type="dxa"/>
           </w:tcPr>
           <w:tcPr/>
           <w:p>
@@ -4537,7 +4397,7 @@
         <w:tc>
           <w:tcPr>
             <w:shd w:val="clear" w:color="auto" w:fill="F2F2F2"/>
-            <w:tcW w:w="1291" w:type="dxa"/>
+            <w:tcW w:w="1293" w:type="dxa"/>
           </w:tcPr>
           <w:tcPr/>
           <w:p>
@@ -4582,7 +4442,7 @@
         </w:tc>
         <w:tc>
           <w:tcPr>
-            <w:tcW w:w="1776" w:type="dxa"/>
+            <w:tcW w:w="1774" w:type="dxa"/>
           </w:tcPr>
           <w:tcPr/>
           <w:p>
@@ -4600,7 +4460,7 @@
         </w:tc>
         <w:tc>
           <w:tcPr>
-            <w:tcW w:w="3038" w:type="dxa"/>
+            <w:tcW w:w="3039" w:type="dxa"/>
           </w:tcPr>
           <w:tcPr/>
           <w:p>
@@ -4618,7 +4478,7 @@
         </w:tc>
         <w:tc>
           <w:tcPr>
-            <w:tcW w:w="1167" w:type="dxa"/>
+            <w:tcW w:w="1166" w:type="dxa"/>
           </w:tcPr>
           <w:tcPr/>
           <w:p>
@@ -4637,20 +4497,20 @@
         </w:tc>
         <w:tc>
           <w:tcPr>
-            <w:tcW w:w="1291" w:type="dxa"/>
-          </w:tcPr>
-          <w:tcPr/>
-          <w:p>
-            <w:pPr>
-              <w:pStyle w:val="Compact"/>
-              <w:jc w:val="center"/>
-            </w:pPr>
-            <w:r>
-              <w:rPr>
-                <w:sz w:val="30"/>
-                <w:szCs w:val="30"/>
-              </w:rPr>
-              <w:t xml:space="preserve">Medium</w:t>
+            <w:tcW w:w="1293" w:type="dxa"/>
+          </w:tcPr>
+          <w:tcPr/>
+          <w:p>
+            <w:pPr>
+              <w:pStyle w:val="Compact"/>
+              <w:jc w:val="center"/>
+            </w:pPr>
+            <w:r>
+              <w:rPr>
+                <w:sz w:val="30"/>
+                <w:szCs w:val="30"/>
+              </w:rPr>
+              <w:t xml:space="preserve">ปานกลาง</w:t>
             </w:r>
           </w:p>
         </w:tc>
@@ -4680,7 +4540,7 @@
         </w:tc>
         <w:tc>
           <w:tcPr>
-            <w:tcW w:w="1776" w:type="dxa"/>
+            <w:tcW w:w="1774" w:type="dxa"/>
           </w:tcPr>
           <w:tcPr/>
           <w:p>
@@ -4698,25 +4558,25 @@
         </w:tc>
         <w:tc>
           <w:tcPr>
-            <w:tcW w:w="3038" w:type="dxa"/>
-          </w:tcPr>
-          <w:tcPr/>
-          <w:p>
-            <w:pPr>
-              <w:pStyle w:val="Compact"/>
-            </w:pPr>
-            <w:r>
-              <w:rPr>
-                <w:sz w:val="30"/>
-                <w:szCs w:val="30"/>
-              </w:rPr>
-              <w:t xml:space="preserve">ผู้จัดการเพิ่มและแก้ไขข้อมูลสินค้า ได้แก่ รหัส ชื่อ หมวดหมู่ หน่วยนับ ราคา จุดสั่งซื้อเพิ่ม (Reorder Point) และปรับยอดคงเหลือด้วยมือพร้อมเหตุผล ทุกบทบาทค้นหาสินค้าได้</w:t>
-            </w:r>
-          </w:p>
-        </w:tc>
-        <w:tc>
-          <w:tcPr>
-            <w:tcW w:w="1167" w:type="dxa"/>
+            <w:tcW w:w="3039" w:type="dxa"/>
+          </w:tcPr>
+          <w:tcPr/>
+          <w:p>
+            <w:pPr>
+              <w:pStyle w:val="Compact"/>
+            </w:pPr>
+            <w:r>
+              <w:rPr>
+                <w:sz w:val="30"/>
+                <w:szCs w:val="30"/>
+              </w:rPr>
+              <w:t xml:space="preserve">ผู้จัดการเพิ่มและแก้ไขข้อมูลสินค้า ได้แก่ รหัส ชื่อ หมวดหมู่ หน่วยนับ ราคา จุดสั่งซื้อเพิ่ม และปรับยอดคงเหลือด้วยมือพร้อมเหตุผล ทุกบทบาทค้นหาสินค้าได้</w:t>
+            </w:r>
+          </w:p>
+        </w:tc>
+        <w:tc>
+          <w:tcPr>
+            <w:tcW w:w="1166" w:type="dxa"/>
           </w:tcPr>
           <w:tcPr/>
           <w:p>
@@ -4735,20 +4595,20 @@
         </w:tc>
         <w:tc>
           <w:tcPr>
-            <w:tcW w:w="1291" w:type="dxa"/>
-          </w:tcPr>
-          <w:tcPr/>
-          <w:p>
-            <w:pPr>
-              <w:pStyle w:val="Compact"/>
-              <w:jc w:val="center"/>
-            </w:pPr>
-            <w:r>
-              <w:rPr>
-                <w:sz w:val="30"/>
-                <w:szCs w:val="30"/>
-              </w:rPr>
-              <w:t xml:space="preserve">Medium</w:t>
+            <w:tcW w:w="1293" w:type="dxa"/>
+          </w:tcPr>
+          <w:tcPr/>
+          <w:p>
+            <w:pPr>
+              <w:pStyle w:val="Compact"/>
+              <w:jc w:val="center"/>
+            </w:pPr>
+            <w:r>
+              <w:rPr>
+                <w:sz w:val="30"/>
+                <w:szCs w:val="30"/>
+              </w:rPr>
+              <w:t xml:space="preserve">ปานกลาง</w:t>
             </w:r>
           </w:p>
         </w:tc>
@@ -4778,7 +4638,7 @@
         </w:tc>
         <w:tc>
           <w:tcPr>
-            <w:tcW w:w="1776" w:type="dxa"/>
+            <w:tcW w:w="1774" w:type="dxa"/>
           </w:tcPr>
           <w:tcPr/>
           <w:p>
@@ -4796,25 +4656,25 @@
         </w:tc>
         <w:tc>
           <w:tcPr>
-            <w:tcW w:w="3038" w:type="dxa"/>
-          </w:tcPr>
-          <w:tcPr/>
-          <w:p>
-            <w:pPr>
-              <w:pStyle w:val="Compact"/>
-            </w:pPr>
-            <w:r>
-              <w:rPr>
-                <w:sz w:val="30"/>
-                <w:szCs w:val="30"/>
-              </w:rPr>
-              <w:t xml:space="preserve">พนักงานขายเลือกสินค้า ระบบคำนวณยอดจากราคาในฐานข้อมูล แสดงรหัส QR พร้อมเพย์ตามยอด เมื่อยืนยันรับชำระเงินระบบบันทึกคำสั่งซื้อพร้อมเลขที่ไม่ซ้ำ สั่งพิมพ์ใบเสร็จ และผลักเข้าคิวคลังในการกระทำเดียว</w:t>
-            </w:r>
-          </w:p>
-        </w:tc>
-        <w:tc>
-          <w:tcPr>
-            <w:tcW w:w="1167" w:type="dxa"/>
+            <w:tcW w:w="3039" w:type="dxa"/>
+          </w:tcPr>
+          <w:tcPr/>
+          <w:p>
+            <w:pPr>
+              <w:pStyle w:val="Compact"/>
+            </w:pPr>
+            <w:r>
+              <w:rPr>
+                <w:sz w:val="30"/>
+                <w:szCs w:val="30"/>
+              </w:rPr>
+              <w:t xml:space="preserve">พนักงานขายเลือกสินค้า ระบบคำนวณยอดจากราคาในฐานข้อมูล แสดงรหัสคิวอาร์พร้อมเพย์ตามยอด เมื่อยืนยันรับชำระเงินระบบบันทึกคำสั่งซื้อพร้อมเลขที่ไม่ซ้ำ สั่งพิมพ์ใบเสร็จ และผลักเข้าคิวคลังในการกระทำเดียว</w:t>
+            </w:r>
+          </w:p>
+        </w:tc>
+        <w:tc>
+          <w:tcPr>
+            <w:tcW w:w="1166" w:type="dxa"/>
           </w:tcPr>
           <w:tcPr/>
           <w:p>
@@ -4833,20 +4693,20 @@
         </w:tc>
         <w:tc>
           <w:tcPr>
-            <w:tcW w:w="1291" w:type="dxa"/>
-          </w:tcPr>
-          <w:tcPr/>
-          <w:p>
-            <w:pPr>
-              <w:pStyle w:val="Compact"/>
-              <w:jc w:val="center"/>
-            </w:pPr>
-            <w:r>
-              <w:rPr>
-                <w:sz w:val="30"/>
-                <w:szCs w:val="30"/>
-              </w:rPr>
-              <w:t xml:space="preserve">High</w:t>
+            <w:tcW w:w="1293" w:type="dxa"/>
+          </w:tcPr>
+          <w:tcPr/>
+          <w:p>
+            <w:pPr>
+              <w:pStyle w:val="Compact"/>
+              <w:jc w:val="center"/>
+            </w:pPr>
+            <w:r>
+              <w:rPr>
+                <w:sz w:val="30"/>
+                <w:szCs w:val="30"/>
+              </w:rPr>
+              <w:t xml:space="preserve">สูง</w:t>
             </w:r>
           </w:p>
         </w:tc>
@@ -4876,7 +4736,7 @@
         </w:tc>
         <w:tc>
           <w:tcPr>
-            <w:tcW w:w="1776" w:type="dxa"/>
+            <w:tcW w:w="1774" w:type="dxa"/>
           </w:tcPr>
           <w:tcPr/>
           <w:p>
@@ -4894,7 +4754,7 @@
         </w:tc>
         <w:tc>
           <w:tcPr>
-            <w:tcW w:w="3038" w:type="dxa"/>
+            <w:tcW w:w="3039" w:type="dxa"/>
           </w:tcPr>
           <w:tcPr/>
           <w:p>
@@ -4912,7 +4772,7 @@
         </w:tc>
         <w:tc>
           <w:tcPr>
-            <w:tcW w:w="1167" w:type="dxa"/>
+            <w:tcW w:w="1166" w:type="dxa"/>
           </w:tcPr>
           <w:tcPr/>
           <w:p>
@@ -4931,20 +4791,20 @@
         </w:tc>
         <w:tc>
           <w:tcPr>
-            <w:tcW w:w="1291" w:type="dxa"/>
-          </w:tcPr>
-          <w:tcPr/>
-          <w:p>
-            <w:pPr>
-              <w:pStyle w:val="Compact"/>
-              <w:jc w:val="center"/>
-            </w:pPr>
-            <w:r>
-              <w:rPr>
-                <w:sz w:val="30"/>
-                <w:szCs w:val="30"/>
-              </w:rPr>
-              <w:t xml:space="preserve">Medium</w:t>
+            <w:tcW w:w="1293" w:type="dxa"/>
+          </w:tcPr>
+          <w:tcPr/>
+          <w:p>
+            <w:pPr>
+              <w:pStyle w:val="Compact"/>
+              <w:jc w:val="center"/>
+            </w:pPr>
+            <w:r>
+              <w:rPr>
+                <w:sz w:val="30"/>
+                <w:szCs w:val="30"/>
+              </w:rPr>
+              <w:t xml:space="preserve">ปานกลาง</w:t>
             </w:r>
           </w:p>
         </w:tc>
@@ -4974,7 +4834,7 @@
         </w:tc>
         <w:tc>
           <w:tcPr>
-            <w:tcW w:w="1776" w:type="dxa"/>
+            <w:tcW w:w="1774" w:type="dxa"/>
           </w:tcPr>
           <w:tcPr/>
           <w:p>
@@ -4992,7 +4852,7 @@
         </w:tc>
         <w:tc>
           <w:tcPr>
-            <w:tcW w:w="3038" w:type="dxa"/>
+            <w:tcW w:w="3039" w:type="dxa"/>
           </w:tcPr>
           <w:tcPr/>
           <w:p>
@@ -5010,7 +4870,7 @@
         </w:tc>
         <w:tc>
           <w:tcPr>
-            <w:tcW w:w="1167" w:type="dxa"/>
+            <w:tcW w:w="1166" w:type="dxa"/>
           </w:tcPr>
           <w:tcPr/>
           <w:p>
@@ -5029,20 +4889,20 @@
         </w:tc>
         <w:tc>
           <w:tcPr>
-            <w:tcW w:w="1291" w:type="dxa"/>
-          </w:tcPr>
-          <w:tcPr/>
-          <w:p>
-            <w:pPr>
-              <w:pStyle w:val="Compact"/>
-              <w:jc w:val="center"/>
-            </w:pPr>
-            <w:r>
-              <w:rPr>
-                <w:sz w:val="30"/>
-                <w:szCs w:val="30"/>
-              </w:rPr>
-              <w:t xml:space="preserve">High</w:t>
+            <w:tcW w:w="1293" w:type="dxa"/>
+          </w:tcPr>
+          <w:tcPr/>
+          <w:p>
+            <w:pPr>
+              <w:pStyle w:val="Compact"/>
+              <w:jc w:val="center"/>
+            </w:pPr>
+            <w:r>
+              <w:rPr>
+                <w:sz w:val="30"/>
+                <w:szCs w:val="30"/>
+              </w:rPr>
+              <w:t xml:space="preserve">สูง</w:t>
             </w:r>
           </w:p>
         </w:tc>
@@ -5072,7 +4932,7 @@
         </w:tc>
         <w:tc>
           <w:tcPr>
-            <w:tcW w:w="1776" w:type="dxa"/>
+            <w:tcW w:w="1774" w:type="dxa"/>
           </w:tcPr>
           <w:tcPr/>
           <w:p>
@@ -5090,7 +4950,7 @@
         </w:tc>
         <w:tc>
           <w:tcPr>
-            <w:tcW w:w="3038" w:type="dxa"/>
+            <w:tcW w:w="3039" w:type="dxa"/>
           </w:tcPr>
           <w:tcPr/>
           <w:p>
@@ -5108,7 +4968,7 @@
         </w:tc>
         <w:tc>
           <w:tcPr>
-            <w:tcW w:w="1167" w:type="dxa"/>
+            <w:tcW w:w="1166" w:type="dxa"/>
           </w:tcPr>
           <w:tcPr/>
           <w:p>
@@ -5127,20 +4987,20 @@
         </w:tc>
         <w:tc>
           <w:tcPr>
-            <w:tcW w:w="1291" w:type="dxa"/>
-          </w:tcPr>
-          <w:tcPr/>
-          <w:p>
-            <w:pPr>
-              <w:pStyle w:val="Compact"/>
-              <w:jc w:val="center"/>
-            </w:pPr>
-            <w:r>
-              <w:rPr>
-                <w:sz w:val="30"/>
-                <w:szCs w:val="30"/>
-              </w:rPr>
-              <w:t xml:space="preserve">High</w:t>
+            <w:tcW w:w="1293" w:type="dxa"/>
+          </w:tcPr>
+          <w:tcPr/>
+          <w:p>
+            <w:pPr>
+              <w:pStyle w:val="Compact"/>
+              <w:jc w:val="center"/>
+            </w:pPr>
+            <w:r>
+              <w:rPr>
+                <w:sz w:val="30"/>
+                <w:szCs w:val="30"/>
+              </w:rPr>
+              <w:t xml:space="preserve">สูง</w:t>
             </w:r>
           </w:p>
         </w:tc>
@@ -5170,7 +5030,7 @@
         </w:tc>
         <w:tc>
           <w:tcPr>
-            <w:tcW w:w="1776" w:type="dxa"/>
+            <w:tcW w:w="1774" w:type="dxa"/>
           </w:tcPr>
           <w:tcPr/>
           <w:p>
@@ -5188,7 +5048,7 @@
         </w:tc>
         <w:tc>
           <w:tcPr>
-            <w:tcW w:w="3038" w:type="dxa"/>
+            <w:tcW w:w="3039" w:type="dxa"/>
           </w:tcPr>
           <w:tcPr/>
           <w:p>
@@ -5206,7 +5066,7 @@
         </w:tc>
         <w:tc>
           <w:tcPr>
-            <w:tcW w:w="1167" w:type="dxa"/>
+            <w:tcW w:w="1166" w:type="dxa"/>
           </w:tcPr>
           <w:tcPr/>
           <w:p>
@@ -5225,20 +5085,20 @@
         </w:tc>
         <w:tc>
           <w:tcPr>
-            <w:tcW w:w="1291" w:type="dxa"/>
-          </w:tcPr>
-          <w:tcPr/>
-          <w:p>
-            <w:pPr>
-              <w:pStyle w:val="Compact"/>
-              <w:jc w:val="center"/>
-            </w:pPr>
-            <w:r>
-              <w:rPr>
-                <w:sz w:val="30"/>
-                <w:szCs w:val="30"/>
-              </w:rPr>
-              <w:t xml:space="preserve">Low</w:t>
+            <w:tcW w:w="1293" w:type="dxa"/>
+          </w:tcPr>
+          <w:tcPr/>
+          <w:p>
+            <w:pPr>
+              <w:pStyle w:val="Compact"/>
+              <w:jc w:val="center"/>
+            </w:pPr>
+            <w:r>
+              <w:rPr>
+                <w:sz w:val="30"/>
+                <w:szCs w:val="30"/>
+              </w:rPr>
+              <w:t xml:space="preserve">ต่ำ</w:t>
             </w:r>
           </w:p>
         </w:tc>
@@ -5268,7 +5128,7 @@
         </w:tc>
         <w:tc>
           <w:tcPr>
-            <w:tcW w:w="1776" w:type="dxa"/>
+            <w:tcW w:w="1774" w:type="dxa"/>
           </w:tcPr>
           <w:tcPr/>
           <w:p>
@@ -5286,7 +5146,7 @@
         </w:tc>
         <w:tc>
           <w:tcPr>
-            <w:tcW w:w="3038" w:type="dxa"/>
+            <w:tcW w:w="3039" w:type="dxa"/>
           </w:tcPr>
           <w:tcPr/>
           <w:p>
@@ -5304,7 +5164,7 @@
         </w:tc>
         <w:tc>
           <w:tcPr>
-            <w:tcW w:w="1167" w:type="dxa"/>
+            <w:tcW w:w="1166" w:type="dxa"/>
           </w:tcPr>
           <w:tcPr/>
           <w:p>
@@ -5323,20 +5183,20 @@
         </w:tc>
         <w:tc>
           <w:tcPr>
-            <w:tcW w:w="1291" w:type="dxa"/>
-          </w:tcPr>
-          <w:tcPr/>
-          <w:p>
-            <w:pPr>
-              <w:pStyle w:val="Compact"/>
-              <w:jc w:val="center"/>
-            </w:pPr>
-            <w:r>
-              <w:rPr>
-                <w:sz w:val="30"/>
-                <w:szCs w:val="30"/>
-              </w:rPr>
-              <w:t xml:space="preserve">Medium</w:t>
+            <w:tcW w:w="1293" w:type="dxa"/>
+          </w:tcPr>
+          <w:tcPr/>
+          <w:p>
+            <w:pPr>
+              <w:pStyle w:val="Compact"/>
+              <w:jc w:val="center"/>
+            </w:pPr>
+            <w:r>
+              <w:rPr>
+                <w:sz w:val="30"/>
+                <w:szCs w:val="30"/>
+              </w:rPr>
+              <w:t xml:space="preserve">ปานกลาง</w:t>
             </w:r>
           </w:p>
         </w:tc>
@@ -5366,7 +5226,7 @@
         </w:tc>
         <w:tc>
           <w:tcPr>
-            <w:tcW w:w="1776" w:type="dxa"/>
+            <w:tcW w:w="1774" w:type="dxa"/>
           </w:tcPr>
           <w:tcPr/>
           <w:p>
@@ -5384,7 +5244,7 @@
         </w:tc>
         <w:tc>
           <w:tcPr>
-            <w:tcW w:w="3038" w:type="dxa"/>
+            <w:tcW w:w="3039" w:type="dxa"/>
           </w:tcPr>
           <w:tcPr/>
           <w:p>
@@ -5402,7 +5262,7 @@
         </w:tc>
         <w:tc>
           <w:tcPr>
-            <w:tcW w:w="1167" w:type="dxa"/>
+            <w:tcW w:w="1166" w:type="dxa"/>
           </w:tcPr>
           <w:tcPr/>
           <w:p>
@@ -5421,20 +5281,20 @@
         </w:tc>
         <w:tc>
           <w:tcPr>
-            <w:tcW w:w="1291" w:type="dxa"/>
-          </w:tcPr>
-          <w:tcPr/>
-          <w:p>
-            <w:pPr>
-              <w:pStyle w:val="Compact"/>
-              <w:jc w:val="center"/>
-            </w:pPr>
-            <w:r>
-              <w:rPr>
-                <w:sz w:val="30"/>
-                <w:szCs w:val="30"/>
-              </w:rPr>
-              <w:t xml:space="preserve">Low</w:t>
+            <w:tcW w:w="1293" w:type="dxa"/>
+          </w:tcPr>
+          <w:tcPr/>
+          <w:p>
+            <w:pPr>
+              <w:pStyle w:val="Compact"/>
+              <w:jc w:val="center"/>
+            </w:pPr>
+            <w:r>
+              <w:rPr>
+                <w:sz w:val="30"/>
+                <w:szCs w:val="30"/>
+              </w:rPr>
+              <w:t xml:space="preserve">ต่ำ</w:t>
             </w:r>
           </w:p>
         </w:tc>
@@ -5445,7 +5305,7 @@
         <w:pStyle w:val="BodyText"/>
       </w:pPr>
       <w:r>
-        <w:t xml:space="preserve">รายละเอียดกรณีการใช้งานทั้งสิบเอ็ดกรณีอยู่ในเอกสาร Use Case X ซึ่งเป็นเอกสารคู่กัน ในที่นี้ขยายเฉพาะสองกรณีที่ซับซ้อนและมีทางเลือกกับข้อยกเว้นหลายทาง คือ UC-03 และ UC-07 ตามตารางที่ 3.9 และ 3.10 ของปริญญานิพนธ์</w:t>
+        <w:t xml:space="preserve">รายละเอียดกรณีการใช้งานทั้งสิบเอ็ดกรณีอยู่ในเอกสารยูสเคสเอกซ์ ซึ่งเป็นเอกสารคู่กัน ในที่นี้ขยายเฉพาะสองกรณีที่ซับซ้อนและมีทางเลือกกับข้อยกเว้นหลายทาง คือ UC-03 และ UC-07 ตามตารางที่ 3.9 และ 3.10 ของปริญญานิพนธ์</w:t>
       </w:r>
     </w:p>
     <w:p>
@@ -5453,11 +5313,7 @@
         <w:pStyle w:val="BodyText"/>
       </w:pPr>
       <w:r>
-        <w:rPr>
-          <w:b/>
-          <w:bCs/>
-        </w:rPr>
-        <w:t xml:space="preserve">รายละเอียด Use Case UC-03</w:t>
+        <w:t xml:space="preserve">รายละเอียดกรณีการใช้งาน UC-03</w:t>
       </w:r>
     </w:p>
     <w:tbl>
@@ -5476,8 +5332,8 @@
         <w:tblLayout w:type="fixed"/>
       </w:tblPr>
       <w:tblGrid>
-        <w:gridCol w:w="2526"/>
-        <w:gridCol w:w="5780"/>
+        <w:gridCol w:w="1754"/>
+        <w:gridCol w:w="6552"/>
       </w:tblGrid>
       <w:tr>
         <w:trPr>
@@ -5488,11 +5344,12 @@
         <w:tc>
           <w:tcPr>
             <w:shd w:val="clear" w:color="auto" w:fill="F2F2F2"/>
-            <w:tcW w:w="2526" w:type="dxa"/>
-          </w:tcPr>
-          <w:tcPr/>
-          <w:p>
-            <w:pPr>
+            <w:tcW w:w="1754" w:type="dxa"/>
+          </w:tcPr>
+          <w:tcPr/>
+          <w:p>
+            <w:pPr>
+              <w:keepNext/>
               <w:pStyle w:val="Compact"/>
             </w:pPr>
             <w:r>
@@ -5509,11 +5366,12 @@
         <w:tc>
           <w:tcPr>
             <w:shd w:val="clear" w:color="auto" w:fill="F2F2F2"/>
-            <w:tcW w:w="5780" w:type="dxa"/>
-          </w:tcPr>
-          <w:tcPr/>
-          <w:p>
-            <w:pPr>
+            <w:tcW w:w="6552" w:type="dxa"/>
+          </w:tcPr>
+          <w:tcPr/>
+          <w:p>
+            <w:pPr>
+              <w:keepNext/>
               <w:pStyle w:val="Compact"/>
             </w:pPr>
             <w:r>
@@ -5534,29 +5392,31 @@
         </w:trPr>
         <w:tc>
           <w:tcPr>
-            <w:tcW w:w="2526" w:type="dxa"/>
-          </w:tcPr>
-          <w:tcPr/>
-          <w:p>
-            <w:pPr>
-              <w:pStyle w:val="Compact"/>
-            </w:pPr>
-            <w:r>
-              <w:rPr>
-                <w:sz w:val="30"/>
-                <w:szCs w:val="30"/>
-              </w:rPr>
-              <w:t xml:space="preserve">รหัส/ชื่อ Use Case</w:t>
-            </w:r>
-          </w:p>
-        </w:tc>
-        <w:tc>
-          <w:tcPr>
-            <w:tcW w:w="5780" w:type="dxa"/>
-          </w:tcPr>
-          <w:tcPr/>
-          <w:p>
-            <w:pPr>
+            <w:tcW w:w="1754" w:type="dxa"/>
+          </w:tcPr>
+          <w:tcPr/>
+          <w:p>
+            <w:pPr>
+              <w:keepNext/>
+              <w:pStyle w:val="Compact"/>
+            </w:pPr>
+            <w:r>
+              <w:rPr>
+                <w:sz w:val="30"/>
+                <w:szCs w:val="30"/>
+              </w:rPr>
+              <w:t xml:space="preserve">รหัส/ชื่อกรณีการใช้งาน</w:t>
+            </w:r>
+          </w:p>
+        </w:tc>
+        <w:tc>
+          <w:tcPr>
+            <w:tcW w:w="6552" w:type="dxa"/>
+          </w:tcPr>
+          <w:tcPr/>
+          <w:p>
+            <w:pPr>
+              <w:keepNext/>
               <w:pStyle w:val="Compact"/>
             </w:pPr>
             <w:r>
@@ -5575,29 +5435,31 @@
         </w:trPr>
         <w:tc>
           <w:tcPr>
-            <w:tcW w:w="2526" w:type="dxa"/>
-          </w:tcPr>
-          <w:tcPr/>
-          <w:p>
-            <w:pPr>
-              <w:pStyle w:val="Compact"/>
-            </w:pPr>
-            <w:r>
-              <w:rPr>
-                <w:sz w:val="30"/>
-                <w:szCs w:val="30"/>
-              </w:rPr>
-              <w:t xml:space="preserve">ผู้กระทำ (Actor)</w:t>
-            </w:r>
-          </w:p>
-        </w:tc>
-        <w:tc>
-          <w:tcPr>
-            <w:tcW w:w="5780" w:type="dxa"/>
-          </w:tcPr>
-          <w:tcPr/>
-          <w:p>
-            <w:pPr>
+            <w:tcW w:w="1754" w:type="dxa"/>
+          </w:tcPr>
+          <w:tcPr/>
+          <w:p>
+            <w:pPr>
+              <w:keepNext/>
+              <w:pStyle w:val="Compact"/>
+            </w:pPr>
+            <w:r>
+              <w:rPr>
+                <w:sz w:val="30"/>
+                <w:szCs w:val="30"/>
+              </w:rPr>
+              <w:t xml:space="preserve">ผู้กระทำ</w:t>
+            </w:r>
+          </w:p>
+        </w:tc>
+        <w:tc>
+          <w:tcPr>
+            <w:tcW w:w="6552" w:type="dxa"/>
+          </w:tcPr>
+          <w:tcPr/>
+          <w:p>
+            <w:pPr>
+              <w:keepNext/>
               <w:pStyle w:val="Compact"/>
             </w:pPr>
             <w:r>
@@ -5616,29 +5478,31 @@
         </w:trPr>
         <w:tc>
           <w:tcPr>
-            <w:tcW w:w="2526" w:type="dxa"/>
-          </w:tcPr>
-          <w:tcPr/>
-          <w:p>
-            <w:pPr>
-              <w:pStyle w:val="Compact"/>
-            </w:pPr>
-            <w:r>
-              <w:rPr>
-                <w:sz w:val="30"/>
-                <w:szCs w:val="30"/>
-              </w:rPr>
-              <w:t xml:space="preserve">เงื่อนไขก่อน (Precondition)</w:t>
-            </w:r>
-          </w:p>
-        </w:tc>
-        <w:tc>
-          <w:tcPr>
-            <w:tcW w:w="5780" w:type="dxa"/>
-          </w:tcPr>
-          <w:tcPr/>
-          <w:p>
-            <w:pPr>
+            <w:tcW w:w="1754" w:type="dxa"/>
+          </w:tcPr>
+          <w:tcPr/>
+          <w:p>
+            <w:pPr>
+              <w:keepNext/>
+              <w:pStyle w:val="Compact"/>
+            </w:pPr>
+            <w:r>
+              <w:rPr>
+                <w:sz w:val="30"/>
+                <w:szCs w:val="30"/>
+              </w:rPr>
+              <w:t xml:space="preserve">เงื่อนไขก่อน</w:t>
+            </w:r>
+          </w:p>
+        </w:tc>
+        <w:tc>
+          <w:tcPr>
+            <w:tcW w:w="6552" w:type="dxa"/>
+          </w:tcPr>
+          <w:tcPr/>
+          <w:p>
+            <w:pPr>
+              <w:keepNext/>
               <w:pStyle w:val="Compact"/>
             </w:pPr>
             <w:r>
@@ -5657,52 +5521,55 @@
         </w:trPr>
         <w:tc>
           <w:tcPr>
-            <w:tcW w:w="2526" w:type="dxa"/>
-          </w:tcPr>
-          <w:tcPr/>
-          <w:p>
-            <w:pPr>
-              <w:pStyle w:val="Compact"/>
-            </w:pPr>
-            <w:r>
-              <w:rPr>
-                <w:sz w:val="30"/>
-                <w:szCs w:val="30"/>
-              </w:rPr>
-              <w:t xml:space="preserve">ลำดับเหตุการณ์หลัก (Main Flow)</w:t>
-            </w:r>
-          </w:p>
-        </w:tc>
-        <w:tc>
-          <w:tcPr>
-            <w:tcW w:w="5780" w:type="dxa"/>
-          </w:tcPr>
-          <w:tcPr/>
-          <w:p>
-            <w:pPr>
-              <w:pStyle w:val="Compact"/>
-            </w:pPr>
-            <w:r>
-              <w:rPr>
-                <w:sz w:val="30"/>
-                <w:szCs w:val="30"/>
-              </w:rPr>
-              <w:t xml:space="preserve">1. เลือกหมวดหมู่หรือค้นหาสินค้า แล้วระบุจำนวน 2. ระบบดึงราคาปัจจุบันจากฐานข้อมูลมาคำนวณยอดรวม 3. ระบบสร้างและแสดงรหัส QR พร้อมเพย์ตามยอด 4. ลูกค้าสแกนและโอนเงิน 5. พนักงานตรวจการแจ้งเตือนเงินเข้าแล้วกดยืนยันรับชำระ 6. ระบบออกเลขที่ไม่ซ้ำ (UC-04) บันทึกคำสั่งซื้อและรายการสินค้าพร้อมราคา ณ เวลาขายในธุรกรรมเดียว 7. ระบบสั่งพิมพ์ใบเสร็จและผลักคำสั่งซื้อเข้าคิวคลัง</w:t>
-            </w:r>
-          </w:p>
-        </w:tc>
-      </w:tr>
-      <w:tr>
-        <w:trPr>
-          <w:cantSplit/>
-        </w:trPr>
-        <w:tc>
-          <w:tcPr>
-            <w:tcW w:w="2526" w:type="dxa"/>
-          </w:tcPr>
-          <w:tcPr/>
-          <w:p>
-            <w:pPr>
+            <w:tcW w:w="1754" w:type="dxa"/>
+          </w:tcPr>
+          <w:tcPr/>
+          <w:p>
+            <w:pPr>
+              <w:keepNext/>
+              <w:pStyle w:val="Compact"/>
+            </w:pPr>
+            <w:r>
+              <w:rPr>
+                <w:sz w:val="30"/>
+                <w:szCs w:val="30"/>
+              </w:rPr>
+              <w:t xml:space="preserve">ลำดับเหตุการณ์หลัก</w:t>
+            </w:r>
+          </w:p>
+        </w:tc>
+        <w:tc>
+          <w:tcPr>
+            <w:tcW w:w="6552" w:type="dxa"/>
+          </w:tcPr>
+          <w:tcPr/>
+          <w:p>
+            <w:pPr>
+              <w:keepNext/>
+              <w:pStyle w:val="Compact"/>
+            </w:pPr>
+            <w:r>
+              <w:rPr>
+                <w:sz w:val="30"/>
+                <w:szCs w:val="30"/>
+              </w:rPr>
+              <w:t xml:space="preserve">1. เลือกหมวดหมู่หรือค้นหาสินค้า แล้วระบุจำนวน 2. ระบบดึงราคาปัจจุบันจากฐานข้อมูลมาคำนวณยอดรวม 3. ระบบสร้างและแสดงรหัสคิวอาร์พร้อมเพย์ตามยอด 4. ลูกค้าสแกนและโอนเงิน 5. พนักงานตรวจการแจ้งเตือนเงินเข้าแล้วกดยืนยันรับชำระ 6. ระบบออกเลขที่ไม่ซ้ำ (UC-04) บันทึกคำสั่งซื้อและรายการสินค้าพร้อมราคา ณ เวลาขายในธุรกรรมเดียว 7. ระบบสั่งพิมพ์ใบเสร็จและผลักคำสั่งซื้อเข้าคิวคลัง</w:t>
+            </w:r>
+          </w:p>
+        </w:tc>
+      </w:tr>
+      <w:tr>
+        <w:trPr>
+          <w:cantSplit/>
+        </w:trPr>
+        <w:tc>
+          <w:tcPr>
+            <w:tcW w:w="1754" w:type="dxa"/>
+          </w:tcPr>
+          <w:tcPr/>
+          <w:p>
+            <w:pPr>
+              <w:keepNext/>
               <w:pStyle w:val="Compact"/>
             </w:pPr>
             <w:r>
@@ -5716,11 +5583,12 @@
         </w:tc>
         <w:tc>
           <w:tcPr>
-            <w:tcW w:w="5780" w:type="dxa"/>
-          </w:tcPr>
-          <w:tcPr/>
-          <w:p>
-            <w:pPr>
+            <w:tcW w:w="6552" w:type="dxa"/>
+          </w:tcPr>
+          <w:tcPr/>
+          <w:p>
+            <w:pPr>
+              <w:keepNext/>
               <w:pStyle w:val="Compact"/>
             </w:pPr>
             <w:r>
@@ -5739,25 +5607,25 @@
         </w:trPr>
         <w:tc>
           <w:tcPr>
-            <w:tcW w:w="2526" w:type="dxa"/>
-          </w:tcPr>
-          <w:tcPr/>
-          <w:p>
-            <w:pPr>
-              <w:pStyle w:val="Compact"/>
-            </w:pPr>
-            <w:r>
-              <w:rPr>
-                <w:sz w:val="30"/>
-                <w:szCs w:val="30"/>
-              </w:rPr>
-              <w:t xml:space="preserve">เงื่อนไขหลัง (Postcondition)</w:t>
-            </w:r>
-          </w:p>
-        </w:tc>
-        <w:tc>
-          <w:tcPr>
-            <w:tcW w:w="5780" w:type="dxa"/>
+            <w:tcW w:w="1754" w:type="dxa"/>
+          </w:tcPr>
+          <w:tcPr/>
+          <w:p>
+            <w:pPr>
+              <w:pStyle w:val="Compact"/>
+            </w:pPr>
+            <w:r>
+              <w:rPr>
+                <w:sz w:val="30"/>
+                <w:szCs w:val="30"/>
+              </w:rPr>
+              <w:t xml:space="preserve">เงื่อนไขหลัง</w:t>
+            </w:r>
+          </w:p>
+        </w:tc>
+        <w:tc>
+          <w:tcPr>
+            <w:tcW w:w="6552" w:type="dxa"/>
           </w:tcPr>
           <w:tcPr/>
           <w:p>
@@ -5780,11 +5648,7 @@
         <w:pStyle w:val="BodyText"/>
       </w:pPr>
       <w:r>
-        <w:rPr>
-          <w:b/>
-          <w:bCs/>
-        </w:rPr>
-        <w:t xml:space="preserve">รายละเอียด Use Case UC-07</w:t>
+        <w:t xml:space="preserve">รายละเอียดกรณีการใช้งาน UC-07</w:t>
       </w:r>
     </w:p>
     <w:tbl>
@@ -5803,8 +5667,8 @@
         <w:tblLayout w:type="fixed"/>
       </w:tblPr>
       <w:tblGrid>
-        <w:gridCol w:w="2509"/>
-        <w:gridCol w:w="5797"/>
+        <w:gridCol w:w="1731"/>
+        <w:gridCol w:w="6575"/>
       </w:tblGrid>
       <w:tr>
         <w:trPr>
@@ -5815,7 +5679,7 @@
         <w:tc>
           <w:tcPr>
             <w:shd w:val="clear" w:color="auto" w:fill="F2F2F2"/>
-            <w:tcW w:w="2509" w:type="dxa"/>
+            <w:tcW w:w="1731" w:type="dxa"/>
           </w:tcPr>
           <w:tcPr/>
           <w:p>
@@ -5837,7 +5701,7 @@
         <w:tc>
           <w:tcPr>
             <w:shd w:val="clear" w:color="auto" w:fill="F2F2F2"/>
-            <w:tcW w:w="5797" w:type="dxa"/>
+            <w:tcW w:w="6575" w:type="dxa"/>
           </w:tcPr>
           <w:tcPr/>
           <w:p>
@@ -5863,26 +5727,26 @@
         </w:trPr>
         <w:tc>
           <w:tcPr>
-            <w:tcW w:w="2509" w:type="dxa"/>
-          </w:tcPr>
-          <w:tcPr/>
-          <w:p>
-            <w:pPr>
-              <w:keepNext/>
-              <w:pStyle w:val="Compact"/>
-            </w:pPr>
-            <w:r>
-              <w:rPr>
-                <w:sz w:val="30"/>
-                <w:szCs w:val="30"/>
-              </w:rPr>
-              <w:t xml:space="preserve">รหัส/ชื่อ Use Case</w:t>
-            </w:r>
-          </w:p>
-        </w:tc>
-        <w:tc>
-          <w:tcPr>
-            <w:tcW w:w="5797" w:type="dxa"/>
+            <w:tcW w:w="1731" w:type="dxa"/>
+          </w:tcPr>
+          <w:tcPr/>
+          <w:p>
+            <w:pPr>
+              <w:keepNext/>
+              <w:pStyle w:val="Compact"/>
+            </w:pPr>
+            <w:r>
+              <w:rPr>
+                <w:sz w:val="30"/>
+                <w:szCs w:val="30"/>
+              </w:rPr>
+              <w:t xml:space="preserve">รหัส/ชื่อกรณีการใช้งาน</w:t>
+            </w:r>
+          </w:p>
+        </w:tc>
+        <w:tc>
+          <w:tcPr>
+            <w:tcW w:w="6575" w:type="dxa"/>
           </w:tcPr>
           <w:tcPr/>
           <w:p>
@@ -5906,26 +5770,26 @@
         </w:trPr>
         <w:tc>
           <w:tcPr>
-            <w:tcW w:w="2509" w:type="dxa"/>
-          </w:tcPr>
-          <w:tcPr/>
-          <w:p>
-            <w:pPr>
-              <w:keepNext/>
-              <w:pStyle w:val="Compact"/>
-            </w:pPr>
-            <w:r>
-              <w:rPr>
-                <w:sz w:val="30"/>
-                <w:szCs w:val="30"/>
-              </w:rPr>
-              <w:t xml:space="preserve">ผู้กระทำ (Actor)</w:t>
-            </w:r>
-          </w:p>
-        </w:tc>
-        <w:tc>
-          <w:tcPr>
-            <w:tcW w:w="5797" w:type="dxa"/>
+            <w:tcW w:w="1731" w:type="dxa"/>
+          </w:tcPr>
+          <w:tcPr/>
+          <w:p>
+            <w:pPr>
+              <w:keepNext/>
+              <w:pStyle w:val="Compact"/>
+            </w:pPr>
+            <w:r>
+              <w:rPr>
+                <w:sz w:val="30"/>
+                <w:szCs w:val="30"/>
+              </w:rPr>
+              <w:t xml:space="preserve">ผู้กระทำ</w:t>
+            </w:r>
+          </w:p>
+        </w:tc>
+        <w:tc>
+          <w:tcPr>
+            <w:tcW w:w="6575" w:type="dxa"/>
           </w:tcPr>
           <w:tcPr/>
           <w:p>
@@ -5949,26 +5813,26 @@
         </w:trPr>
         <w:tc>
           <w:tcPr>
-            <w:tcW w:w="2509" w:type="dxa"/>
-          </w:tcPr>
-          <w:tcPr/>
-          <w:p>
-            <w:pPr>
-              <w:keepNext/>
-              <w:pStyle w:val="Compact"/>
-            </w:pPr>
-            <w:r>
-              <w:rPr>
-                <w:sz w:val="30"/>
-                <w:szCs w:val="30"/>
-              </w:rPr>
-              <w:t xml:space="preserve">เงื่อนไขก่อน (Precondition)</w:t>
-            </w:r>
-          </w:p>
-        </w:tc>
-        <w:tc>
-          <w:tcPr>
-            <w:tcW w:w="5797" w:type="dxa"/>
+            <w:tcW w:w="1731" w:type="dxa"/>
+          </w:tcPr>
+          <w:tcPr/>
+          <w:p>
+            <w:pPr>
+              <w:keepNext/>
+              <w:pStyle w:val="Compact"/>
+            </w:pPr>
+            <w:r>
+              <w:rPr>
+                <w:sz w:val="30"/>
+                <w:szCs w:val="30"/>
+              </w:rPr>
+              <w:t xml:space="preserve">เงื่อนไขก่อน</w:t>
+            </w:r>
+          </w:p>
+        </w:tc>
+        <w:tc>
+          <w:tcPr>
+            <w:tcW w:w="6575" w:type="dxa"/>
           </w:tcPr>
           <w:tcPr/>
           <w:p>
@@ -5992,26 +5856,26 @@
         </w:trPr>
         <w:tc>
           <w:tcPr>
-            <w:tcW w:w="2509" w:type="dxa"/>
-          </w:tcPr>
-          <w:tcPr/>
-          <w:p>
-            <w:pPr>
-              <w:keepNext/>
-              <w:pStyle w:val="Compact"/>
-            </w:pPr>
-            <w:r>
-              <w:rPr>
-                <w:sz w:val="30"/>
-                <w:szCs w:val="30"/>
-              </w:rPr>
-              <w:t xml:space="preserve">ลำดับเหตุการณ์หลัก (Main Flow)</w:t>
-            </w:r>
-          </w:p>
-        </w:tc>
-        <w:tc>
-          <w:tcPr>
-            <w:tcW w:w="5797" w:type="dxa"/>
+            <w:tcW w:w="1731" w:type="dxa"/>
+          </w:tcPr>
+          <w:tcPr/>
+          <w:p>
+            <w:pPr>
+              <w:keepNext/>
+              <w:pStyle w:val="Compact"/>
+            </w:pPr>
+            <w:r>
+              <w:rPr>
+                <w:sz w:val="30"/>
+                <w:szCs w:val="30"/>
+              </w:rPr>
+              <w:t xml:space="preserve">ลำดับเหตุการณ์หลัก</w:t>
+            </w:r>
+          </w:p>
+        </w:tc>
+        <w:tc>
+          <w:tcPr>
+            <w:tcW w:w="6575" w:type="dxa"/>
           </w:tcPr>
           <w:tcPr/>
           <w:p>
@@ -6035,7 +5899,7 @@
         </w:trPr>
         <w:tc>
           <w:tcPr>
-            <w:tcW w:w="2509" w:type="dxa"/>
+            <w:tcW w:w="1731" w:type="dxa"/>
           </w:tcPr>
           <w:tcPr/>
           <w:p>
@@ -6054,7 +5918,7 @@
         </w:tc>
         <w:tc>
           <w:tcPr>
-            <w:tcW w:w="5797" w:type="dxa"/>
+            <w:tcW w:w="6575" w:type="dxa"/>
           </w:tcPr>
           <w:tcPr/>
           <w:p>
@@ -6078,25 +5942,25 @@
         </w:trPr>
         <w:tc>
           <w:tcPr>
-            <w:tcW w:w="2509" w:type="dxa"/>
-          </w:tcPr>
-          <w:tcPr/>
-          <w:p>
-            <w:pPr>
-              <w:pStyle w:val="Compact"/>
-            </w:pPr>
-            <w:r>
-              <w:rPr>
-                <w:sz w:val="30"/>
-                <w:szCs w:val="30"/>
-              </w:rPr>
-              <w:t xml:space="preserve">เงื่อนไขหลัง (Postcondition)</w:t>
-            </w:r>
-          </w:p>
-        </w:tc>
-        <w:tc>
-          <w:tcPr>
-            <w:tcW w:w="5797" w:type="dxa"/>
+            <w:tcW w:w="1731" w:type="dxa"/>
+          </w:tcPr>
+          <w:tcPr/>
+          <w:p>
+            <w:pPr>
+              <w:pStyle w:val="Compact"/>
+            </w:pPr>
+            <w:r>
+              <w:rPr>
+                <w:sz w:val="30"/>
+                <w:szCs w:val="30"/>
+              </w:rPr>
+              <w:t xml:space="preserve">เงื่อนไขหลัง</w:t>
+            </w:r>
+          </w:p>
+        </w:tc>
+        <w:tc>
+          <w:tcPr>
+            <w:tcW w:w="6575" w:type="dxa"/>
           </w:tcPr>
           <w:tcPr/>
           <w:p>
@@ -6149,9 +6013,9 @@
       </w:tblPr>
       <w:tblGrid>
         <w:gridCol w:w="1034"/>
-        <w:gridCol w:w="2771"/>
-        <w:gridCol w:w="2318"/>
-        <w:gridCol w:w="2183"/>
+        <w:gridCol w:w="1615"/>
+        <w:gridCol w:w="2842"/>
+        <w:gridCol w:w="2815"/>
       </w:tblGrid>
       <w:tr>
         <w:trPr>
@@ -6184,7 +6048,7 @@
         <w:tc>
           <w:tcPr>
             <w:shd w:val="clear" w:color="auto" w:fill="F2F2F2"/>
-            <w:tcW w:w="2771" w:type="dxa"/>
+            <w:tcW w:w="1615" w:type="dxa"/>
           </w:tcPr>
           <w:tcPr/>
           <w:p>
@@ -6205,7 +6069,7 @@
         <w:tc>
           <w:tcPr>
             <w:shd w:val="clear" w:color="auto" w:fill="F2F2F2"/>
-            <w:tcW w:w="2318" w:type="dxa"/>
+            <w:tcW w:w="2842" w:type="dxa"/>
           </w:tcPr>
           <w:tcPr/>
           <w:p>
@@ -6226,7 +6090,7 @@
         <w:tc>
           <w:tcPr>
             <w:shd w:val="clear" w:color="auto" w:fill="F2F2F2"/>
-            <w:tcW w:w="2183" w:type="dxa"/>
+            <w:tcW w:w="2815" w:type="dxa"/>
           </w:tcPr>
           <w:tcPr/>
           <w:p>
@@ -6270,25 +6134,25 @@
         </w:tc>
         <w:tc>
           <w:tcPr>
-            <w:tcW w:w="2771" w:type="dxa"/>
-          </w:tcPr>
-          <w:tcPr/>
-          <w:p>
-            <w:pPr>
-              <w:pStyle w:val="Compact"/>
-            </w:pPr>
-            <w:r>
-              <w:rPr>
-                <w:sz w:val="30"/>
-                <w:szCs w:val="30"/>
-              </w:rPr>
-              <w:t xml:space="preserve">ประสิทธิภาพ (Performance Efficiency)</w:t>
-            </w:r>
-          </w:p>
-        </w:tc>
-        <w:tc>
-          <w:tcPr>
-            <w:tcW w:w="2318" w:type="dxa"/>
+            <w:tcW w:w="1615" w:type="dxa"/>
+          </w:tcPr>
+          <w:tcPr/>
+          <w:p>
+            <w:pPr>
+              <w:pStyle w:val="Compact"/>
+            </w:pPr>
+            <w:r>
+              <w:rPr>
+                <w:sz w:val="30"/>
+                <w:szCs w:val="30"/>
+              </w:rPr>
+              <w:t xml:space="preserve">ประสิทธิภาพ</w:t>
+            </w:r>
+          </w:p>
+        </w:tc>
+        <w:tc>
+          <w:tcPr>
+            <w:tcW w:w="2842" w:type="dxa"/>
           </w:tcPr>
           <w:tcPr/>
           <w:p>
@@ -6306,7 +6170,7 @@
         </w:tc>
         <w:tc>
           <w:tcPr>
-            <w:tcW w:w="2183" w:type="dxa"/>
+            <w:tcW w:w="2815" w:type="dxa"/>
           </w:tcPr>
           <w:tcPr/>
           <w:p>
@@ -6348,25 +6212,25 @@
         </w:tc>
         <w:tc>
           <w:tcPr>
-            <w:tcW w:w="2771" w:type="dxa"/>
-          </w:tcPr>
-          <w:tcPr/>
-          <w:p>
-            <w:pPr>
-              <w:pStyle w:val="Compact"/>
-            </w:pPr>
-            <w:r>
-              <w:rPr>
-                <w:sz w:val="30"/>
-                <w:szCs w:val="30"/>
-              </w:rPr>
-              <w:t xml:space="preserve">ประสิทธิภาพ (Performance Efficiency)</w:t>
-            </w:r>
-          </w:p>
-        </w:tc>
-        <w:tc>
-          <w:tcPr>
-            <w:tcW w:w="2318" w:type="dxa"/>
+            <w:tcW w:w="1615" w:type="dxa"/>
+          </w:tcPr>
+          <w:tcPr/>
+          <w:p>
+            <w:pPr>
+              <w:pStyle w:val="Compact"/>
+            </w:pPr>
+            <w:r>
+              <w:rPr>
+                <w:sz w:val="30"/>
+                <w:szCs w:val="30"/>
+              </w:rPr>
+              <w:t xml:space="preserve">ประสิทธิภาพ</w:t>
+            </w:r>
+          </w:p>
+        </w:tc>
+        <w:tc>
+          <w:tcPr>
+            <w:tcW w:w="2842" w:type="dxa"/>
           </w:tcPr>
           <w:tcPr/>
           <w:p>
@@ -6384,7 +6248,7 @@
         </w:tc>
         <w:tc>
           <w:tcPr>
-            <w:tcW w:w="2183" w:type="dxa"/>
+            <w:tcW w:w="2815" w:type="dxa"/>
           </w:tcPr>
           <w:tcPr/>
           <w:p>
@@ -6426,25 +6290,25 @@
         </w:tc>
         <w:tc>
           <w:tcPr>
-            <w:tcW w:w="2771" w:type="dxa"/>
-          </w:tcPr>
-          <w:tcPr/>
-          <w:p>
-            <w:pPr>
-              <w:pStyle w:val="Compact"/>
-            </w:pPr>
-            <w:r>
-              <w:rPr>
-                <w:sz w:val="30"/>
-                <w:szCs w:val="30"/>
-              </w:rPr>
-              <w:t xml:space="preserve">ประสิทธิภาพ (Performance Efficiency)</w:t>
-            </w:r>
-          </w:p>
-        </w:tc>
-        <w:tc>
-          <w:tcPr>
-            <w:tcW w:w="2318" w:type="dxa"/>
+            <w:tcW w:w="1615" w:type="dxa"/>
+          </w:tcPr>
+          <w:tcPr/>
+          <w:p>
+            <w:pPr>
+              <w:pStyle w:val="Compact"/>
+            </w:pPr>
+            <w:r>
+              <w:rPr>
+                <w:sz w:val="30"/>
+                <w:szCs w:val="30"/>
+              </w:rPr>
+              <w:t xml:space="preserve">ประสิทธิภาพ</w:t>
+            </w:r>
+          </w:p>
+        </w:tc>
+        <w:tc>
+          <w:tcPr>
+            <w:tcW w:w="2842" w:type="dxa"/>
           </w:tcPr>
           <w:tcPr/>
           <w:p>
@@ -6462,7 +6326,7 @@
         </w:tc>
         <w:tc>
           <w:tcPr>
-            <w:tcW w:w="2183" w:type="dxa"/>
+            <w:tcW w:w="2815" w:type="dxa"/>
           </w:tcPr>
           <w:tcPr/>
           <w:p>
@@ -6504,25 +6368,25 @@
         </w:tc>
         <w:tc>
           <w:tcPr>
-            <w:tcW w:w="2771" w:type="dxa"/>
-          </w:tcPr>
-          <w:tcPr/>
-          <w:p>
-            <w:pPr>
-              <w:pStyle w:val="Compact"/>
-            </w:pPr>
-            <w:r>
-              <w:rPr>
-                <w:sz w:val="30"/>
-                <w:szCs w:val="30"/>
-              </w:rPr>
-              <w:t xml:space="preserve">ความมั่นคงปลอดภัย (Security)</w:t>
-            </w:r>
-          </w:p>
-        </w:tc>
-        <w:tc>
-          <w:tcPr>
-            <w:tcW w:w="2318" w:type="dxa"/>
+            <w:tcW w:w="1615" w:type="dxa"/>
+          </w:tcPr>
+          <w:tcPr/>
+          <w:p>
+            <w:pPr>
+              <w:pStyle w:val="Compact"/>
+            </w:pPr>
+            <w:r>
+              <w:rPr>
+                <w:sz w:val="30"/>
+                <w:szCs w:val="30"/>
+              </w:rPr>
+              <w:t xml:space="preserve">ความมั่นคงปลอดภัย</w:t>
+            </w:r>
+          </w:p>
+        </w:tc>
+        <w:tc>
+          <w:tcPr>
+            <w:tcW w:w="2842" w:type="dxa"/>
           </w:tcPr>
           <w:tcPr/>
           <w:p>
@@ -6540,7 +6404,7 @@
         </w:tc>
         <w:tc>
           <w:tcPr>
-            <w:tcW w:w="2183" w:type="dxa"/>
+            <w:tcW w:w="2815" w:type="dxa"/>
           </w:tcPr>
           <w:tcPr/>
           <w:p>
@@ -6582,25 +6446,25 @@
         </w:tc>
         <w:tc>
           <w:tcPr>
-            <w:tcW w:w="2771" w:type="dxa"/>
-          </w:tcPr>
-          <w:tcPr/>
-          <w:p>
-            <w:pPr>
-              <w:pStyle w:val="Compact"/>
-            </w:pPr>
-            <w:r>
-              <w:rPr>
-                <w:sz w:val="30"/>
-                <w:szCs w:val="30"/>
-              </w:rPr>
-              <w:t xml:space="preserve">ความใช้ง่าย (Usability)</w:t>
-            </w:r>
-          </w:p>
-        </w:tc>
-        <w:tc>
-          <w:tcPr>
-            <w:tcW w:w="2318" w:type="dxa"/>
+            <w:tcW w:w="1615" w:type="dxa"/>
+          </w:tcPr>
+          <w:tcPr/>
+          <w:p>
+            <w:pPr>
+              <w:pStyle w:val="Compact"/>
+            </w:pPr>
+            <w:r>
+              <w:rPr>
+                <w:sz w:val="30"/>
+                <w:szCs w:val="30"/>
+              </w:rPr>
+              <w:t xml:space="preserve">ความใช้ง่าย</w:t>
+            </w:r>
+          </w:p>
+        </w:tc>
+        <w:tc>
+          <w:tcPr>
+            <w:tcW w:w="2842" w:type="dxa"/>
           </w:tcPr>
           <w:tcPr/>
           <w:p>
@@ -6618,7 +6482,7 @@
         </w:tc>
         <w:tc>
           <w:tcPr>
-            <w:tcW w:w="2183" w:type="dxa"/>
+            <w:tcW w:w="2815" w:type="dxa"/>
           </w:tcPr>
           <w:tcPr/>
           <w:p>
@@ -6660,43 +6524,43 @@
         </w:tc>
         <w:tc>
           <w:tcPr>
-            <w:tcW w:w="2771" w:type="dxa"/>
-          </w:tcPr>
-          <w:tcPr/>
-          <w:p>
-            <w:pPr>
-              <w:pStyle w:val="Compact"/>
-            </w:pPr>
-            <w:r>
-              <w:rPr>
-                <w:sz w:val="30"/>
-                <w:szCs w:val="30"/>
-              </w:rPr>
-              <w:t xml:space="preserve">ความเชื่อถือได้ (Reliability)</w:t>
-            </w:r>
-          </w:p>
-        </w:tc>
-        <w:tc>
-          <w:tcPr>
-            <w:tcW w:w="2318" w:type="dxa"/>
-          </w:tcPr>
-          <w:tcPr/>
-          <w:p>
-            <w:pPr>
-              <w:pStyle w:val="Compact"/>
-            </w:pPr>
-            <w:r>
-              <w:rPr>
-                <w:sz w:val="30"/>
-                <w:szCs w:val="30"/>
-              </w:rPr>
-              <w:t xml:space="preserve">ฐานข้อมูลทนทานต่อธุรกรรมพร้อมกันโดยไม่เกิดสภาวะแข่งขัน (Race Condition)</w:t>
-            </w:r>
-          </w:p>
-        </w:tc>
-        <w:tc>
-          <w:tcPr>
-            <w:tcW w:w="2183" w:type="dxa"/>
+            <w:tcW w:w="1615" w:type="dxa"/>
+          </w:tcPr>
+          <w:tcPr/>
+          <w:p>
+            <w:pPr>
+              <w:pStyle w:val="Compact"/>
+            </w:pPr>
+            <w:r>
+              <w:rPr>
+                <w:sz w:val="30"/>
+                <w:szCs w:val="30"/>
+              </w:rPr>
+              <w:t xml:space="preserve">ความเชื่อถือได้</w:t>
+            </w:r>
+          </w:p>
+        </w:tc>
+        <w:tc>
+          <w:tcPr>
+            <w:tcW w:w="2842" w:type="dxa"/>
+          </w:tcPr>
+          <w:tcPr/>
+          <w:p>
+            <w:pPr>
+              <w:pStyle w:val="Compact"/>
+            </w:pPr>
+            <w:r>
+              <w:rPr>
+                <w:sz w:val="30"/>
+                <w:szCs w:val="30"/>
+              </w:rPr>
+              <w:t xml:space="preserve">ฐานข้อมูลทนทานต่อธุรกรรมพร้อมกันโดยไม่เกิดสภาวะแข่งขัน</w:t>
+            </w:r>
+          </w:p>
+        </w:tc>
+        <w:tc>
+          <w:tcPr>
+            <w:tcW w:w="2815" w:type="dxa"/>
           </w:tcPr>
           <w:tcPr/>
           <w:p>
@@ -6738,43 +6602,43 @@
         </w:tc>
         <w:tc>
           <w:tcPr>
-            <w:tcW w:w="2771" w:type="dxa"/>
-          </w:tcPr>
-          <w:tcPr/>
-          <w:p>
-            <w:pPr>
-              <w:pStyle w:val="Compact"/>
-            </w:pPr>
-            <w:r>
-              <w:rPr>
-                <w:sz w:val="30"/>
-                <w:szCs w:val="30"/>
-              </w:rPr>
-              <w:t xml:space="preserve">ความเข้ากันได้ (Compatibility)</w:t>
-            </w:r>
-          </w:p>
-        </w:tc>
-        <w:tc>
-          <w:tcPr>
-            <w:tcW w:w="2318" w:type="dxa"/>
-          </w:tcPr>
-          <w:tcPr/>
-          <w:p>
-            <w:pPr>
-              <w:pStyle w:val="Compact"/>
-            </w:pPr>
-            <w:r>
-              <w:rPr>
-                <w:sz w:val="30"/>
-                <w:szCs w:val="30"/>
-              </w:rPr>
-              <w:t xml:space="preserve">ทำงานถูกต้องบนเบราว์เซอร์ Chrome, Edge และ Firefox รุ่นล่าสุด</w:t>
-            </w:r>
-          </w:p>
-        </w:tc>
-        <w:tc>
-          <w:tcPr>
-            <w:tcW w:w="2183" w:type="dxa"/>
+            <w:tcW w:w="1615" w:type="dxa"/>
+          </w:tcPr>
+          <w:tcPr/>
+          <w:p>
+            <w:pPr>
+              <w:pStyle w:val="Compact"/>
+            </w:pPr>
+            <w:r>
+              <w:rPr>
+                <w:sz w:val="30"/>
+                <w:szCs w:val="30"/>
+              </w:rPr>
+              <w:t xml:space="preserve">ความเข้ากันได้</w:t>
+            </w:r>
+          </w:p>
+        </w:tc>
+        <w:tc>
+          <w:tcPr>
+            <w:tcW w:w="2842" w:type="dxa"/>
+          </w:tcPr>
+          <w:tcPr/>
+          <w:p>
+            <w:pPr>
+              <w:pStyle w:val="Compact"/>
+            </w:pPr>
+            <w:r>
+              <w:rPr>
+                <w:sz w:val="30"/>
+                <w:szCs w:val="30"/>
+              </w:rPr>
+              <w:t xml:space="preserve">ทำงานถูกต้องบนเบราว์เซอร์โครม, เอดจ์และไฟร์ฟอกซ์ รุ่นล่าสุด</w:t>
+            </w:r>
+          </w:p>
+        </w:tc>
+        <w:tc>
+          <w:tcPr>
+            <w:tcW w:w="2815" w:type="dxa"/>
           </w:tcPr>
           <w:tcPr/>
           <w:p>
@@ -6816,25 +6680,25 @@
         </w:tc>
         <w:tc>
           <w:tcPr>
-            <w:tcW w:w="2771" w:type="dxa"/>
-          </w:tcPr>
-          <w:tcPr/>
-          <w:p>
-            <w:pPr>
-              <w:pStyle w:val="Compact"/>
-            </w:pPr>
-            <w:r>
-              <w:rPr>
-                <w:sz w:val="30"/>
-                <w:szCs w:val="30"/>
-              </w:rPr>
-              <w:t xml:space="preserve">การบำรุงรักษา (Maintainability)</w:t>
-            </w:r>
-          </w:p>
-        </w:tc>
-        <w:tc>
-          <w:tcPr>
-            <w:tcW w:w="2318" w:type="dxa"/>
+            <w:tcW w:w="1615" w:type="dxa"/>
+          </w:tcPr>
+          <w:tcPr/>
+          <w:p>
+            <w:pPr>
+              <w:pStyle w:val="Compact"/>
+            </w:pPr>
+            <w:r>
+              <w:rPr>
+                <w:sz w:val="30"/>
+                <w:szCs w:val="30"/>
+              </w:rPr>
+              <w:t xml:space="preserve">การบำรุงรักษา</w:t>
+            </w:r>
+          </w:p>
+        </w:tc>
+        <w:tc>
+          <w:tcPr>
+            <w:tcW w:w="2842" w:type="dxa"/>
           </w:tcPr>
           <w:tcPr/>
           <w:p>
@@ -6852,7 +6716,7 @@
         </w:tc>
         <w:tc>
           <w:tcPr>
-            <w:tcW w:w="2183" w:type="dxa"/>
+            <w:tcW w:w="2815" w:type="dxa"/>
           </w:tcPr>
           <w:tcPr/>
           <w:p>
@@ -6894,25 +6758,25 @@
         </w:tc>
         <w:tc>
           <w:tcPr>
-            <w:tcW w:w="2771" w:type="dxa"/>
-          </w:tcPr>
-          <w:tcPr/>
-          <w:p>
-            <w:pPr>
-              <w:pStyle w:val="Compact"/>
-            </w:pPr>
-            <w:r>
-              <w:rPr>
-                <w:sz w:val="30"/>
-                <w:szCs w:val="30"/>
-              </w:rPr>
-              <w:t xml:space="preserve">การพกพา/ย้ายระบบ (Portability)</w:t>
-            </w:r>
-          </w:p>
-        </w:tc>
-        <w:tc>
-          <w:tcPr>
-            <w:tcW w:w="2318" w:type="dxa"/>
+            <w:tcW w:w="1615" w:type="dxa"/>
+          </w:tcPr>
+          <w:tcPr/>
+          <w:p>
+            <w:pPr>
+              <w:pStyle w:val="Compact"/>
+            </w:pPr>
+            <w:r>
+              <w:rPr>
+                <w:sz w:val="30"/>
+                <w:szCs w:val="30"/>
+              </w:rPr>
+              <w:t xml:space="preserve">การพกพา/ย้ายระบบ</w:t>
+            </w:r>
+          </w:p>
+        </w:tc>
+        <w:tc>
+          <w:tcPr>
+            <w:tcW w:w="2842" w:type="dxa"/>
           </w:tcPr>
           <w:tcPr/>
           <w:p>
@@ -6930,7 +6794,7 @@
         </w:tc>
         <w:tc>
           <w:tcPr>
-            <w:tcW w:w="2183" w:type="dxa"/>
+            <w:tcW w:w="2815" w:type="dxa"/>
           </w:tcPr>
           <w:tcPr/>
           <w:p>
@@ -6967,17 +6831,7 @@
         </w:numPr>
       </w:pPr>
       <w:r>
-        <w:rPr>
-          <w:b/>
-          <w:bCs/>
-        </w:rPr>
-        <w:t xml:space="preserve">สถาปัตยกรรมสามชั้น สี่หน่วยติดตั้ง</w:t>
-      </w:r>
-      <w:r>
-        <w:t xml:space="preserve"> </w:t>
-      </w:r>
-      <w:r>
-        <w:t xml:space="preserve">— ชั้นการนำเสนอ ชั้นตรรกะทางธุรกิจ และชั้นข้อมูล ติดตั้งจริงเป็นสี่หน่วยตามตารางที่ 3.17 เพราะบริการพิมพ์ใบเสร็จต้องอยู่บนเครื่องที่ต่อกับเครื่องพิมพ์ ขณะที่ระบบหลังบ้านย้ายไปเครื่องใดก็ได้</w:t>
+        <w:t xml:space="preserve">สถาปัตยกรรมสามชั้น สี่หน่วยติดตั้ง — ชั้นการนำเสนอ ชั้นตรรกะทางธุรกิจ และชั้นข้อมูล ติดตั้งจริงเป็นสี่หน่วยตามตารางที่ 3.17 เพราะบริการพิมพ์ใบเสร็จต้องอยู่บนเครื่องที่ต่อกับเครื่องพิมพ์ ขณะที่ระบบหลังบ้านย้ายไปเครื่องใดก็ได้</w:t>
       </w:r>
     </w:p>
     <w:p>
@@ -6989,17 +6843,7 @@
         </w:numPr>
       </w:pPr>
       <w:r>
-        <w:rPr>
-          <w:b/>
-          <w:bCs/>
-        </w:rPr>
-        <w:t xml:space="preserve">โมดูลสิบตัวตามตารางที่ 3.13</w:t>
-      </w:r>
-      <w:r>
-        <w:t xml:space="preserve"> </w:t>
-      </w:r>
-      <w:r>
-        <w:t xml:space="preserve">— แต่ละโมดูลรับผิดชอบเรื่องเดียว (Separation of Concerns) บริการตัดสต็อกแยกจากส่วนควบคุมการจ่ายสินค้า เพื่อให้ทดสอบธุรกรรมภายใต้คำขอพร้อมกันได้โดยเรียกโดยตรง</w:t>
+        <w:t xml:space="preserve">โมดูลสิบตัวตามตารางที่ 3.13 — แต่ละโมดูลรับผิดชอบเรื่องเดียว บริการตัดสต็อกแยกจากส่วนควบคุมการจ่ายสินค้า เพื่อให้ทดสอบธุรกรรมภายใต้คำขอพร้อมกันได้โดยเรียกโดยตรง</w:t>
       </w:r>
     </w:p>
     <w:p>
@@ -7011,17 +6855,7 @@
         </w:numPr>
       </w:pPr>
       <w:r>
-        <w:rPr>
-          <w:b/>
-          <w:bCs/>
-        </w:rPr>
-        <w:t xml:space="preserve">การตรวจสิทธิ์คั่นที่เดียว</w:t>
-      </w:r>
-      <w:r>
-        <w:t xml:space="preserve"> </w:t>
-      </w:r>
-      <w:r>
-        <w:t xml:space="preserve">— เส้นทางบริการและสิทธิ์ทั้ง 19 เส้นทางประกาศในไฟล์เดียว โมดูลไม่ประกาศเส้นทางเอง ทำให้เพิ่มเส้นทางใหม่แล้วลืมตรวจสิทธิ์ไม่ได้</w:t>
+        <w:t xml:space="preserve">การตรวจสิทธิ์คั่นที่เดียว — เส้นทางบริการและสิทธิ์ทั้ง 19 เส้นทางประกาศในไฟล์เดียว โมดูลไม่ประกาศเส้นทางเอง ทำให้เพิ่มเส้นทางใหม่แล้วลืมตรวจสิทธิ์ไม่ได้</w:t>
       </w:r>
     </w:p>
     <w:p>
@@ -7033,17 +6867,7 @@
         </w:numPr>
       </w:pPr>
       <w:r>
-        <w:rPr>
-          <w:b/>
-          <w:bCs/>
-        </w:rPr>
-        <w:t xml:space="preserve">ฐานข้อมูลตามการตัดสินใจสี่ข้อในหัวข้อ 3.7.2</w:t>
-      </w:r>
-      <w:r>
-        <w:t xml:space="preserve"> </w:t>
-      </w:r>
-      <w:r>
-        <w:t xml:space="preserve">— เก็บราคา ณ เวลาขายแยกจากราคาปัจจุบัน · บันทึกยอดหลังเปลี่ยนในทุกการเคลื่อนไหวสต็อก · คำสั่งซื้อไม่มีสถานะตะกร้าและเวลารับชำระห้ามว่าง · ยอดคงเหลือต้องไม่ติดลบด้วยเงื่อนไขบังคับ (Check Constraint) ที่ระดับฐานข้อมูล</w:t>
+        <w:t xml:space="preserve">ฐานข้อมูลตามการตัดสินใจสี่ข้อในหัวข้อ 3.7.2 — เก็บราคา ณ เวลาขายแยกจากราคาปัจจุบัน · บันทึกยอดหลังเปลี่ยนในทุกการเคลื่อนไหวสต็อก · คำสั่งซื้อไม่มีสถานะตะกร้าและเวลารับชำระห้ามว่าง · ยอดคงเหลือต้องไม่ติดลบด้วยเงื่อนไขบังคับ ที่ระดับฐานข้อมูล</w:t>
       </w:r>
     </w:p>
     <w:p>
@@ -7055,17 +6879,7 @@
         </w:numPr>
       </w:pPr>
       <w:r>
-        <w:rPr>
-          <w:b/>
-          <w:bCs/>
-        </w:rPr>
-        <w:t xml:space="preserve">สถานะส่งมอบสำเร็จเกิดได้ทางเดียว</w:t>
-      </w:r>
-      <w:r>
-        <w:t xml:space="preserve"> </w:t>
-      </w:r>
-      <w:r>
-        <w:t xml:space="preserve">— ผ่านธุรกรรมตัดสต็อกที่สำเร็จเท่านั้น ไม่เปิดให้ตั้งค่าโดยตรง มิฉะนั้นสถานะจะไม่ใช่หลักฐานว่าสต็อกถูกหักแล้วจริง (ตารางที่ 3.20)</w:t>
+        <w:t xml:space="preserve">สถานะส่งมอบสำเร็จเกิดได้ทางเดียว — ผ่านธุรกรรมตัดสต็อกที่สำเร็จเท่านั้น ไม่เปิดให้ตั้งค่าโดยตรง มิฉะนั้นสถานะจะไม่ใช่หลักฐานว่าสต็อกถูกหักแล้วจริง (ตารางที่ 3.20)</w:t>
       </w:r>
     </w:p>
     <w:p>
@@ -7077,17 +6891,7 @@
         </w:numPr>
       </w:pPr>
       <w:r>
-        <w:rPr>
-          <w:b/>
-          <w:bCs/>
-        </w:rPr>
-        <w:t xml:space="preserve">ตัวชี้วัดคำนวณสด</w:t>
-      </w:r>
-      <w:r>
-        <w:t xml:space="preserve"> </w:t>
-      </w:r>
-      <w:r>
-        <w:t xml:space="preserve">— แดชบอร์ดไม่ใช้ค่าสรุปที่เก็บไว้ล่วงหน้า (BR-04) และการแจ้งเตือนตรวจเงื่อนไขเองหลังทุกครั้งที่สต็อกเปลี่ยน (BR-05)</w:t>
+        <w:t xml:space="preserve">ตัวชี้วัดคำนวณสด — แดชบอร์ดไม่ใช้ค่าสรุปที่เก็บไว้ล่วงหน้า (BR-04) และการแจ้งเตือนตรวจเงื่อนไขเองหลังทุกครั้งที่สต็อกเปลี่ยน (BR-05)</w:t>
       </w:r>
     </w:p>
     <w:p>
@@ -7099,17 +6903,7 @@
         </w:numPr>
       </w:pPr>
       <w:r>
-        <w:rPr>
-          <w:b/>
-          <w:bCs/>
-        </w:rPr>
-        <w:t xml:space="preserve">งานผลพลอยได้อยู่นอกธุรกรรม</w:t>
-      </w:r>
-      <w:r>
-        <w:t xml:space="preserve"> </w:t>
-      </w:r>
-      <w:r>
-        <w:t xml:space="preserve">— การพิมพ์ใบเสร็จ การผลักเหตุการณ์ และการสร้างการแจ้งเตือน ทำหลังยืนยันธุรกรรมแล้วเท่านั้น ถ้าล้มต้องไม่ทำให้งานหลักถูกยกเลิก</w:t>
+        <w:t xml:space="preserve">งานผลพลอยได้อยู่นอกธุรกรรม — การพิมพ์ใบเสร็จ การผลักเหตุการณ์ และการสร้างการแจ้งเตือน ทำหลังยืนยันธุรกรรมแล้วเท่านั้น ถ้าล้มต้องไม่ทำให้งานหลักถูกยกเลิก</w:t>
       </w:r>
     </w:p>
     <w:bookmarkEnd w:id="30"/>
@@ -7128,7 +6922,7 @@
         <w:pStyle w:val="FirstParagraph"/>
       </w:pPr>
       <w:r>
-        <w:t xml:space="preserve">ทุกรหัสความต้องการมีวิธีทวนสอบและเกณฑ์ผ่านที่ตัดสินได้โดยไม่ต้องตีความ วิธีทวนสอบใช้สี่แบบ คือ Test (รันกรณีทดสอบ) Inspection (ตรวจสิ่งที่มีอยู่ เช่น โค้ดหรือฐานข้อมูล) Demo (สาธิตกับอุปกรณ์หรือผู้ใช้จริง) และ Analysis (คำนวณหรือเทียบข้อมูล) รหัส TC และ AC เป็นชุดเดียวกับตารางที่ 3.23 และ 3.11 ของปริญญานิพนธ์ ผลการทวนสอบไม่อยู่ในเอกสารนี้ แต่รายงานในปริญญานิพนธ์บทที่ 4</w:t>
+        <w:t xml:space="preserve">ทุกรหัสความต้องการมีวิธีทวนสอบและเกณฑ์ผ่านที่ตัดสินได้โดยไม่ต้องตีความ วิธีทวนสอบใช้สี่แบบ คือ ทดสอบ (รันกรณีทดสอบ) ตรวจพินิจ (ตรวจสิ่งที่มีอยู่ เช่น โค้ดหรือฐานข้อมูล) สาธิต (สาธิตกับอุปกรณ์หรือผู้ใช้จริง) และวิเคราะห์ (คำนวณหรือเทียบข้อมูล) รหัส TC และ AC เป็นชุดเดียวกับตารางที่ 3.23 และ 3.11 ของปริญญานิพนธ์ ผลการทวนสอบไม่อยู่ในเอกสารนี้ แต่รายงานในปริญญานิพนธ์บทที่ 4</w:t>
       </w:r>
     </w:p>
     <w:tbl>
@@ -7148,8 +6942,8 @@
       </w:tblPr>
       <w:tblGrid>
         <w:gridCol w:w="1034"/>
-        <w:gridCol w:w="4695"/>
-        <w:gridCol w:w="2577"/>
+        <w:gridCol w:w="1689"/>
+        <w:gridCol w:w="5583"/>
       </w:tblGrid>
       <w:tr>
         <w:trPr>
@@ -7182,7 +6976,7 @@
         <w:tc>
           <w:tcPr>
             <w:shd w:val="clear" w:color="auto" w:fill="F2F2F2"/>
-            <w:tcW w:w="4695" w:type="dxa"/>
+            <w:tcW w:w="1689" w:type="dxa"/>
           </w:tcPr>
           <w:tcPr/>
           <w:p>
@@ -7196,14 +6990,14 @@
                 <w:sz w:val="30"/>
                 <w:szCs w:val="30"/>
               </w:rPr>
-              <w:t xml:space="preserve">วิธีทวนสอบ (Test/Inspection/Demo/Analysis)</w:t>
+              <w:t xml:space="preserve">วิธีทวนสอบ</w:t>
             </w:r>
           </w:p>
         </w:tc>
         <w:tc>
           <w:tcPr>
             <w:shd w:val="clear" w:color="auto" w:fill="F2F2F2"/>
-            <w:tcW w:w="2577" w:type="dxa"/>
+            <w:tcW w:w="5583" w:type="dxa"/>
           </w:tcPr>
           <w:tcPr/>
           <w:p>
@@ -7217,7 +7011,7 @@
                 <w:sz w:val="30"/>
                 <w:szCs w:val="30"/>
               </w:rPr>
-              <w:t xml:space="preserve">เกณฑ์ผ่าน (Acceptance Criteria)</w:t>
+              <w:t xml:space="preserve">เกณฑ์ผ่าน</w:t>
             </w:r>
           </w:p>
         </w:tc>
@@ -7247,37 +7041,37 @@
         </w:tc>
         <w:tc>
           <w:tcPr>
-            <w:tcW w:w="4695" w:type="dxa"/>
-          </w:tcPr>
-          <w:tcPr/>
-          <w:p>
-            <w:pPr>
-              <w:pStyle w:val="Compact"/>
-            </w:pPr>
-            <w:r>
-              <w:rPr>
-                <w:sz w:val="30"/>
-                <w:szCs w:val="30"/>
-              </w:rPr>
-              <w:t xml:space="preserve">Test (TC-01)</w:t>
-            </w:r>
-          </w:p>
-        </w:tc>
-        <w:tc>
-          <w:tcPr>
-            <w:tcW w:w="2577" w:type="dxa"/>
-          </w:tcPr>
-          <w:tcPr/>
-          <w:p>
-            <w:pPr>
-              <w:pStyle w:val="Compact"/>
-            </w:pPr>
-            <w:r>
-              <w:rPr>
-                <w:sz w:val="30"/>
-                <w:szCs w:val="30"/>
-              </w:rPr>
-              <w:t xml:space="preserve">AC-01: บัญชีพนักงานขายเรียกเส้นทางของผู้จัดการ ทั้งไม่แนบโทเคน แนบโทเคนปลอม และแนบโทเคนบทบาทอื่น ถูกปฏิเสธทุกกรณีที่ฝั่งเซิร์ฟเวอร์</w:t>
+            <w:tcW w:w="1689" w:type="dxa"/>
+          </w:tcPr>
+          <w:tcPr/>
+          <w:p>
+            <w:pPr>
+              <w:pStyle w:val="Compact"/>
+            </w:pPr>
+            <w:r>
+              <w:rPr>
+                <w:sz w:val="30"/>
+                <w:szCs w:val="30"/>
+              </w:rPr>
+              <w:t xml:space="preserve">ทดสอบ (TC-01)</w:t>
+            </w:r>
+          </w:p>
+        </w:tc>
+        <w:tc>
+          <w:tcPr>
+            <w:tcW w:w="5583" w:type="dxa"/>
+          </w:tcPr>
+          <w:tcPr/>
+          <w:p>
+            <w:pPr>
+              <w:pStyle w:val="Compact"/>
+            </w:pPr>
+            <w:r>
+              <w:rPr>
+                <w:sz w:val="30"/>
+                <w:szCs w:val="30"/>
+              </w:rPr>
+              <w:t xml:space="preserve">AC-01: บัญชีพนักงานขายเรียกเส้นทางของผู้จัดการ ทั้งไม่แนบโทเคน แนบโทเคนปลอม และแนบโทเคนบทบาทอื่น ถูกปฏิเสธทุกกรณีที่ฝั่งเซิร์ฟเวอร์ · AC-12: เข้าสู่ระบบสำเร็จแล้วไปหน้าแรกของบทบาทและเห็นเฉพาะเมนูของตน</w:t>
             </w:r>
           </w:p>
         </w:tc>
@@ -7307,25 +7101,25 @@
         </w:tc>
         <w:tc>
           <w:tcPr>
-            <w:tcW w:w="4695" w:type="dxa"/>
-          </w:tcPr>
-          <w:tcPr/>
-          <w:p>
-            <w:pPr>
-              <w:pStyle w:val="Compact"/>
-            </w:pPr>
-            <w:r>
-              <w:rPr>
-                <w:sz w:val="30"/>
-                <w:szCs w:val="30"/>
-              </w:rPr>
-              <w:t xml:space="preserve">Test (TC-02)</w:t>
-            </w:r>
-          </w:p>
-        </w:tc>
-        <w:tc>
-          <w:tcPr>
-            <w:tcW w:w="2577" w:type="dxa"/>
+            <w:tcW w:w="1689" w:type="dxa"/>
+          </w:tcPr>
+          <w:tcPr/>
+          <w:p>
+            <w:pPr>
+              <w:pStyle w:val="Compact"/>
+            </w:pPr>
+            <w:r>
+              <w:rPr>
+                <w:sz w:val="30"/>
+                <w:szCs w:val="30"/>
+              </w:rPr>
+              <w:t xml:space="preserve">ทดสอบ (TC-02)</w:t>
+            </w:r>
+          </w:p>
+        </w:tc>
+        <w:tc>
+          <w:tcPr>
+            <w:tcW w:w="5583" w:type="dxa"/>
           </w:tcPr>
           <w:tcPr/>
           <w:p>
@@ -7367,37 +7161,37 @@
         </w:tc>
         <w:tc>
           <w:tcPr>
-            <w:tcW w:w="4695" w:type="dxa"/>
-          </w:tcPr>
-          <w:tcPr/>
-          <w:p>
-            <w:pPr>
-              <w:pStyle w:val="Compact"/>
-            </w:pPr>
-            <w:r>
-              <w:rPr>
-                <w:sz w:val="30"/>
-                <w:szCs w:val="30"/>
-              </w:rPr>
-              <w:t xml:space="preserve">Test (TC-03, TC-04)</w:t>
-            </w:r>
-          </w:p>
-        </w:tc>
-        <w:tc>
-          <w:tcPr>
-            <w:tcW w:w="2577" w:type="dxa"/>
-          </w:tcPr>
-          <w:tcPr/>
-          <w:p>
-            <w:pPr>
-              <w:pStyle w:val="Compact"/>
-            </w:pPr>
-            <w:r>
-              <w:rPr>
-                <w:sz w:val="30"/>
-                <w:szCs w:val="30"/>
-              </w:rPr>
-              <w:t xml:space="preserve">AC-03: ยอดรวมตรงกับการคำนวณด้วยมือและรหัส QR ระบุยอดเดียวกัน · AC-04: สร้างคำสั่งซื้อต่อเนื่องและพร้อมกันหลายรายการ เลขที่ไม่ซ้ำแม้แต่รายการเดียว</w:t>
+            <w:tcW w:w="1689" w:type="dxa"/>
+          </w:tcPr>
+          <w:tcPr/>
+          <w:p>
+            <w:pPr>
+              <w:pStyle w:val="Compact"/>
+            </w:pPr>
+            <w:r>
+              <w:rPr>
+                <w:sz w:val="30"/>
+                <w:szCs w:val="30"/>
+              </w:rPr>
+              <w:t xml:space="preserve">ทดสอบ (TC-03, TC-04)</w:t>
+            </w:r>
+          </w:p>
+        </w:tc>
+        <w:tc>
+          <w:tcPr>
+            <w:tcW w:w="5583" w:type="dxa"/>
+          </w:tcPr>
+          <w:tcPr/>
+          <w:p>
+            <w:pPr>
+              <w:pStyle w:val="Compact"/>
+            </w:pPr>
+            <w:r>
+              <w:rPr>
+                <w:sz w:val="30"/>
+                <w:szCs w:val="30"/>
+              </w:rPr>
+              <w:t xml:space="preserve">AC-03: ยอดรวมตรงกับการคำนวณด้วยมือและรหัสคิวอาร์ระบุยอดเดียวกัน · AC-04: สร้างคำสั่งซื้อต่อเนื่องและพร้อมกันหลายรายการ เลขที่ไม่ซ้ำแม้แต่รายการเดียว · AC-05: บริการพิมพ์ขัดข้องแล้วคำสั่งซื้อยังถูกบันทึกและเข้าคิวตามปกติ พร้อมแจ้งบนหน้าจอ</w:t>
             </w:r>
           </w:p>
         </w:tc>
@@ -7427,25 +7221,25 @@
         </w:tc>
         <w:tc>
           <w:tcPr>
-            <w:tcW w:w="4695" w:type="dxa"/>
-          </w:tcPr>
-          <w:tcPr/>
-          <w:p>
-            <w:pPr>
-              <w:pStyle w:val="Compact"/>
-            </w:pPr>
-            <w:r>
-              <w:rPr>
-                <w:sz w:val="30"/>
-                <w:szCs w:val="30"/>
-              </w:rPr>
-              <w:t xml:space="preserve">Test (TC-05)</w:t>
-            </w:r>
-          </w:p>
-        </w:tc>
-        <w:tc>
-          <w:tcPr>
-            <w:tcW w:w="2577" w:type="dxa"/>
+            <w:tcW w:w="1689" w:type="dxa"/>
+          </w:tcPr>
+          <w:tcPr/>
+          <w:p>
+            <w:pPr>
+              <w:pStyle w:val="Compact"/>
+            </w:pPr>
+            <w:r>
+              <w:rPr>
+                <w:sz w:val="30"/>
+                <w:szCs w:val="30"/>
+              </w:rPr>
+              <w:t xml:space="preserve">ทดสอบ (TC-05)</w:t>
+            </w:r>
+          </w:p>
+        </w:tc>
+        <w:tc>
+          <w:tcPr>
+            <w:tcW w:w="5583" w:type="dxa"/>
           </w:tcPr>
           <w:tcPr/>
           <w:p>
@@ -7487,25 +7281,25 @@
         </w:tc>
         <w:tc>
           <w:tcPr>
-            <w:tcW w:w="4695" w:type="dxa"/>
-          </w:tcPr>
-          <w:tcPr/>
-          <w:p>
-            <w:pPr>
-              <w:pStyle w:val="Compact"/>
-            </w:pPr>
-            <w:r>
-              <w:rPr>
-                <w:sz w:val="30"/>
-                <w:szCs w:val="30"/>
-              </w:rPr>
-              <w:t xml:space="preserve">Test (TC-06)</w:t>
-            </w:r>
-          </w:p>
-        </w:tc>
-        <w:tc>
-          <w:tcPr>
-            <w:tcW w:w="2577" w:type="dxa"/>
+            <w:tcW w:w="1689" w:type="dxa"/>
+          </w:tcPr>
+          <w:tcPr/>
+          <w:p>
+            <w:pPr>
+              <w:pStyle w:val="Compact"/>
+            </w:pPr>
+            <w:r>
+              <w:rPr>
+                <w:sz w:val="30"/>
+                <w:szCs w:val="30"/>
+              </w:rPr>
+              <w:t xml:space="preserve">ทดสอบ (TC-06)</w:t>
+            </w:r>
+          </w:p>
+        </w:tc>
+        <w:tc>
+          <w:tcPr>
+            <w:tcW w:w="5583" w:type="dxa"/>
           </w:tcPr>
           <w:tcPr/>
           <w:p>
@@ -7547,37 +7341,37 @@
         </w:tc>
         <w:tc>
           <w:tcPr>
-            <w:tcW w:w="4695" w:type="dxa"/>
-          </w:tcPr>
-          <w:tcPr/>
-          <w:p>
-            <w:pPr>
-              <w:pStyle w:val="Compact"/>
-            </w:pPr>
-            <w:r>
-              <w:rPr>
-                <w:sz w:val="30"/>
-                <w:szCs w:val="30"/>
-              </w:rPr>
-              <w:t xml:space="preserve">Test (TC-06, TC-08), Demo (TC-07)</w:t>
-            </w:r>
-          </w:p>
-        </w:tc>
-        <w:tc>
-          <w:tcPr>
-            <w:tcW w:w="2577" w:type="dxa"/>
-          </w:tcPr>
-          <w:tcPr/>
-          <w:p>
-            <w:pPr>
-              <w:pStyle w:val="Compact"/>
-            </w:pPr>
-            <w:r>
-              <w:rPr>
-                <w:sz w:val="30"/>
-                <w:szCs w:val="30"/>
-              </w:rPr>
-              <w:t xml:space="preserve">AC-07: สต็อกถูกหักเพียงครั้งเดียว · AC-08: สต็อกไม่พอแล้วธุรกรรมถูกยกเลิกทั้งหมด สถานะและยอดไม่เปลี่ยน · TC-07: จ่าย 20 คำสั่งซื้อแล้วนับของจริงตรงกับระบบทุกรายการ</w:t>
+            <w:tcW w:w="1689" w:type="dxa"/>
+          </w:tcPr>
+          <w:tcPr/>
+          <w:p>
+            <w:pPr>
+              <w:pStyle w:val="Compact"/>
+            </w:pPr>
+            <w:r>
+              <w:rPr>
+                <w:sz w:val="30"/>
+                <w:szCs w:val="30"/>
+              </w:rPr>
+              <w:t xml:space="preserve">ทดสอบ (TC-06, TC-07)</w:t>
+            </w:r>
+          </w:p>
+        </w:tc>
+        <w:tc>
+          <w:tcPr>
+            <w:tcW w:w="5583" w:type="dxa"/>
+          </w:tcPr>
+          <w:tcPr/>
+          <w:p>
+            <w:pPr>
+              <w:pStyle w:val="Compact"/>
+            </w:pPr>
+            <w:r>
+              <w:rPr>
+                <w:sz w:val="30"/>
+                <w:szCs w:val="30"/>
+              </w:rPr>
+              <w:t xml:space="preserve">AC-07: สต็อกถูกหักเพียงครั้งเดียว · AC-08: สต็อกไม่พอแล้วธุรกรรมถูกยกเลิกทั้งหมด สถานะและยอดไม่เปลี่ยน</w:t>
             </w:r>
           </w:p>
         </w:tc>
@@ -7607,25 +7401,25 @@
         </w:tc>
         <w:tc>
           <w:tcPr>
-            <w:tcW w:w="4695" w:type="dxa"/>
-          </w:tcPr>
-          <w:tcPr/>
-          <w:p>
-            <w:pPr>
-              <w:pStyle w:val="Compact"/>
-            </w:pPr>
-            <w:r>
-              <w:rPr>
-                <w:sz w:val="30"/>
-                <w:szCs w:val="30"/>
-              </w:rPr>
-              <w:t xml:space="preserve">Analysis (TC-09)</w:t>
-            </w:r>
-          </w:p>
-        </w:tc>
-        <w:tc>
-          <w:tcPr>
-            <w:tcW w:w="2577" w:type="dxa"/>
+            <w:tcW w:w="1689" w:type="dxa"/>
+          </w:tcPr>
+          <w:tcPr/>
+          <w:p>
+            <w:pPr>
+              <w:pStyle w:val="Compact"/>
+            </w:pPr>
+            <w:r>
+              <w:rPr>
+                <w:sz w:val="30"/>
+                <w:szCs w:val="30"/>
+              </w:rPr>
+              <w:t xml:space="preserve">วิเคราะห์ (TC-08)</w:t>
+            </w:r>
+          </w:p>
+        </w:tc>
+        <w:tc>
+          <w:tcPr>
+            <w:tcW w:w="5583" w:type="dxa"/>
           </w:tcPr>
           <w:tcPr/>
           <w:p>
@@ -7667,37 +7461,37 @@
         </w:tc>
         <w:tc>
           <w:tcPr>
-            <w:tcW w:w="4695" w:type="dxa"/>
-          </w:tcPr>
-          <w:tcPr/>
-          <w:p>
-            <w:pPr>
-              <w:pStyle w:val="Compact"/>
-            </w:pPr>
-            <w:r>
-              <w:rPr>
-                <w:sz w:val="30"/>
-                <w:szCs w:val="30"/>
-              </w:rPr>
-              <w:t xml:space="preserve">Test (TC-10, TC-11)</w:t>
-            </w:r>
-          </w:p>
-        </w:tc>
-        <w:tc>
-          <w:tcPr>
-            <w:tcW w:w="2577" w:type="dxa"/>
-          </w:tcPr>
-          <w:tcPr/>
-          <w:p>
-            <w:pPr>
-              <w:pStyle w:val="Compact"/>
-            </w:pPr>
-            <w:r>
-              <w:rPr>
-                <w:sz w:val="30"/>
-                <w:szCs w:val="30"/>
-              </w:rPr>
-              <w:t xml:space="preserve">AC-10: จ่ายสินค้าจนต่ำกว่าจุดสั่งซื้อเพิ่มแล้วระบบสร้างการแจ้งเตือนเองโดยไม่ต้องเปิดดู และไม่แจ้งซ้ำขณะที่ยังไม่อ่าน · TC-11: คิวค้างเกินเกณฑ์แล้วเกิดการแจ้งเตือนคิวค้าง</w:t>
+            <w:tcW w:w="1689" w:type="dxa"/>
+          </w:tcPr>
+          <w:tcPr/>
+          <w:p>
+            <w:pPr>
+              <w:pStyle w:val="Compact"/>
+            </w:pPr>
+            <w:r>
+              <w:rPr>
+                <w:sz w:val="30"/>
+                <w:szCs w:val="30"/>
+              </w:rPr>
+              <w:t xml:space="preserve">ทดสอบ (TC-09, TC-10)</w:t>
+            </w:r>
+          </w:p>
+        </w:tc>
+        <w:tc>
+          <w:tcPr>
+            <w:tcW w:w="5583" w:type="dxa"/>
+          </w:tcPr>
+          <w:tcPr/>
+          <w:p>
+            <w:pPr>
+              <w:pStyle w:val="Compact"/>
+            </w:pPr>
+            <w:r>
+              <w:rPr>
+                <w:sz w:val="30"/>
+                <w:szCs w:val="30"/>
+              </w:rPr>
+              <w:t xml:space="preserve">AC-10: จ่ายสินค้าจนต่ำกว่าจุดสั่งซื้อเพิ่มแล้วระบบสร้างการแจ้งเตือนเองโดยไม่ต้องเปิดดู และไม่แจ้งซ้ำขณะที่ยังไม่อ่าน · AC-13: คิวค้างเกินเกณฑ์แล้วเกิดการแจ้งเตือนคิวค้างที่ระบุเลขที่คำสั่งซื้อและเวลาที่รอ</w:t>
             </w:r>
           </w:p>
         </w:tc>
@@ -7727,37 +7521,37 @@
         </w:tc>
         <w:tc>
           <w:tcPr>
-            <w:tcW w:w="4695" w:type="dxa"/>
-          </w:tcPr>
-          <w:tcPr/>
-          <w:p>
-            <w:pPr>
-              <w:pStyle w:val="Compact"/>
-            </w:pPr>
-            <w:r>
-              <w:rPr>
-                <w:sz w:val="30"/>
-                <w:szCs w:val="30"/>
-              </w:rPr>
-              <w:t xml:space="preserve">Test (TC-12), Inspection</w:t>
-            </w:r>
-          </w:p>
-        </w:tc>
-        <w:tc>
-          <w:tcPr>
-            <w:tcW w:w="2577" w:type="dxa"/>
-          </w:tcPr>
-          <w:tcPr/>
-          <w:p>
-            <w:pPr>
-              <w:pStyle w:val="Compact"/>
-            </w:pPr>
-            <w:r>
-              <w:rPr>
-                <w:sz w:val="30"/>
-                <w:szCs w:val="30"/>
-              </w:rPr>
-              <w:t xml:space="preserve">AC-11: ค้นหาประวัติตามช่วงเวลาและประเภทการกระทำ ได้ผู้กระทำ เวลา และข้อมูลที่ถูกกระทำครบทุกแถว · Inspection: ทุกโมดูลเรียกบริการบันทึกประวัติในธุรกรรมเดียวกับงาน</w:t>
+            <w:tcW w:w="1689" w:type="dxa"/>
+          </w:tcPr>
+          <w:tcPr/>
+          <w:p>
+            <w:pPr>
+              <w:pStyle w:val="Compact"/>
+            </w:pPr>
+            <w:r>
+              <w:rPr>
+                <w:sz w:val="30"/>
+                <w:szCs w:val="30"/>
+              </w:rPr>
+              <w:t xml:space="preserve">ทดสอบ (TC-11), ตรวจพินิจ</w:t>
+            </w:r>
+          </w:p>
+        </w:tc>
+        <w:tc>
+          <w:tcPr>
+            <w:tcW w:w="5583" w:type="dxa"/>
+          </w:tcPr>
+          <w:tcPr/>
+          <w:p>
+            <w:pPr>
+              <w:pStyle w:val="Compact"/>
+            </w:pPr>
+            <w:r>
+              <w:rPr>
+                <w:sz w:val="30"/>
+                <w:szCs w:val="30"/>
+              </w:rPr>
+              <w:t xml:space="preserve">AC-11: ค้นหาประวัติตามช่วงเวลาและประเภทการกระทำ ได้ผู้กระทำ เวลา และข้อมูลที่ถูกกระทำครบทุกแถว · ตรวจพินิจ: ทุกโมดูลเรียกบริการบันทึกประวัติในธุรกรรมเดียวกับงาน</w:t>
             </w:r>
           </w:p>
         </w:tc>
@@ -7787,37 +7581,37 @@
         </w:tc>
         <w:tc>
           <w:tcPr>
-            <w:tcW w:w="4695" w:type="dxa"/>
-          </w:tcPr>
-          <w:tcPr/>
-          <w:p>
-            <w:pPr>
-              <w:pStyle w:val="Compact"/>
-            </w:pPr>
-            <w:r>
-              <w:rPr>
-                <w:sz w:val="30"/>
-                <w:szCs w:val="30"/>
-              </w:rPr>
-              <w:t xml:space="preserve">Test (TC-01), Inspection</w:t>
-            </w:r>
-          </w:p>
-        </w:tc>
-        <w:tc>
-          <w:tcPr>
-            <w:tcW w:w="2577" w:type="dxa"/>
-          </w:tcPr>
-          <w:tcPr/>
-          <w:p>
-            <w:pPr>
-              <w:pStyle w:val="Compact"/>
-            </w:pPr>
-            <w:r>
-              <w:rPr>
-                <w:sz w:val="30"/>
-                <w:szCs w:val="30"/>
-              </w:rPr>
-              <w:t xml:space="preserve">ถูกปฏิเสธทั้งสามกรณีของ TC-01 · Inspection: คอลัมน์รหัสผ่านในฐานข้อมูลเป็นค่าที่ผ่านการเข้ารหัสทุกแถว และข้อความเข้าสู่ระบบไม่สำเร็จเหมือนกันทุกกรณี</w:t>
+            <w:tcW w:w="1689" w:type="dxa"/>
+          </w:tcPr>
+          <w:tcPr/>
+          <w:p>
+            <w:pPr>
+              <w:pStyle w:val="Compact"/>
+            </w:pPr>
+            <w:r>
+              <w:rPr>
+                <w:sz w:val="30"/>
+                <w:szCs w:val="30"/>
+              </w:rPr>
+              <w:t xml:space="preserve">ทดสอบ (TC-01), ตรวจพินิจ</w:t>
+            </w:r>
+          </w:p>
+        </w:tc>
+        <w:tc>
+          <w:tcPr>
+            <w:tcW w:w="5583" w:type="dxa"/>
+          </w:tcPr>
+          <w:tcPr/>
+          <w:p>
+            <w:pPr>
+              <w:pStyle w:val="Compact"/>
+            </w:pPr>
+            <w:r>
+              <w:rPr>
+                <w:sz w:val="30"/>
+                <w:szCs w:val="30"/>
+              </w:rPr>
+              <w:t xml:space="preserve">ถูกปฏิเสธทั้งสามกรณีของ TC-01 · ตรวจพินิจ: คอลัมน์รหัสผ่านในฐานข้อมูลเป็นค่าที่ผ่านการเข้ารหัสทุกแถว และข้อความเข้าสู่ระบบไม่สำเร็จเหมือนกันทุกกรณี (AC-12)</w:t>
             </w:r>
           </w:p>
         </w:tc>
@@ -7847,25 +7641,25 @@
         </w:tc>
         <w:tc>
           <w:tcPr>
-            <w:tcW w:w="4695" w:type="dxa"/>
-          </w:tcPr>
-          <w:tcPr/>
-          <w:p>
-            <w:pPr>
-              <w:pStyle w:val="Compact"/>
-            </w:pPr>
-            <w:r>
-              <w:rPr>
-                <w:sz w:val="30"/>
-                <w:szCs w:val="30"/>
-              </w:rPr>
-              <w:t xml:space="preserve">Test (TC-05)</w:t>
-            </w:r>
-          </w:p>
-        </w:tc>
-        <w:tc>
-          <w:tcPr>
-            <w:tcW w:w="2577" w:type="dxa"/>
+            <w:tcW w:w="1689" w:type="dxa"/>
+          </w:tcPr>
+          <w:tcPr/>
+          <w:p>
+            <w:pPr>
+              <w:pStyle w:val="Compact"/>
+            </w:pPr>
+            <w:r>
+              <w:rPr>
+                <w:sz w:val="30"/>
+                <w:szCs w:val="30"/>
+              </w:rPr>
+              <w:t xml:space="preserve">ทดสอบ (TC-05)</w:t>
+            </w:r>
+          </w:p>
+        </w:tc>
+        <w:tc>
+          <w:tcPr>
+            <w:tcW w:w="5583" w:type="dxa"/>
           </w:tcPr>
           <w:tcPr/>
           <w:p>
@@ -7907,25 +7701,25 @@
         </w:tc>
         <w:tc>
           <w:tcPr>
-            <w:tcW w:w="4695" w:type="dxa"/>
-          </w:tcPr>
-          <w:tcPr/>
-          <w:p>
-            <w:pPr>
-              <w:pStyle w:val="Compact"/>
-            </w:pPr>
-            <w:r>
-              <w:rPr>
-                <w:sz w:val="30"/>
-                <w:szCs w:val="30"/>
-              </w:rPr>
-              <w:t xml:space="preserve">Demo</w:t>
-            </w:r>
-          </w:p>
-        </w:tc>
-        <w:tc>
-          <w:tcPr>
-            <w:tcW w:w="2577" w:type="dxa"/>
+            <w:tcW w:w="1689" w:type="dxa"/>
+          </w:tcPr>
+          <w:tcPr/>
+          <w:p>
+            <w:pPr>
+              <w:pStyle w:val="Compact"/>
+            </w:pPr>
+            <w:r>
+              <w:rPr>
+                <w:sz w:val="30"/>
+                <w:szCs w:val="30"/>
+              </w:rPr>
+              <w:t xml:space="preserve">สาธิต</w:t>
+            </w:r>
+          </w:p>
+        </w:tc>
+        <w:tc>
+          <w:tcPr>
+            <w:tcW w:w="5583" w:type="dxa"/>
           </w:tcPr>
           <w:tcPr/>
           <w:p>
@@ -7967,25 +7761,25 @@
         </w:tc>
         <w:tc>
           <w:tcPr>
-            <w:tcW w:w="4695" w:type="dxa"/>
-          </w:tcPr>
-          <w:tcPr/>
-          <w:p>
-            <w:pPr>
-              <w:pStyle w:val="Compact"/>
-            </w:pPr>
-            <w:r>
-              <w:rPr>
-                <w:sz w:val="30"/>
-                <w:szCs w:val="30"/>
-              </w:rPr>
-              <w:t xml:space="preserve">Test (TC-06)</w:t>
-            </w:r>
-          </w:p>
-        </w:tc>
-        <w:tc>
-          <w:tcPr>
-            <w:tcW w:w="2577" w:type="dxa"/>
+            <w:tcW w:w="1689" w:type="dxa"/>
+          </w:tcPr>
+          <w:tcPr/>
+          <w:p>
+            <w:pPr>
+              <w:pStyle w:val="Compact"/>
+            </w:pPr>
+            <w:r>
+              <w:rPr>
+                <w:sz w:val="30"/>
+                <w:szCs w:val="30"/>
+              </w:rPr>
+              <w:t xml:space="preserve">ทดสอบ (TC-06)</w:t>
+            </w:r>
+          </w:p>
+        </w:tc>
+        <w:tc>
+          <w:tcPr>
+            <w:tcW w:w="5583" w:type="dxa"/>
           </w:tcPr>
           <w:tcPr/>
           <w:p>
@@ -8027,37 +7821,37 @@
         </w:tc>
         <w:tc>
           <w:tcPr>
-            <w:tcW w:w="4695" w:type="dxa"/>
-          </w:tcPr>
-          <w:tcPr/>
-          <w:p>
-            <w:pPr>
-              <w:pStyle w:val="Compact"/>
-            </w:pPr>
-            <w:r>
-              <w:rPr>
-                <w:sz w:val="30"/>
-                <w:szCs w:val="30"/>
-              </w:rPr>
-              <w:t xml:space="preserve">Demo (TC-13)</w:t>
-            </w:r>
-          </w:p>
-        </w:tc>
-        <w:tc>
-          <w:tcPr>
-            <w:tcW w:w="2577" w:type="dxa"/>
-          </w:tcPr>
-          <w:tcPr/>
-          <w:p>
-            <w:pPr>
-              <w:pStyle w:val="Compact"/>
-            </w:pPr>
-            <w:r>
-              <w:rPr>
-                <w:sz w:val="30"/>
-                <w:szCs w:val="30"/>
-              </w:rPr>
-              <w:t xml:space="preserve">พิมพ์กับเครื่อง TM-T82 จริง ภาษาไทยถูกต้อง คอลัมน์ตรง และเสร็จภายใน 5 วินาที</w:t>
+            <w:tcW w:w="1689" w:type="dxa"/>
+          </w:tcPr>
+          <w:tcPr/>
+          <w:p>
+            <w:pPr>
+              <w:pStyle w:val="Compact"/>
+            </w:pPr>
+            <w:r>
+              <w:rPr>
+                <w:sz w:val="30"/>
+                <w:szCs w:val="30"/>
+              </w:rPr>
+              <w:t xml:space="preserve">สาธิต (TC-12)</w:t>
+            </w:r>
+          </w:p>
+        </w:tc>
+        <w:tc>
+          <w:tcPr>
+            <w:tcW w:w="5583" w:type="dxa"/>
+          </w:tcPr>
+          <w:tcPr/>
+          <w:p>
+            <w:pPr>
+              <w:pStyle w:val="Compact"/>
+            </w:pPr>
+            <w:r>
+              <w:rPr>
+                <w:sz w:val="30"/>
+                <w:szCs w:val="30"/>
+              </w:rPr>
+              <w:t xml:space="preserve">AC-14: พิมพ์กับเครื่องพิมพ์ความร้อนจริง ภาษาไทยถูกต้อง คอลัมน์ตรง และเสร็จภายใน 5 วินาที</w:t>
             </w:r>
           </w:p>
         </w:tc>
@@ -8087,37 +7881,37 @@
         </w:tc>
         <w:tc>
           <w:tcPr>
-            <w:tcW w:w="4695" w:type="dxa"/>
-          </w:tcPr>
-          <w:tcPr/>
-          <w:p>
-            <w:pPr>
-              <w:pStyle w:val="Compact"/>
-            </w:pPr>
-            <w:r>
-              <w:rPr>
-                <w:sz w:val="30"/>
-                <w:szCs w:val="30"/>
-              </w:rPr>
-              <w:t xml:space="preserve">Test (TC-14)</w:t>
-            </w:r>
-          </w:p>
-        </w:tc>
-        <w:tc>
-          <w:tcPr>
-            <w:tcW w:w="2577" w:type="dxa"/>
-          </w:tcPr>
-          <w:tcPr/>
-          <w:p>
-            <w:pPr>
-              <w:pStyle w:val="Compact"/>
-            </w:pPr>
-            <w:r>
-              <w:rPr>
-                <w:sz w:val="30"/>
-                <w:szCs w:val="30"/>
-              </w:rPr>
-              <w:t xml:space="preserve">10 เซสชันจากสามบทบาทใช้งานพร้อมกัน ไม่มีคำขอใดล้มเหลว</w:t>
+            <w:tcW w:w="1689" w:type="dxa"/>
+          </w:tcPr>
+          <w:tcPr/>
+          <w:p>
+            <w:pPr>
+              <w:pStyle w:val="Compact"/>
+            </w:pPr>
+            <w:r>
+              <w:rPr>
+                <w:sz w:val="30"/>
+                <w:szCs w:val="30"/>
+              </w:rPr>
+              <w:t xml:space="preserve">ทดสอบ (TC-13)</w:t>
+            </w:r>
+          </w:p>
+        </w:tc>
+        <w:tc>
+          <w:tcPr>
+            <w:tcW w:w="5583" w:type="dxa"/>
+          </w:tcPr>
+          <w:tcPr/>
+          <w:p>
+            <w:pPr>
+              <w:pStyle w:val="Compact"/>
+            </w:pPr>
+            <w:r>
+              <w:rPr>
+                <w:sz w:val="30"/>
+                <w:szCs w:val="30"/>
+              </w:rPr>
+              <w:t xml:space="preserve">AC-15: 10 เซสชันจากสามบทบาทใช้งานพร้อมกัน ไม่มีคำขอใดล้มเหลว</w:t>
             </w:r>
           </w:p>
         </w:tc>
@@ -8147,37 +7941,37 @@
         </w:tc>
         <w:tc>
           <w:tcPr>
-            <w:tcW w:w="4695" w:type="dxa"/>
-          </w:tcPr>
-          <w:tcPr/>
-          <w:p>
-            <w:pPr>
-              <w:pStyle w:val="Compact"/>
-            </w:pPr>
-            <w:r>
-              <w:rPr>
-                <w:sz w:val="30"/>
-                <w:szCs w:val="30"/>
-              </w:rPr>
-              <w:t xml:space="preserve">Demo</w:t>
-            </w:r>
-          </w:p>
-        </w:tc>
-        <w:tc>
-          <w:tcPr>
-            <w:tcW w:w="2577" w:type="dxa"/>
-          </w:tcPr>
-          <w:tcPr/>
-          <w:p>
-            <w:pPr>
-              <w:pStyle w:val="Compact"/>
-            </w:pPr>
-            <w:r>
-              <w:rPr>
-                <w:sz w:val="30"/>
-                <w:szCs w:val="30"/>
-              </w:rPr>
-              <w:t xml:space="preserve">เปิดทุกหน้าจอบน Chrome, Edge และ Firefox รุ่นล่าสุด ไม่มีข้อผิดพลาดในคอนโซล</w:t>
+            <w:tcW w:w="1689" w:type="dxa"/>
+          </w:tcPr>
+          <w:tcPr/>
+          <w:p>
+            <w:pPr>
+              <w:pStyle w:val="Compact"/>
+            </w:pPr>
+            <w:r>
+              <w:rPr>
+                <w:sz w:val="30"/>
+                <w:szCs w:val="30"/>
+              </w:rPr>
+              <w:t xml:space="preserve">สาธิต</w:t>
+            </w:r>
+          </w:p>
+        </w:tc>
+        <w:tc>
+          <w:tcPr>
+            <w:tcW w:w="5583" w:type="dxa"/>
+          </w:tcPr>
+          <w:tcPr/>
+          <w:p>
+            <w:pPr>
+              <w:pStyle w:val="Compact"/>
+            </w:pPr>
+            <w:r>
+              <w:rPr>
+                <w:sz w:val="30"/>
+                <w:szCs w:val="30"/>
+              </w:rPr>
+              <w:t xml:space="preserve">เปิดทุกหน้าจอบนโครม, เอดจ์และไฟร์ฟอกซ์ รุ่นล่าสุด ไม่มีข้อผิดพลาดในคอนโซล</w:t>
             </w:r>
           </w:p>
         </w:tc>
@@ -8207,25 +8001,25 @@
         </w:tc>
         <w:tc>
           <w:tcPr>
-            <w:tcW w:w="4695" w:type="dxa"/>
-          </w:tcPr>
-          <w:tcPr/>
-          <w:p>
-            <w:pPr>
-              <w:pStyle w:val="Compact"/>
-            </w:pPr>
-            <w:r>
-              <w:rPr>
-                <w:sz w:val="30"/>
-                <w:szCs w:val="30"/>
-              </w:rPr>
-              <w:t xml:space="preserve">Inspection</w:t>
-            </w:r>
-          </w:p>
-        </w:tc>
-        <w:tc>
-          <w:tcPr>
-            <w:tcW w:w="2577" w:type="dxa"/>
+            <w:tcW w:w="1689" w:type="dxa"/>
+          </w:tcPr>
+          <w:tcPr/>
+          <w:p>
+            <w:pPr>
+              <w:pStyle w:val="Compact"/>
+            </w:pPr>
+            <w:r>
+              <w:rPr>
+                <w:sz w:val="30"/>
+                <w:szCs w:val="30"/>
+              </w:rPr>
+              <w:t xml:space="preserve">ตรวจพินิจ</w:t>
+            </w:r>
+          </w:p>
+        </w:tc>
+        <w:tc>
+          <w:tcPr>
+            <w:tcW w:w="5583" w:type="dxa"/>
           </w:tcPr>
           <w:tcPr/>
           <w:p>
@@ -8267,25 +8061,25 @@
         </w:tc>
         <w:tc>
           <w:tcPr>
-            <w:tcW w:w="4695" w:type="dxa"/>
-          </w:tcPr>
-          <w:tcPr/>
-          <w:p>
-            <w:pPr>
-              <w:pStyle w:val="Compact"/>
-            </w:pPr>
-            <w:r>
-              <w:rPr>
-                <w:sz w:val="30"/>
-                <w:szCs w:val="30"/>
-              </w:rPr>
-              <w:t xml:space="preserve">Demo</w:t>
-            </w:r>
-          </w:p>
-        </w:tc>
-        <w:tc>
-          <w:tcPr>
-            <w:tcW w:w="2577" w:type="dxa"/>
+            <w:tcW w:w="1689" w:type="dxa"/>
+          </w:tcPr>
+          <w:tcPr/>
+          <w:p>
+            <w:pPr>
+              <w:pStyle w:val="Compact"/>
+            </w:pPr>
+            <w:r>
+              <w:rPr>
+                <w:sz w:val="30"/>
+                <w:szCs w:val="30"/>
+              </w:rPr>
+              <w:t xml:space="preserve">สาธิต</w:t>
+            </w:r>
+          </w:p>
+        </w:tc>
+        <w:tc>
+          <w:tcPr>
+            <w:tcW w:w="5583" w:type="dxa"/>
           </w:tcPr>
           <w:tcPr/>
           <w:p>
@@ -8337,7 +8131,7 @@
       <w:r>
         <w:drawing>
           <wp:inline>
-            <wp:extent cx="5270500" cy="9445220"/>
+            <wp:extent cx="5270500" cy="10323636"/>
             <wp:effectExtent b="0" l="0" r="0" t="0"/>
             <wp:docPr descr="แผนภาพกรณีการใช้งาน" title="" id="34" name="Picture"/>
             <a:graphic>
@@ -8358,7 +8152,7 @@
                   <pic:spPr bwMode="auto">
                     <a:xfrm>
                       <a:off x="0" y="0"/>
-                      <a:ext cx="5270500" cy="9445220"/>
+                      <a:ext cx="5270500" cy="10323636"/>
                     </a:xfrm>
                     <a:prstGeom prst="rect">
                       <a:avLst/>
@@ -8396,7 +8190,7 @@
       <w:r>
         <w:drawing>
           <wp:inline>
-            <wp:extent cx="5270500" cy="5843247"/>
+            <wp:extent cx="5270500" cy="5821922"/>
             <wp:effectExtent b="0" l="0" r="0" t="0"/>
             <wp:docPr descr="แผนภาพระดับคอนเทนเนอร์" title="" id="37" name="Picture"/>
             <a:graphic>
@@ -8417,7 +8211,7 @@
                   <pic:spPr bwMode="auto">
                     <a:xfrm>
                       <a:off x="0" y="0"/>
-                      <a:ext cx="5270500" cy="5843247"/>
+                      <a:ext cx="5270500" cy="5821922"/>
                     </a:xfrm>
                     <a:prstGeom prst="rect">
                       <a:avLst/>
@@ -8581,17 +8375,7 @@
         <w:pStyle w:val="FirstParagraph"/>
       </w:pPr>
       <w:r>
-        <w:rPr>
-          <w:b/>
-          <w:bCs/>
-        </w:rPr>
-        <w:t xml:space="preserve">หลักฐานจากหน้างาน</w:t>
-      </w:r>
-      <w:r>
-        <w:t xml:space="preserve"> </w:t>
-      </w:r>
-      <w:r>
-        <w:t xml:space="preserve">— ความต้องการทุกข้อในเอกสารนี้สืบย้อนไปยังปัญหาที่พบจากการสังเกตการณ์และสอบถามที่ร้านอำพรคอนกรีต (ปริญญานิพนธ์บทที่ 3 ตารางที่ 3.2 และ 3.12)</w:t>
+        <w:t xml:space="preserve">หลักฐานจากหน้างาน — ความต้องการทุกข้อในเอกสารนี้สืบย้อนไปยังปัญหาที่พบจากการสังเกตการณ์และสอบถามที่ร้านอำพรคอนกรีต (ปริญญานิพนธ์บทที่ 3 ตารางที่ 3.2 และ 3.12)</w:t>
       </w:r>
     </w:p>
     <w:tbl>
@@ -9258,17 +9042,7 @@
         <w:pStyle w:val="BodyText"/>
       </w:pPr>
       <w:r>
-        <w:rPr>
-          <w:b/>
-          <w:bCs/>
-        </w:rPr>
-        <w:t xml:space="preserve">ตัวอย่างข้อมูลสินค้า</w:t>
-      </w:r>
-      <w:r>
-        <w:t xml:space="preserve"> </w:t>
-      </w:r>
-      <w:r>
-        <w:t xml:space="preserve">— ร้านเก็บรายการสินค้าในไฟล์ตารางคำนวณ (Spreadsheet) ฉบับวันที่ 28 กรกฎาคม 2569 แยกเป็น 18 แผ่นงานตามหมวดหมู่ รวม 1,135 รายการ ข้อมูลตั้งต้นของระบบนำเข้าจากไฟล์นี้เฉพาะรายการที่มีรหัส ชื่อ และราคาครบถ้วน จำนวน 783 รายการ โดยใช้ชื่อแผ่นงานเป็นหมวดหมู่ ตัวอย่างห้ารายการ</w:t>
+        <w:t xml:space="preserve">ตัวอย่างข้อมูลสินค้า — ร้านเก็บรายการสินค้าในไฟล์ตารางคำนวณ ฉบับวันที่ 28 กรกฎาคม 2569 แยกเป็น 18 แผ่นงานตามหมวดหมู่ รวม 1,135 รายการ ข้อมูลตั้งต้นของระบบนำเข้าจากไฟล์นี้เฉพาะรายการที่มีรหัส ชื่อ และราคาครบถ้วน จำนวน 783 รายการใน 16 หมวดหมู่ โดยใช้ชื่อแผ่นงานเป็นหมวดหมู่ ส่วนแผ่นงานปูนและอุปกรณ์ช่างไม่มีรหัสสินค้าจึงยังไม่ได้นำเข้า ตัวอย่างห้ารายการ</w:t>
       </w:r>
     </w:p>
     <w:tbl>
@@ -10076,7 +9850,7 @@
         <w:pStyle w:val="FirstParagraph"/>
       </w:pPr>
       <w:r>
-        <w:t xml:space="preserve">รายการ REQ-ID ทั้งหมดในเอกสารนี้ต้องปรากฏในตารางสอบกลับความต้องการ (Requirements Traceability Matrix: RTM) ภาคผนวก ค ของปริญญานิพนธ์ เพื่อยืนยันการสอบกลับแบบสองทิศทาง</w:t>
+        <w:t xml:space="preserve">รายการ REQ-ID ทั้งหมดในเอกสารนี้ต้องปรากฏในตารางสอบกลับความต้องการ (RTM) ภาคผนวก ค ของปริญญานิพนธ์ เพื่อยืนยันการสอบกลับแบบสองทิศทาง</w:t>
       </w:r>
     </w:p>
     <w:tbl>
@@ -10096,10 +9870,10 @@
       </w:tblPr>
       <w:tblGrid>
         <w:gridCol w:w="1034"/>
-        <w:gridCol w:w="1991"/>
+        <w:gridCol w:w="2041"/>
         <w:gridCol w:w="1550"/>
-        <w:gridCol w:w="1590"/>
-        <w:gridCol w:w="2141"/>
+        <w:gridCol w:w="1595"/>
+        <w:gridCol w:w="2086"/>
       </w:tblGrid>
       <w:tr>
         <w:trPr>
@@ -10132,7 +9906,7 @@
         <w:tc>
           <w:tcPr>
             <w:shd w:val="clear" w:color="auto" w:fill="F2F2F2"/>
-            <w:tcW w:w="1991" w:type="dxa"/>
+            <w:tcW w:w="2041" w:type="dxa"/>
           </w:tcPr>
           <w:tcPr/>
           <w:p>
@@ -10175,7 +9949,7 @@
         <w:tc>
           <w:tcPr>
             <w:shd w:val="clear" w:color="auto" w:fill="F2F2F2"/>
-            <w:tcW w:w="1590" w:type="dxa"/>
+            <w:tcW w:w="1595" w:type="dxa"/>
           </w:tcPr>
           <w:tcPr/>
           <w:p>
@@ -10197,7 +9971,7 @@
         <w:tc>
           <w:tcPr>
             <w:shd w:val="clear" w:color="auto" w:fill="F2F2F2"/>
-            <w:tcW w:w="2141" w:type="dxa"/>
+            <w:tcW w:w="2086" w:type="dxa"/>
           </w:tcPr>
           <w:tcPr/>
           <w:p>
@@ -10242,7 +10016,7 @@
         </w:tc>
         <w:tc>
           <w:tcPr>
-            <w:tcW w:w="1991" w:type="dxa"/>
+            <w:tcW w:w="2041" w:type="dxa"/>
           </w:tcPr>
           <w:tcPr/>
           <w:p>
@@ -10279,7 +10053,7 @@
         </w:tc>
         <w:tc>
           <w:tcPr>
-            <w:tcW w:w="1590" w:type="dxa"/>
+            <w:tcW w:w="1595" w:type="dxa"/>
           </w:tcPr>
           <w:tcPr/>
           <w:p>
@@ -10298,20 +10072,20 @@
         </w:tc>
         <w:tc>
           <w:tcPr>
-            <w:tcW w:w="2141" w:type="dxa"/>
-          </w:tcPr>
-          <w:tcPr/>
-          <w:p>
-            <w:pPr>
-              <w:pStyle w:val="Compact"/>
-              <w:jc w:val="center"/>
-            </w:pPr>
-            <w:r>
-              <w:rPr>
-                <w:sz w:val="30"/>
-                <w:szCs w:val="30"/>
-              </w:rPr>
-              <w:t xml:space="preserve">AC-01 / TC-01</w:t>
+            <w:tcW w:w="2086" w:type="dxa"/>
+          </w:tcPr>
+          <w:tcPr/>
+          <w:p>
+            <w:pPr>
+              <w:pStyle w:val="Compact"/>
+              <w:jc w:val="center"/>
+            </w:pPr>
+            <w:r>
+              <w:rPr>
+                <w:sz w:val="30"/>
+                <w:szCs w:val="30"/>
+              </w:rPr>
+              <w:t xml:space="preserve">AC-01, AC-12 / TC-01</w:t>
             </w:r>
           </w:p>
         </w:tc>
@@ -10341,7 +10115,7 @@
         </w:tc>
         <w:tc>
           <w:tcPr>
-            <w:tcW w:w="1991" w:type="dxa"/>
+            <w:tcW w:w="2041" w:type="dxa"/>
           </w:tcPr>
           <w:tcPr/>
           <w:p>
@@ -10378,7 +10152,7 @@
         </w:tc>
         <w:tc>
           <w:tcPr>
-            <w:tcW w:w="1590" w:type="dxa"/>
+            <w:tcW w:w="1595" w:type="dxa"/>
           </w:tcPr>
           <w:tcPr/>
           <w:p>
@@ -10397,7 +10171,7 @@
         </w:tc>
         <w:tc>
           <w:tcPr>
-            <w:tcW w:w="2141" w:type="dxa"/>
+            <w:tcW w:w="2086" w:type="dxa"/>
           </w:tcPr>
           <w:tcPr/>
           <w:p>
@@ -10440,7 +10214,7 @@
         </w:tc>
         <w:tc>
           <w:tcPr>
-            <w:tcW w:w="1991" w:type="dxa"/>
+            <w:tcW w:w="2041" w:type="dxa"/>
           </w:tcPr>
           <w:tcPr/>
           <w:p>
@@ -10477,7 +10251,7 @@
         </w:tc>
         <w:tc>
           <w:tcPr>
-            <w:tcW w:w="1590" w:type="dxa"/>
+            <w:tcW w:w="1595" w:type="dxa"/>
           </w:tcPr>
           <w:tcPr/>
           <w:p>
@@ -10496,20 +10270,20 @@
         </w:tc>
         <w:tc>
           <w:tcPr>
-            <w:tcW w:w="2141" w:type="dxa"/>
-          </w:tcPr>
-          <w:tcPr/>
-          <w:p>
-            <w:pPr>
-              <w:pStyle w:val="Compact"/>
-              <w:jc w:val="center"/>
-            </w:pPr>
-            <w:r>
-              <w:rPr>
-                <w:sz w:val="30"/>
-                <w:szCs w:val="30"/>
-              </w:rPr>
-              <w:t xml:space="preserve">AC-03, AC-04 / TC-03, TC-04</w:t>
+            <w:tcW w:w="2086" w:type="dxa"/>
+          </w:tcPr>
+          <w:tcPr/>
+          <w:p>
+            <w:pPr>
+              <w:pStyle w:val="Compact"/>
+              <w:jc w:val="center"/>
+            </w:pPr>
+            <w:r>
+              <w:rPr>
+                <w:sz w:val="30"/>
+                <w:szCs w:val="30"/>
+              </w:rPr>
+              <w:t xml:space="preserve">AC-03, AC-04, AC-05 / TC-03, TC-04</w:t>
             </w:r>
           </w:p>
         </w:tc>
@@ -10539,7 +10313,7 @@
         </w:tc>
         <w:tc>
           <w:tcPr>
-            <w:tcW w:w="1991" w:type="dxa"/>
+            <w:tcW w:w="2041" w:type="dxa"/>
           </w:tcPr>
           <w:tcPr/>
           <w:p>
@@ -10576,7 +10350,7 @@
         </w:tc>
         <w:tc>
           <w:tcPr>
-            <w:tcW w:w="1590" w:type="dxa"/>
+            <w:tcW w:w="1595" w:type="dxa"/>
           </w:tcPr>
           <w:tcPr/>
           <w:p>
@@ -10595,7 +10369,7 @@
         </w:tc>
         <w:tc>
           <w:tcPr>
-            <w:tcW w:w="2141" w:type="dxa"/>
+            <w:tcW w:w="2086" w:type="dxa"/>
           </w:tcPr>
           <w:tcPr/>
           <w:p>
@@ -10638,7 +10412,7 @@
         </w:tc>
         <w:tc>
           <w:tcPr>
-            <w:tcW w:w="1991" w:type="dxa"/>
+            <w:tcW w:w="2041" w:type="dxa"/>
           </w:tcPr>
           <w:tcPr/>
           <w:p>
@@ -10675,7 +10449,7 @@
         </w:tc>
         <w:tc>
           <w:tcPr>
-            <w:tcW w:w="1590" w:type="dxa"/>
+            <w:tcW w:w="1595" w:type="dxa"/>
           </w:tcPr>
           <w:tcPr/>
           <w:p>
@@ -10694,7 +10468,7 @@
         </w:tc>
         <w:tc>
           <w:tcPr>
-            <w:tcW w:w="2141" w:type="dxa"/>
+            <w:tcW w:w="2086" w:type="dxa"/>
           </w:tcPr>
           <w:tcPr/>
           <w:p>
@@ -10737,7 +10511,7 @@
         </w:tc>
         <w:tc>
           <w:tcPr>
-            <w:tcW w:w="1991" w:type="dxa"/>
+            <w:tcW w:w="2041" w:type="dxa"/>
           </w:tcPr>
           <w:tcPr/>
           <w:p>
@@ -10774,7 +10548,7 @@
         </w:tc>
         <w:tc>
           <w:tcPr>
-            <w:tcW w:w="1590" w:type="dxa"/>
+            <w:tcW w:w="1595" w:type="dxa"/>
           </w:tcPr>
           <w:tcPr/>
           <w:p>
@@ -10793,20 +10567,20 @@
         </w:tc>
         <w:tc>
           <w:tcPr>
-            <w:tcW w:w="2141" w:type="dxa"/>
-          </w:tcPr>
-          <w:tcPr/>
-          <w:p>
-            <w:pPr>
-              <w:pStyle w:val="Compact"/>
-              <w:jc w:val="center"/>
-            </w:pPr>
-            <w:r>
-              <w:rPr>
-                <w:sz w:val="30"/>
-                <w:szCs w:val="30"/>
-              </w:rPr>
-              <w:t xml:space="preserve">AC-07, AC-08 / TC-06, TC-07, TC-08</w:t>
+            <w:tcW w:w="2086" w:type="dxa"/>
+          </w:tcPr>
+          <w:tcPr/>
+          <w:p>
+            <w:pPr>
+              <w:pStyle w:val="Compact"/>
+              <w:jc w:val="center"/>
+            </w:pPr>
+            <w:r>
+              <w:rPr>
+                <w:sz w:val="30"/>
+                <w:szCs w:val="30"/>
+              </w:rPr>
+              <w:t xml:space="preserve">AC-07, AC-08 / TC-06, TC-07</w:t>
             </w:r>
           </w:p>
         </w:tc>
@@ -10836,7 +10610,7 @@
         </w:tc>
         <w:tc>
           <w:tcPr>
-            <w:tcW w:w="1991" w:type="dxa"/>
+            <w:tcW w:w="2041" w:type="dxa"/>
           </w:tcPr>
           <w:tcPr/>
           <w:p>
@@ -10873,7 +10647,7 @@
         </w:tc>
         <w:tc>
           <w:tcPr>
-            <w:tcW w:w="1590" w:type="dxa"/>
+            <w:tcW w:w="1595" w:type="dxa"/>
           </w:tcPr>
           <w:tcPr/>
           <w:p>
@@ -10892,20 +10666,20 @@
         </w:tc>
         <w:tc>
           <w:tcPr>
-            <w:tcW w:w="2141" w:type="dxa"/>
-          </w:tcPr>
-          <w:tcPr/>
-          <w:p>
-            <w:pPr>
-              <w:pStyle w:val="Compact"/>
-              <w:jc w:val="center"/>
-            </w:pPr>
-            <w:r>
-              <w:rPr>
-                <w:sz w:val="30"/>
-                <w:szCs w:val="30"/>
-              </w:rPr>
-              <w:t xml:space="preserve">AC-09 / TC-09</w:t>
+            <w:tcW w:w="2086" w:type="dxa"/>
+          </w:tcPr>
+          <w:tcPr/>
+          <w:p>
+            <w:pPr>
+              <w:pStyle w:val="Compact"/>
+              <w:jc w:val="center"/>
+            </w:pPr>
+            <w:r>
+              <w:rPr>
+                <w:sz w:val="30"/>
+                <w:szCs w:val="30"/>
+              </w:rPr>
+              <w:t xml:space="preserve">AC-09 / TC-08</w:t>
             </w:r>
           </w:p>
         </w:tc>
@@ -10935,7 +10709,7 @@
         </w:tc>
         <w:tc>
           <w:tcPr>
-            <w:tcW w:w="1991" w:type="dxa"/>
+            <w:tcW w:w="2041" w:type="dxa"/>
           </w:tcPr>
           <w:tcPr/>
           <w:p>
@@ -10972,7 +10746,7 @@
         </w:tc>
         <w:tc>
           <w:tcPr>
-            <w:tcW w:w="1590" w:type="dxa"/>
+            <w:tcW w:w="1595" w:type="dxa"/>
           </w:tcPr>
           <w:tcPr/>
           <w:p>
@@ -10991,20 +10765,20 @@
         </w:tc>
         <w:tc>
           <w:tcPr>
-            <w:tcW w:w="2141" w:type="dxa"/>
-          </w:tcPr>
-          <w:tcPr/>
-          <w:p>
-            <w:pPr>
-              <w:pStyle w:val="Compact"/>
-              <w:jc w:val="center"/>
-            </w:pPr>
-            <w:r>
-              <w:rPr>
-                <w:sz w:val="30"/>
-                <w:szCs w:val="30"/>
-              </w:rPr>
-              <w:t xml:space="preserve">AC-10 / TC-10, TC-11</w:t>
+            <w:tcW w:w="2086" w:type="dxa"/>
+          </w:tcPr>
+          <w:tcPr/>
+          <w:p>
+            <w:pPr>
+              <w:pStyle w:val="Compact"/>
+              <w:jc w:val="center"/>
+            </w:pPr>
+            <w:r>
+              <w:rPr>
+                <w:sz w:val="30"/>
+                <w:szCs w:val="30"/>
+              </w:rPr>
+              <w:t xml:space="preserve">AC-10, AC-13 / TC-09, TC-10</w:t>
             </w:r>
           </w:p>
         </w:tc>
@@ -11034,7 +10808,7 @@
         </w:tc>
         <w:tc>
           <w:tcPr>
-            <w:tcW w:w="1991" w:type="dxa"/>
+            <w:tcW w:w="2041" w:type="dxa"/>
           </w:tcPr>
           <w:tcPr/>
           <w:p>
@@ -11071,7 +10845,7 @@
         </w:tc>
         <w:tc>
           <w:tcPr>
-            <w:tcW w:w="1590" w:type="dxa"/>
+            <w:tcW w:w="1595" w:type="dxa"/>
           </w:tcPr>
           <w:tcPr/>
           <w:p>
@@ -11090,20 +10864,20 @@
         </w:tc>
         <w:tc>
           <w:tcPr>
-            <w:tcW w:w="2141" w:type="dxa"/>
-          </w:tcPr>
-          <w:tcPr/>
-          <w:p>
-            <w:pPr>
-              <w:pStyle w:val="Compact"/>
-              <w:jc w:val="center"/>
-            </w:pPr>
-            <w:r>
-              <w:rPr>
-                <w:sz w:val="30"/>
-                <w:szCs w:val="30"/>
-              </w:rPr>
-              <w:t xml:space="preserve">AC-11 / TC-12</w:t>
+            <w:tcW w:w="2086" w:type="dxa"/>
+          </w:tcPr>
+          <w:tcPr/>
+          <w:p>
+            <w:pPr>
+              <w:pStyle w:val="Compact"/>
+              <w:jc w:val="center"/>
+            </w:pPr>
+            <w:r>
+              <w:rPr>
+                <w:sz w:val="30"/>
+                <w:szCs w:val="30"/>
+              </w:rPr>
+              <w:t xml:space="preserve">AC-11 / TC-11</w:t>
             </w:r>
           </w:p>
         </w:tc>
@@ -11133,7 +10907,7 @@
         </w:tc>
         <w:tc>
           <w:tcPr>
-            <w:tcW w:w="1991" w:type="dxa"/>
+            <w:tcW w:w="2041" w:type="dxa"/>
           </w:tcPr>
           <w:tcPr/>
           <w:p>
@@ -11170,7 +10944,7 @@
         </w:tc>
         <w:tc>
           <w:tcPr>
-            <w:tcW w:w="1590" w:type="dxa"/>
+            <w:tcW w:w="1595" w:type="dxa"/>
           </w:tcPr>
           <w:tcPr/>
           <w:p>
@@ -11189,20 +10963,20 @@
         </w:tc>
         <w:tc>
           <w:tcPr>
-            <w:tcW w:w="2141" w:type="dxa"/>
-          </w:tcPr>
-          <w:tcPr/>
-          <w:p>
-            <w:pPr>
-              <w:pStyle w:val="Compact"/>
-              <w:jc w:val="center"/>
-            </w:pPr>
-            <w:r>
-              <w:rPr>
-                <w:sz w:val="30"/>
-                <w:szCs w:val="30"/>
-              </w:rPr>
-              <w:t xml:space="preserve">TC-01</w:t>
+            <w:tcW w:w="2086" w:type="dxa"/>
+          </w:tcPr>
+          <w:tcPr/>
+          <w:p>
+            <w:pPr>
+              <w:pStyle w:val="Compact"/>
+              <w:jc w:val="center"/>
+            </w:pPr>
+            <w:r>
+              <w:rPr>
+                <w:sz w:val="30"/>
+                <w:szCs w:val="30"/>
+              </w:rPr>
+              <w:t xml:space="preserve">AC-12 / TC-01</w:t>
             </w:r>
           </w:p>
         </w:tc>
@@ -11232,7 +11006,7 @@
         </w:tc>
         <w:tc>
           <w:tcPr>
-            <w:tcW w:w="1991" w:type="dxa"/>
+            <w:tcW w:w="2041" w:type="dxa"/>
           </w:tcPr>
           <w:tcPr/>
           <w:p>
@@ -11269,7 +11043,7 @@
         </w:tc>
         <w:tc>
           <w:tcPr>
-            <w:tcW w:w="1590" w:type="dxa"/>
+            <w:tcW w:w="1595" w:type="dxa"/>
           </w:tcPr>
           <w:tcPr/>
           <w:p>
@@ -11288,7 +11062,7 @@
         </w:tc>
         <w:tc>
           <w:tcPr>
-            <w:tcW w:w="2141" w:type="dxa"/>
+            <w:tcW w:w="2086" w:type="dxa"/>
           </w:tcPr>
           <w:tcPr/>
           <w:p>
@@ -11331,7 +11105,7 @@
         </w:tc>
         <w:tc>
           <w:tcPr>
-            <w:tcW w:w="1991" w:type="dxa"/>
+            <w:tcW w:w="2041" w:type="dxa"/>
           </w:tcPr>
           <w:tcPr/>
           <w:p>
@@ -11368,7 +11142,7 @@
         </w:tc>
         <w:tc>
           <w:tcPr>
-            <w:tcW w:w="1590" w:type="dxa"/>
+            <w:tcW w:w="1595" w:type="dxa"/>
           </w:tcPr>
           <w:tcPr/>
           <w:p>
@@ -11387,20 +11161,20 @@
         </w:tc>
         <w:tc>
           <w:tcPr>
-            <w:tcW w:w="2141" w:type="dxa"/>
-          </w:tcPr>
-          <w:tcPr/>
-          <w:p>
-            <w:pPr>
-              <w:pStyle w:val="Compact"/>
-              <w:jc w:val="center"/>
-            </w:pPr>
-            <w:r>
-              <w:rPr>
-                <w:sz w:val="30"/>
-                <w:szCs w:val="30"/>
-              </w:rPr>
-              <w:t xml:space="preserve">Demo</w:t>
+            <w:tcW w:w="2086" w:type="dxa"/>
+          </w:tcPr>
+          <w:tcPr/>
+          <w:p>
+            <w:pPr>
+              <w:pStyle w:val="Compact"/>
+              <w:jc w:val="center"/>
+            </w:pPr>
+            <w:r>
+              <w:rPr>
+                <w:sz w:val="30"/>
+                <w:szCs w:val="30"/>
+              </w:rPr>
+              <w:t xml:space="preserve">สาธิต</w:t>
             </w:r>
           </w:p>
         </w:tc>
@@ -11430,7 +11204,7 @@
         </w:tc>
         <w:tc>
           <w:tcPr>
-            <w:tcW w:w="1991" w:type="dxa"/>
+            <w:tcW w:w="2041" w:type="dxa"/>
           </w:tcPr>
           <w:tcPr/>
           <w:p>
@@ -11467,7 +11241,7 @@
         </w:tc>
         <w:tc>
           <w:tcPr>
-            <w:tcW w:w="1590" w:type="dxa"/>
+            <w:tcW w:w="1595" w:type="dxa"/>
           </w:tcPr>
           <w:tcPr/>
           <w:p>
@@ -11486,7 +11260,7 @@
         </w:tc>
         <w:tc>
           <w:tcPr>
-            <w:tcW w:w="2141" w:type="dxa"/>
+            <w:tcW w:w="2086" w:type="dxa"/>
           </w:tcPr>
           <w:tcPr/>
           <w:p>
@@ -11529,7 +11303,7 @@
         </w:tc>
         <w:tc>
           <w:tcPr>
-            <w:tcW w:w="1991" w:type="dxa"/>
+            <w:tcW w:w="2041" w:type="dxa"/>
           </w:tcPr>
           <w:tcPr/>
           <w:p>
@@ -11566,7 +11340,7 @@
         </w:tc>
         <w:tc>
           <w:tcPr>
-            <w:tcW w:w="1590" w:type="dxa"/>
+            <w:tcW w:w="1595" w:type="dxa"/>
           </w:tcPr>
           <w:tcPr/>
           <w:p>
@@ -11585,20 +11359,20 @@
         </w:tc>
         <w:tc>
           <w:tcPr>
-            <w:tcW w:w="2141" w:type="dxa"/>
-          </w:tcPr>
-          <w:tcPr/>
-          <w:p>
-            <w:pPr>
-              <w:pStyle w:val="Compact"/>
-              <w:jc w:val="center"/>
-            </w:pPr>
-            <w:r>
-              <w:rPr>
-                <w:sz w:val="30"/>
-                <w:szCs w:val="30"/>
-              </w:rPr>
-              <w:t xml:space="preserve">TC-13</w:t>
+            <w:tcW w:w="2086" w:type="dxa"/>
+          </w:tcPr>
+          <w:tcPr/>
+          <w:p>
+            <w:pPr>
+              <w:pStyle w:val="Compact"/>
+              <w:jc w:val="center"/>
+            </w:pPr>
+            <w:r>
+              <w:rPr>
+                <w:sz w:val="30"/>
+                <w:szCs w:val="30"/>
+              </w:rPr>
+              <w:t xml:space="preserve">AC-14 / TC-12</w:t>
             </w:r>
           </w:p>
         </w:tc>
@@ -11628,7 +11402,7 @@
         </w:tc>
         <w:tc>
           <w:tcPr>
-            <w:tcW w:w="1991" w:type="dxa"/>
+            <w:tcW w:w="2041" w:type="dxa"/>
           </w:tcPr>
           <w:tcPr/>
           <w:p>
@@ -11665,7 +11439,7 @@
         </w:tc>
         <w:tc>
           <w:tcPr>
-            <w:tcW w:w="1590" w:type="dxa"/>
+            <w:tcW w:w="1595" w:type="dxa"/>
           </w:tcPr>
           <w:tcPr/>
           <w:p>
@@ -11684,20 +11458,20 @@
         </w:tc>
         <w:tc>
           <w:tcPr>
-            <w:tcW w:w="2141" w:type="dxa"/>
-          </w:tcPr>
-          <w:tcPr/>
-          <w:p>
-            <w:pPr>
-              <w:pStyle w:val="Compact"/>
-              <w:jc w:val="center"/>
-            </w:pPr>
-            <w:r>
-              <w:rPr>
-                <w:sz w:val="30"/>
-                <w:szCs w:val="30"/>
-              </w:rPr>
-              <w:t xml:space="preserve">TC-14</w:t>
+            <w:tcW w:w="2086" w:type="dxa"/>
+          </w:tcPr>
+          <w:tcPr/>
+          <w:p>
+            <w:pPr>
+              <w:pStyle w:val="Compact"/>
+              <w:jc w:val="center"/>
+            </w:pPr>
+            <w:r>
+              <w:rPr>
+                <w:sz w:val="30"/>
+                <w:szCs w:val="30"/>
+              </w:rPr>
+              <w:t xml:space="preserve">AC-15 / TC-13</w:t>
             </w:r>
           </w:p>
         </w:tc>
@@ -11727,7 +11501,7 @@
         </w:tc>
         <w:tc>
           <w:tcPr>
-            <w:tcW w:w="1991" w:type="dxa"/>
+            <w:tcW w:w="2041" w:type="dxa"/>
           </w:tcPr>
           <w:tcPr/>
           <w:p>
@@ -11764,7 +11538,7 @@
         </w:tc>
         <w:tc>
           <w:tcPr>
-            <w:tcW w:w="1590" w:type="dxa"/>
+            <w:tcW w:w="1595" w:type="dxa"/>
           </w:tcPr>
           <w:tcPr/>
           <w:p>
@@ -11783,20 +11557,20 @@
         </w:tc>
         <w:tc>
           <w:tcPr>
-            <w:tcW w:w="2141" w:type="dxa"/>
-          </w:tcPr>
-          <w:tcPr/>
-          <w:p>
-            <w:pPr>
-              <w:pStyle w:val="Compact"/>
-              <w:jc w:val="center"/>
-            </w:pPr>
-            <w:r>
-              <w:rPr>
-                <w:sz w:val="30"/>
-                <w:szCs w:val="30"/>
-              </w:rPr>
-              <w:t xml:space="preserve">Demo</w:t>
+            <w:tcW w:w="2086" w:type="dxa"/>
+          </w:tcPr>
+          <w:tcPr/>
+          <w:p>
+            <w:pPr>
+              <w:pStyle w:val="Compact"/>
+              <w:jc w:val="center"/>
+            </w:pPr>
+            <w:r>
+              <w:rPr>
+                <w:sz w:val="30"/>
+                <w:szCs w:val="30"/>
+              </w:rPr>
+              <w:t xml:space="preserve">สาธิต</w:t>
             </w:r>
           </w:p>
         </w:tc>
@@ -11826,7 +11600,7 @@
         </w:tc>
         <w:tc>
           <w:tcPr>
-            <w:tcW w:w="1991" w:type="dxa"/>
+            <w:tcW w:w="2041" w:type="dxa"/>
           </w:tcPr>
           <w:tcPr/>
           <w:p>
@@ -11863,7 +11637,7 @@
         </w:tc>
         <w:tc>
           <w:tcPr>
-            <w:tcW w:w="1590" w:type="dxa"/>
+            <w:tcW w:w="1595" w:type="dxa"/>
           </w:tcPr>
           <w:tcPr/>
           <w:p>
@@ -11882,20 +11656,20 @@
         </w:tc>
         <w:tc>
           <w:tcPr>
-            <w:tcW w:w="2141" w:type="dxa"/>
-          </w:tcPr>
-          <w:tcPr/>
-          <w:p>
-            <w:pPr>
-              <w:pStyle w:val="Compact"/>
-              <w:jc w:val="center"/>
-            </w:pPr>
-            <w:r>
-              <w:rPr>
-                <w:sz w:val="30"/>
-                <w:szCs w:val="30"/>
-              </w:rPr>
-              <w:t xml:space="preserve">Inspection</w:t>
+            <w:tcW w:w="2086" w:type="dxa"/>
+          </w:tcPr>
+          <w:tcPr/>
+          <w:p>
+            <w:pPr>
+              <w:pStyle w:val="Compact"/>
+              <w:jc w:val="center"/>
+            </w:pPr>
+            <w:r>
+              <w:rPr>
+                <w:sz w:val="30"/>
+                <w:szCs w:val="30"/>
+              </w:rPr>
+              <w:t xml:space="preserve">ตรวจพินิจ</w:t>
             </w:r>
           </w:p>
         </w:tc>
@@ -11925,7 +11699,7 @@
         </w:tc>
         <w:tc>
           <w:tcPr>
-            <w:tcW w:w="1991" w:type="dxa"/>
+            <w:tcW w:w="2041" w:type="dxa"/>
           </w:tcPr>
           <w:tcPr/>
           <w:p>
@@ -11962,7 +11736,7 @@
         </w:tc>
         <w:tc>
           <w:tcPr>
-            <w:tcW w:w="1590" w:type="dxa"/>
+            <w:tcW w:w="1595" w:type="dxa"/>
           </w:tcPr>
           <w:tcPr/>
           <w:p>
@@ -11981,20 +11755,20 @@
         </w:tc>
         <w:tc>
           <w:tcPr>
-            <w:tcW w:w="2141" w:type="dxa"/>
-          </w:tcPr>
-          <w:tcPr/>
-          <w:p>
-            <w:pPr>
-              <w:pStyle w:val="Compact"/>
-              <w:jc w:val="center"/>
-            </w:pPr>
-            <w:r>
-              <w:rPr>
-                <w:sz w:val="30"/>
-                <w:szCs w:val="30"/>
-              </w:rPr>
-              <w:t xml:space="preserve">Demo</w:t>
+            <w:tcW w:w="2086" w:type="dxa"/>
+          </w:tcPr>
+          <w:tcPr/>
+          <w:p>
+            <w:pPr>
+              <w:pStyle w:val="Compact"/>
+              <w:jc w:val="center"/>
+            </w:pPr>
+            <w:r>
+              <w:rPr>
+                <w:sz w:val="30"/>
+                <w:szCs w:val="30"/>
+              </w:rPr>
+              <w:t xml:space="preserve">สาธิต</w:t>
             </w:r>
           </w:p>
         </w:tc>
